--- a/CMA_Summaries_B2_Ch05.docx
+++ b/CMA_Summaries_B2_Ch05.docx
@@ -1420,7 +1420,7 @@
       <w:r>
         <w:drawing>
           <wp:inline distT="0" distB="0" distL="0" distR="0">
-            <wp:extent cx="5734050" cy="2421875"/>
+            <wp:extent cx="5734050" cy="1931475"/>
             <wp:effectExtent t="0" r="0" b="0" l="0"/>
             <wp:docPr id="1" name="" descr="" title=""/>
             <wp:cNvGraphicFramePr>
@@ -1445,7 +1445,7 @@
                   <pic:spPr bwMode="auto">
                     <a:xfrm>
                       <a:off x="0" y="0"/>
-                      <a:ext cx="5734050" cy="2421875"/>
+                      <a:ext cx="5734050" cy="1931475"/>
                     </a:xfrm>
                     <a:prstGeom prst="rect">
                       <a:avLst/>
@@ -1513,7 +1513,7 @@
                 <w:sz w:val="16"/>
                 <w:szCs w:val="16"/>
               </w:rPr>
-              <w:t xml:space="preserve">standard quantity allowed   ·   allocation base   ·   normal costing</w:t>
+              <w:t xml:space="preserve">standard costing   ·   normal costing   ·   actual costing</w:t>
             </w:r>
           </w:p>
         </w:tc>
@@ -2381,7 +2381,7 @@
                 <w:sz w:val="16"/>
                 <w:szCs w:val="16"/>
               </w:rPr>
-              <w:t xml:space="preserve">normal costing</w:t>
+              <w:t xml:space="preserve">actual costing</w:t>
             </w:r>
           </w:p>
         </w:tc>
@@ -2449,7 +2449,7 @@
                 <w:sz w:val="16"/>
                 <w:szCs w:val="16"/>
               </w:rPr>
-              <w:t xml:space="preserve">standard quantity allowed</w:t>
+              <w:t xml:space="preserve">standard costing</w:t>
             </w:r>
           </w:p>
         </w:tc>
@@ -2988,6 +2988,142 @@
                 <w:szCs w:val="16"/>
               </w:rPr>
               <w:t xml:space="preserve">limits   ·   whatever   ·   pricing   ·   arrives   ·   Beverages   ·   because   ·   assigned   ·   overhead</w:t>
+            </w:r>
+          </w:p>
+        </w:tc>
+      </w:tr>
+    </w:tbl>
+    <w:p/>
+    <w:p>
+      <w:pPr>
+        <w:spacing w:before="44" w:after="10"/>
+      </w:pPr>
+      <w:r>
+        <w:rPr>
+          <w:b/>
+          <w:bCs/>
+          <w:color w:val="353A7C"/>
+          <w:sz w:val="18"/>
+          <w:szCs w:val="18"/>
+        </w:rPr>
+        <w:t xml:space="preserve">The English this section uses, and its Arabic</w:t>
+      </w:r>
+    </w:p>
+    <w:p>
+      <w:pPr>
+        <w:spacing w:before="0" w:after="12"/>
+      </w:pPr>
+      <w:r>
+        <w:rPr>
+          <w:color w:val="6B7280"/>
+          <w:sz w:val="15"/>
+          <w:szCs w:val="15"/>
+        </w:rPr>
+        <w:t xml:space="preserve">Each term sits against what it means.</w:t>
+      </w:r>
+    </w:p>
+    <w:p>
+      <w:pPr>
+        <w:spacing w:after="40" w:before="90"/>
+        <w:jc w:val="center"/>
+      </w:pPr>
+      <w:r>
+        <w:drawing>
+          <wp:inline distT="0" distB="0" distL="0" distR="0">
+            <wp:extent cx="5734050" cy="1931475"/>
+            <wp:effectExtent t="0" r="0" b="0" l="0"/>
+            <wp:docPr id="1" name="" descr="" title=""/>
+            <wp:cNvGraphicFramePr>
+              <a:graphicFrameLocks xmlns:a="http://schemas.openxmlformats.org/drawingml/2006/main" noChangeAspect="1"/>
+            </wp:cNvGraphicFramePr>
+            <a:graphic xmlns:a="http://schemas.openxmlformats.org/drawingml/2006/main">
+              <a:graphicData uri="http://schemas.openxmlformats.org/drawingml/2006/picture">
+                <pic:pic xmlns:pic="http://schemas.openxmlformats.org/drawingml/2006/picture">
+                  <pic:nvPicPr>
+                    <pic:cNvPr id="0" name="" descr=""/>
+                    <pic:cNvPicPr>
+                      <a:picLocks noChangeAspect="1" noChangeArrowheads="1"/>
+                    </pic:cNvPicPr>
+                  </pic:nvPicPr>
+                  <pic:blipFill>
+                    <a:blip r:embed="rId103" cstate="none"/>
+                    <a:srcRect/>
+                    <a:stretch>
+                      <a:fillRect/>
+                    </a:stretch>
+                  </pic:blipFill>
+                  <pic:spPr bwMode="auto">
+                    <a:xfrm>
+                      <a:off x="0" y="0"/>
+                      <a:ext cx="5734050" cy="1931475"/>
+                    </a:xfrm>
+                    <a:prstGeom prst="rect">
+                      <a:avLst/>
+                    </a:prstGeom>
+                  </pic:spPr>
+                </pic:pic>
+              </a:graphicData>
+            </a:graphic>
+          </wp:inline>
+        </w:drawing>
+      </w:r>
+    </w:p>
+    <w:tbl>
+      <w:tblPr>
+        <w:tblW w:type="pct" w:w="100%"/>
+        <w:tblLayout w:type="fixed"/>
+        <w:tblBorders>
+          <w:top w:val="single" w:color="FBFAF6" w:sz="4"/>
+          <w:left w:val="single" w:color="FBFAF6" w:sz="4"/>
+          <w:bottom w:val="single" w:color="FBFAF6" w:sz="4"/>
+          <w:right w:val="single" w:color="FBFAF6" w:sz="4"/>
+          <w:insideH w:val="single" w:color="FBFAF6" w:sz="4"/>
+          <w:insideV w:val="single" w:color="FBFAF6" w:sz="4"/>
+        </w:tblBorders>
+      </w:tblPr>
+      <w:tblGrid>
+        <w:gridCol w:w="9600"/>
+      </w:tblGrid>
+      <w:tr>
+        <w:tc>
+          <w:tcPr>
+            <w:tcW w:type="pct" w:w="5000"/>
+            <w:shd w:fill="FBFAF6" w:val="clear"/>
+            <w:tcMar>
+              <w:top w:type="dxa" w:w="40"/>
+              <w:left w:type="dxa" w:w="100"/>
+              <w:bottom w:type="dxa" w:w="40"/>
+              <w:right w:type="dxa" w:w="100"/>
+            </w:tcMar>
+          </w:tcPr>
+          <w:p>
+            <w:pPr>
+              <w:spacing w:before="18" w:after="6"/>
+            </w:pPr>
+            <w:r>
+              <w:rPr>
+                <w:b/>
+                <w:bCs/>
+                <w:color w:val="6B7280"/>
+                <w:sz w:val="14"/>
+                <w:szCs w:val="14"/>
+              </w:rPr>
+              <w:t xml:space="preserve">word list</w:t>
+            </w:r>
+          </w:p>
+          <w:p>
+            <w:pPr>
+              <w:spacing w:before="0" w:after="18"/>
+            </w:pPr>
+            <w:r>
+              <w:rPr>
+                <w:b/>
+                <w:bCs/>
+                <w:color w:val="353A7C"/>
+                <w:sz w:val="16"/>
+                <w:szCs w:val="16"/>
+              </w:rPr>
+              <w:t xml:space="preserve">normal costing   ·   variable overhead   ·   actual costing</w:t>
             </w:r>
           </w:p>
         </w:tc>
@@ -3117,14 +3253,14 @@
                 <w:sz w:val="16"/>
                 <w:szCs w:val="16"/>
               </w:rPr>
-              <w:t xml:space="preserve">5  </w:t>
-            </w:r>
-            <w:r>
-              <w:rPr>
-                <w:sz w:val="16"/>
-                <w:szCs w:val="16"/>
-              </w:rPr>
-              <w:t xml:space="preserve">pricing</w:t>
+              <w:t xml:space="preserve">6  </w:t>
+            </w:r>
+            <w:r>
+              <w:rPr>
+                <w:sz w:val="16"/>
+                <w:szCs w:val="16"/>
+              </w:rPr>
+              <w:t xml:space="preserve">because</w:t>
             </w:r>
           </w:p>
         </w:tc>
@@ -3185,14 +3321,14 @@
                 <w:sz w:val="16"/>
                 <w:szCs w:val="16"/>
               </w:rPr>
-              <w:t xml:space="preserve">6  </w:t>
-            </w:r>
-            <w:r>
-              <w:rPr>
-                <w:sz w:val="16"/>
-                <w:szCs w:val="16"/>
-              </w:rPr>
-              <w:t xml:space="preserve">because</w:t>
+              <w:t xml:space="preserve">7  </w:t>
+            </w:r>
+            <w:r>
+              <w:rPr>
+                <w:sz w:val="16"/>
+                <w:szCs w:val="16"/>
+              </w:rPr>
+              <w:t xml:space="preserve">whatever</w:t>
             </w:r>
           </w:p>
         </w:tc>
@@ -3253,14 +3389,14 @@
                 <w:sz w:val="16"/>
                 <w:szCs w:val="16"/>
               </w:rPr>
-              <w:t xml:space="preserve">7  </w:t>
-            </w:r>
-            <w:r>
-              <w:rPr>
-                <w:sz w:val="16"/>
-                <w:szCs w:val="16"/>
-              </w:rPr>
-              <w:t xml:space="preserve">whatever</w:t>
+              <w:t xml:space="preserve">8  </w:t>
+            </w:r>
+            <w:r>
+              <w:rPr>
+                <w:sz w:val="16"/>
+                <w:szCs w:val="16"/>
+              </w:rPr>
+              <w:t xml:space="preserve">actual costing</w:t>
             </w:r>
           </w:p>
         </w:tc>
@@ -3296,6 +3432,74 @@
                 <w:szCs w:val="16"/>
               </w:rPr>
               <w:t xml:space="preserve">arrives</w:t>
+            </w:r>
+          </w:p>
+        </w:tc>
+        <w:tc>
+          <w:tcPr>
+            <w:tcW w:type="pct" w:w="2500"/>
+            <w:tcMar>
+              <w:top w:type="dxa" w:w="20"/>
+              <w:left w:type="dxa" w:w="80"/>
+              <w:bottom w:type="dxa" w:w="20"/>
+              <w:right w:type="dxa" w:w="80"/>
+            </w:tcMar>
+          </w:tcPr>
+          <w:p>
+            <w:pPr>
+              <w:spacing w:before="12" w:after="12"/>
+            </w:pPr>
+            <w:r>
+              <w:rPr>
+                <w:b/>
+                <w:bCs/>
+                <w:color w:val="8186EF"/>
+                <w:sz w:val="16"/>
+                <w:szCs w:val="16"/>
+              </w:rPr>
+              <w:t xml:space="preserve">9  </w:t>
+            </w:r>
+            <w:r>
+              <w:rPr>
+                <w:sz w:val="16"/>
+                <w:szCs w:val="16"/>
+              </w:rPr>
+              <w:t xml:space="preserve">variable overhead</w:t>
+            </w:r>
+          </w:p>
+        </w:tc>
+      </w:tr>
+      <w:tr>
+        <w:tc>
+          <w:tcPr>
+            <w:tcW w:type="pct" w:w="2500"/>
+            <w:tcMar>
+              <w:top w:type="dxa" w:w="20"/>
+              <w:left w:type="dxa" w:w="80"/>
+              <w:bottom w:type="dxa" w:w="20"/>
+              <w:right w:type="dxa" w:w="80"/>
+            </w:tcMar>
+          </w:tcPr>
+          <w:p>
+            <w:pPr>
+              <w:spacing w:before="12" w:after="12"/>
+            </w:pPr>
+            <w:r>
+              <w:rPr>
+                <w:b/>
+                <w:bCs/>
+                <w:color w:val="8186EF"/>
+                <w:sz w:val="16"/>
+                <w:szCs w:val="16"/>
+              </w:rPr>
+              <w:t xml:space="preserve">5  </w:t>
+            </w:r>
+            <w:r>
+              <w:rPr>
+                <w:sz w:val="16"/>
+                <w:szCs w:val="16"/>
+              </w:rPr>
+              <w:t xml:space="preserve">pricing</w:t>
             </w:r>
           </w:p>
         </w:tc>
@@ -4105,7 +4309,7 @@
                     </pic:cNvPicPr>
                   </pic:nvPicPr>
                   <pic:blipFill>
-                    <a:blip r:embed="rId103" cstate="none"/>
+                    <a:blip r:embed="rId104" cstate="none"/>
                     <a:srcRect/>
                     <a:stretch>
                       <a:fillRect/>
@@ -5442,7 +5646,7 @@
                     </pic:cNvPicPr>
                   </pic:nvPicPr>
                   <pic:blipFill>
-                    <a:blip r:embed="rId104" cstate="none"/>
+                    <a:blip r:embed="rId105" cstate="none"/>
                     <a:srcRect/>
                     <a:stretch>
                       <a:fillRect/>
@@ -5814,6 +6018,154 @@
                 <w:szCs w:val="16"/>
               </w:rPr>
               <w:t xml:space="preserve">overhead   ·   approximate   ·   Standards   ·   reviewed   ·   normal</w:t>
+            </w:r>
+          </w:p>
+        </w:tc>
+      </w:tr>
+    </w:tbl>
+    <w:p/>
+    <w:p>
+      <w:pPr>
+        <w:pageBreakBefore w:val="true"/>
+        <w:spacing w:after="0"/>
+      </w:pPr>
+      <w:r>
+        <w:rPr>
+          <w:sz w:val="2"/>
+        </w:rPr>
+        <w:t xml:space="preserve"> </w:t>
+      </w:r>
+    </w:p>
+    <w:p>
+      <w:pPr>
+        <w:spacing w:before="44" w:after="10"/>
+      </w:pPr>
+      <w:r>
+        <w:rPr>
+          <w:b/>
+          <w:bCs/>
+          <w:color w:val="353A7C"/>
+          <w:sz w:val="18"/>
+          <w:szCs w:val="18"/>
+        </w:rPr>
+        <w:t xml:space="preserve">The English this section uses, and its Arabic</w:t>
+      </w:r>
+    </w:p>
+    <w:p>
+      <w:pPr>
+        <w:spacing w:before="0" w:after="12"/>
+      </w:pPr>
+      <w:r>
+        <w:rPr>
+          <w:color w:val="6B7280"/>
+          <w:sz w:val="15"/>
+          <w:szCs w:val="15"/>
+        </w:rPr>
+        <w:t xml:space="preserve">Each term sits against what it means.</w:t>
+      </w:r>
+    </w:p>
+    <w:p>
+      <w:pPr>
+        <w:spacing w:after="40" w:before="90"/>
+        <w:jc w:val="center"/>
+      </w:pPr>
+      <w:r>
+        <w:drawing>
+          <wp:inline distT="0" distB="0" distL="0" distR="0">
+            <wp:extent cx="5734050" cy="2074825"/>
+            <wp:effectExtent t="0" r="0" b="0" l="0"/>
+            <wp:docPr id="1" name="" descr="" title=""/>
+            <wp:cNvGraphicFramePr>
+              <a:graphicFrameLocks xmlns:a="http://schemas.openxmlformats.org/drawingml/2006/main" noChangeAspect="1"/>
+            </wp:cNvGraphicFramePr>
+            <a:graphic xmlns:a="http://schemas.openxmlformats.org/drawingml/2006/main">
+              <a:graphicData uri="http://schemas.openxmlformats.org/drawingml/2006/picture">
+                <pic:pic xmlns:pic="http://schemas.openxmlformats.org/drawingml/2006/picture">
+                  <pic:nvPicPr>
+                    <pic:cNvPr id="0" name="" descr=""/>
+                    <pic:cNvPicPr>
+                      <a:picLocks noChangeAspect="1" noChangeArrowheads="1"/>
+                    </pic:cNvPicPr>
+                  </pic:nvPicPr>
+                  <pic:blipFill>
+                    <a:blip r:embed="rId106" cstate="none"/>
+                    <a:srcRect/>
+                    <a:stretch>
+                      <a:fillRect/>
+                    </a:stretch>
+                  </pic:blipFill>
+                  <pic:spPr bwMode="auto">
+                    <a:xfrm>
+                      <a:off x="0" y="0"/>
+                      <a:ext cx="5734050" cy="2074825"/>
+                    </a:xfrm>
+                    <a:prstGeom prst="rect">
+                      <a:avLst/>
+                    </a:prstGeom>
+                  </pic:spPr>
+                </pic:pic>
+              </a:graphicData>
+            </a:graphic>
+          </wp:inline>
+        </w:drawing>
+      </w:r>
+    </w:p>
+    <w:tbl>
+      <w:tblPr>
+        <w:tblW w:type="pct" w:w="100%"/>
+        <w:tblLayout w:type="fixed"/>
+        <w:tblBorders>
+          <w:top w:val="single" w:color="FBFAF6" w:sz="4"/>
+          <w:left w:val="single" w:color="FBFAF6" w:sz="4"/>
+          <w:bottom w:val="single" w:color="FBFAF6" w:sz="4"/>
+          <w:right w:val="single" w:color="FBFAF6" w:sz="4"/>
+          <w:insideH w:val="single" w:color="FBFAF6" w:sz="4"/>
+          <w:insideV w:val="single" w:color="FBFAF6" w:sz="4"/>
+        </w:tblBorders>
+      </w:tblPr>
+      <w:tblGrid>
+        <w:gridCol w:w="9600"/>
+      </w:tblGrid>
+      <w:tr>
+        <w:tc>
+          <w:tcPr>
+            <w:tcW w:type="pct" w:w="5000"/>
+            <w:shd w:fill="FBFAF6" w:val="clear"/>
+            <w:tcMar>
+              <w:top w:type="dxa" w:w="40"/>
+              <w:left w:type="dxa" w:w="100"/>
+              <w:bottom w:type="dxa" w:w="40"/>
+              <w:right w:type="dxa" w:w="100"/>
+            </w:tcMar>
+          </w:tcPr>
+          <w:p>
+            <w:pPr>
+              <w:spacing w:before="18" w:after="6"/>
+            </w:pPr>
+            <w:r>
+              <w:rPr>
+                <w:b/>
+                <w:bCs/>
+                <w:color w:val="6B7280"/>
+                <w:sz w:val="14"/>
+                <w:szCs w:val="14"/>
+              </w:rPr>
+              <w:t xml:space="preserve">word list</w:t>
+            </w:r>
+          </w:p>
+          <w:p>
+            <w:pPr>
+              <w:spacing w:before="0" w:after="18"/>
+            </w:pPr>
+            <w:r>
+              <w:rPr>
+                <w:b/>
+                <w:bCs/>
+                <w:color w:val="353A7C"/>
+                <w:sz w:val="16"/>
+                <w:szCs w:val="16"/>
+              </w:rPr>
+              <w:t xml:space="preserve">variable overhead   ·   normal costing   ·   standard costing</w:t>
             </w:r>
           </w:p>
         </w:tc>
@@ -6148,14 +6500,14 @@
                 <w:sz w:val="16"/>
                 <w:szCs w:val="16"/>
               </w:rPr>
-              <w:t xml:space="preserve">7  </w:t>
-            </w:r>
-            <w:r>
-              <w:rPr>
-                <w:sz w:val="16"/>
-                <w:szCs w:val="16"/>
-              </w:rPr>
-              <w:t xml:space="preserve">Standard cost of May output</w:t>
+              <w:t xml:space="preserve">8  </w:t>
+            </w:r>
+            <w:r>
+              <w:rPr>
+                <w:sz w:val="16"/>
+                <w:szCs w:val="16"/>
+              </w:rPr>
+              <w:t xml:space="preserve">overhead</w:t>
             </w:r>
           </w:p>
         </w:tc>
@@ -6216,14 +6568,14 @@
                 <w:sz w:val="16"/>
                 <w:szCs w:val="16"/>
               </w:rPr>
-              <w:t xml:space="preserve">8  </w:t>
-            </w:r>
-            <w:r>
-              <w:rPr>
-                <w:sz w:val="16"/>
-                <w:szCs w:val="16"/>
-              </w:rPr>
-              <w:t xml:space="preserve">overhead</w:t>
+              <w:t xml:space="preserve">9  </w:t>
+            </w:r>
+            <w:r>
+              <w:rPr>
+                <w:sz w:val="16"/>
+                <w:szCs w:val="16"/>
+              </w:rPr>
+              <w:t xml:space="preserve">normal</w:t>
             </w:r>
           </w:p>
         </w:tc>
@@ -6284,14 +6636,14 @@
                 <w:sz w:val="16"/>
                 <w:szCs w:val="16"/>
               </w:rPr>
-              <w:t xml:space="preserve">9  </w:t>
-            </w:r>
-            <w:r>
-              <w:rPr>
-                <w:sz w:val="16"/>
-                <w:szCs w:val="16"/>
-              </w:rPr>
-              <w:t xml:space="preserve">normal</w:t>
+              <w:t xml:space="preserve">10  </w:t>
+            </w:r>
+            <w:r>
+              <w:rPr>
+                <w:sz w:val="16"/>
+                <w:szCs w:val="16"/>
+              </w:rPr>
+              <w:t xml:space="preserve">approximate</w:t>
             </w:r>
           </w:p>
         </w:tc>
@@ -6352,14 +6704,14 @@
                 <w:sz w:val="16"/>
                 <w:szCs w:val="16"/>
               </w:rPr>
-              <w:t xml:space="preserve">10  </w:t>
-            </w:r>
-            <w:r>
-              <w:rPr>
-                <w:sz w:val="16"/>
-                <w:szCs w:val="16"/>
-              </w:rPr>
-              <w:t xml:space="preserve">approximate</w:t>
+              <w:t xml:space="preserve">11  </w:t>
+            </w:r>
+            <w:r>
+              <w:rPr>
+                <w:sz w:val="16"/>
+                <w:szCs w:val="16"/>
+              </w:rPr>
+              <w:t xml:space="preserve">Standards</w:t>
             </w:r>
           </w:p>
         </w:tc>
@@ -6420,14 +6772,14 @@
                 <w:sz w:val="16"/>
                 <w:szCs w:val="16"/>
               </w:rPr>
-              <w:t xml:space="preserve">11  </w:t>
-            </w:r>
-            <w:r>
-              <w:rPr>
-                <w:sz w:val="16"/>
-                <w:szCs w:val="16"/>
-              </w:rPr>
-              <w:t xml:space="preserve">Standards</w:t>
+              <w:t xml:space="preserve">12  </w:t>
+            </w:r>
+            <w:r>
+              <w:rPr>
+                <w:sz w:val="16"/>
+                <w:szCs w:val="16"/>
+              </w:rPr>
+              <w:t xml:space="preserve">normal costing</w:t>
             </w:r>
           </w:p>
         </w:tc>
@@ -6463,6 +6815,74 @@
                 <w:szCs w:val="16"/>
               </w:rPr>
               <w:t xml:space="preserve">repetitive</w:t>
+            </w:r>
+          </w:p>
+        </w:tc>
+        <w:tc>
+          <w:tcPr>
+            <w:tcW w:type="pct" w:w="2500"/>
+            <w:tcMar>
+              <w:top w:type="dxa" w:w="20"/>
+              <w:left w:type="dxa" w:w="80"/>
+              <w:bottom w:type="dxa" w:w="20"/>
+              <w:right w:type="dxa" w:w="80"/>
+            </w:tcMar>
+          </w:tcPr>
+          <w:p>
+            <w:pPr>
+              <w:spacing w:before="12" w:after="12"/>
+            </w:pPr>
+            <w:r>
+              <w:rPr>
+                <w:b/>
+                <w:bCs/>
+                <w:color w:val="8186EF"/>
+                <w:sz w:val="16"/>
+                <w:szCs w:val="16"/>
+              </w:rPr>
+              <w:t xml:space="preserve">13  </w:t>
+            </w:r>
+            <w:r>
+              <w:rPr>
+                <w:sz w:val="16"/>
+                <w:szCs w:val="16"/>
+              </w:rPr>
+              <w:t xml:space="preserve">standard costing</w:t>
+            </w:r>
+          </w:p>
+        </w:tc>
+      </w:tr>
+      <w:tr>
+        <w:tc>
+          <w:tcPr>
+            <w:tcW w:type="pct" w:w="2500"/>
+            <w:tcMar>
+              <w:top w:type="dxa" w:w="20"/>
+              <w:left w:type="dxa" w:w="80"/>
+              <w:bottom w:type="dxa" w:w="20"/>
+              <w:right w:type="dxa" w:w="80"/>
+            </w:tcMar>
+          </w:tcPr>
+          <w:p>
+            <w:pPr>
+              <w:spacing w:before="12" w:after="12"/>
+            </w:pPr>
+            <w:r>
+              <w:rPr>
+                <w:b/>
+                <w:bCs/>
+                <w:color w:val="8186EF"/>
+                <w:sz w:val="16"/>
+                <w:szCs w:val="16"/>
+              </w:rPr>
+              <w:t xml:space="preserve">7  </w:t>
+            </w:r>
+            <w:r>
+              <w:rPr>
+                <w:sz w:val="16"/>
+                <w:szCs w:val="16"/>
+              </w:rPr>
+              <w:t xml:space="preserve">Standard cost of May output</w:t>
             </w:r>
           </w:p>
         </w:tc>
@@ -7608,7 +8028,7 @@
                     </pic:cNvPicPr>
                   </pic:nvPicPr>
                   <pic:blipFill>
-                    <a:blip r:embed="rId105" cstate="none"/>
+                    <a:blip r:embed="rId107" cstate="none"/>
                     <a:srcRect/>
                     <a:stretch>
                       <a:fillRect/>
@@ -13971,7 +14391,7 @@
                     </pic:cNvPicPr>
                   </pic:nvPicPr>
                   <pic:blipFill>
-                    <a:blip r:embed="rId106" cstate="none"/>
+                    <a:blip r:embed="rId108" cstate="none"/>
                     <a:srcRect/>
                     <a:stretch>
                       <a:fillRect/>
@@ -14119,7 +14539,7 @@
                     </pic:cNvPicPr>
                   </pic:nvPicPr>
                   <pic:blipFill>
-                    <a:blip r:embed="rId107" cstate="none"/>
+                    <a:blip r:embed="rId109" cstate="none"/>
                     <a:srcRect/>
                     <a:stretch>
                       <a:fillRect/>
@@ -16740,7 +17160,7 @@
               <w:sz w:val="16"/>
               <w:szCs w:val="16"/>
             </w:rPr>
-            <w:t xml:space="preserve"> of 1</w:t>
+            <w:t xml:space="preserve"> of 2</w:t>
           </w:r>
         </w:p>
       </w:tc>

--- a/CMA_Summaries_B2_Ch05.docx
+++ b/CMA_Summaries_B2_Ch05.docx
@@ -5540,7 +5540,7 @@
                 <w:sz w:val="16"/>
                 <w:szCs w:val="16"/>
               </w:rPr>
-              <w:t xml:space="preserve">repetitive   ·   difference   ·   Beverages   ·   Standards   ·   achieved   ·   Managers   ·   quantity</w:t>
+              <w:t xml:space="preserve">repetitive   ·   difference   ·   Beverages   ·   allowed   ·   achieved   ·   Managers   ·   quantity</w:t>
             </w:r>
           </w:p>
         </w:tc>
@@ -5588,6 +5588,175 @@
                 <w:szCs w:val="19"/>
               </w:rPr>
               <w:t xml:space="preserve">Worked example: May output at standard</w:t>
+            </w:r>
+          </w:p>
+        </w:tc>
+      </w:tr>
+    </w:tbl>
+    <w:p/>
+    <w:p>
+      <w:pPr>
+        <w:spacing w:before="44" w:after="14"/>
+      </w:pPr>
+      <w:r>
+        <w:rPr>
+          <w:b/>
+          <w:bCs/>
+          <w:color w:val="353A7C"/>
+          <w:sz w:val="18"/>
+          <w:szCs w:val="18"/>
+        </w:rPr>
+        <w:t xml:space="preserve">Summary 2</w:t>
+      </w:r>
+      <w:r>
+        <w:rPr>
+          <w:color w:val="6B7280"/>
+          <w:sz w:val="16"/>
+          <w:szCs w:val="16"/>
+        </w:rPr>
+        <w:t xml:space="preserve">      gaps 7–8</w:t>
+      </w:r>
+    </w:p>
+    <w:p>
+      <w:pPr>
+        <w:spacing w:before="20" w:after="20" w:line="360" w:lineRule="auto"/>
+        <w:ind w:left="200"/>
+      </w:pPr>
+      <w:r>
+        <w:rPr>
+          <w:sz w:val="19"/>
+          <w:szCs w:val="19"/>
+        </w:rPr>
+        <w:t xml:space="preserve">Overhead uses the 1,400 standard </w:t>
+      </w:r>
+      <w:r>
+        <w:rPr>
+          <w:b/>
+          <w:bCs/>
+          <w:color w:val="8186EF"/>
+          <w:sz w:val="15"/>
+          <w:szCs w:val="15"/>
+        </w:rPr>
+        <w:t xml:space="preserve"> (7) </w:t>
+      </w:r>
+      <w:r>
+        <w:rPr>
+          <w:u w:val="single"/>
+          <w:sz w:val="19"/>
+          <w:szCs w:val="19"/>
+        </w:rPr>
+        <w:t xml:space="preserve">           </w:t>
+      </w:r>
+      <w:r>
+        <w:rPr>
+          <w:sz w:val="19"/>
+          <w:szCs w:val="19"/>
+        </w:rPr>
+        <w:t xml:space="preserve"> </w:t>
+      </w:r>
+      <w:r>
+        <w:rPr>
+          <w:sz w:val="19"/>
+          <w:szCs w:val="19"/>
+        </w:rPr>
+        <w:t xml:space="preserve"> hours allowed for 70,000 cases, not the 1,414 hours </w:t>
+      </w:r>
+      <w:r>
+        <w:rPr>
+          <w:b/>
+          <w:bCs/>
+          <w:color w:val="8186EF"/>
+          <w:sz w:val="15"/>
+          <w:szCs w:val="15"/>
+        </w:rPr>
+        <w:t xml:space="preserve"> (8) </w:t>
+      </w:r>
+      <w:r>
+        <w:rPr>
+          <w:u w:val="single"/>
+          <w:sz w:val="19"/>
+          <w:szCs w:val="19"/>
+        </w:rPr>
+        <w:t xml:space="preserve">           </w:t>
+      </w:r>
+      <w:r>
+        <w:rPr>
+          <w:sz w:val="19"/>
+          <w:szCs w:val="19"/>
+        </w:rPr>
+        <w:t xml:space="preserve"> </w:t>
+      </w:r>
+      <w:r>
+        <w:rPr>
+          <w:sz w:val="19"/>
+          <w:szCs w:val="19"/>
+        </w:rPr>
+        <w:t xml:space="preserve"> used. </w:t>
+      </w:r>
+      <w:r>
+        <w:rPr>
+          <w:sz w:val="19"/>
+          <w:szCs w:val="19"/>
+        </w:rPr>
+        <w:t xml:space="preserve">The standard cost is $882,000. </w:t>
+      </w:r>
+    </w:p>
+    <w:tbl>
+      <w:tblPr>
+        <w:tblW w:type="pct" w:w="100%"/>
+        <w:tblLayout w:type="fixed"/>
+        <w:tblBorders>
+          <w:top w:val="single" w:color="FBFAF6" w:sz="4"/>
+          <w:left w:val="single" w:color="FBFAF6" w:sz="4"/>
+          <w:bottom w:val="single" w:color="FBFAF6" w:sz="4"/>
+          <w:right w:val="single" w:color="FBFAF6" w:sz="4"/>
+          <w:insideH w:val="single" w:color="FBFAF6" w:sz="4"/>
+          <w:insideV w:val="single" w:color="FBFAF6" w:sz="4"/>
+        </w:tblBorders>
+      </w:tblPr>
+      <w:tblGrid>
+        <w:gridCol w:w="9600"/>
+      </w:tblGrid>
+      <w:tr>
+        <w:tc>
+          <w:tcPr>
+            <w:tcW w:type="pct" w:w="5000"/>
+            <w:shd w:fill="FBFAF6" w:val="clear"/>
+            <w:tcMar>
+              <w:top w:type="dxa" w:w="40"/>
+              <w:left w:type="dxa" w:w="100"/>
+              <w:bottom w:type="dxa" w:w="40"/>
+              <w:right w:type="dxa" w:w="100"/>
+            </w:tcMar>
+          </w:tcPr>
+          <w:p>
+            <w:pPr>
+              <w:spacing w:before="18" w:after="6"/>
+            </w:pPr>
+            <w:r>
+              <w:rPr>
+                <w:b/>
+                <w:bCs/>
+                <w:color w:val="6B7280"/>
+                <w:sz w:val="14"/>
+                <w:szCs w:val="14"/>
+              </w:rPr>
+              <w:t xml:space="preserve">word list</w:t>
+            </w:r>
+          </w:p>
+          <w:p>
+            <w:pPr>
+              <w:spacing w:before="0" w:after="18"/>
+            </w:pPr>
+            <w:r>
+              <w:rPr>
+                <w:b/>
+                <w:bCs/>
+                <w:color w:val="353A7C"/>
+                <w:sz w:val="16"/>
+                <w:szCs w:val="16"/>
+              </w:rPr>
+              <w:t xml:space="preserve">allowed   ·   machine   ·   actually</w:t>
             </w:r>
           </w:p>
         </w:tc>
@@ -5789,7 +5958,7 @@
           <w:sz w:val="18"/>
           <w:szCs w:val="18"/>
         </w:rPr>
-        <w:t xml:space="preserve">Summary 2</w:t>
+        <w:t xml:space="preserve">Summary 3</w:t>
       </w:r>
       <w:r>
         <w:rPr>
@@ -5797,7 +5966,7 @@
           <w:sz w:val="16"/>
           <w:szCs w:val="16"/>
         </w:rPr>
-        <w:t xml:space="preserve">      gaps 8–11</w:t>
+        <w:t xml:space="preserve">      gaps 10–13</w:t>
       </w:r>
     </w:p>
     <w:p>
@@ -5820,7 +5989,7 @@
           <w:sz w:val="15"/>
           <w:szCs w:val="15"/>
         </w:rPr>
-        <w:t xml:space="preserve"> (8) </w:t>
+        <w:t xml:space="preserve"> (10) </w:t>
       </w:r>
       <w:r>
         <w:rPr>
@@ -5859,7 +6028,7 @@
           <w:sz w:val="15"/>
           <w:szCs w:val="15"/>
         </w:rPr>
-        <w:t xml:space="preserve"> (9) </w:t>
+        <w:t xml:space="preserve"> (11) </w:t>
       </w:r>
       <w:r>
         <w:rPr>
@@ -5898,7 +6067,7 @@
           <w:sz w:val="15"/>
           <w:szCs w:val="15"/>
         </w:rPr>
-        <w:t xml:space="preserve"> (10) </w:t>
+        <w:t xml:space="preserve"> (12) </w:t>
       </w:r>
       <w:r>
         <w:rPr>
@@ -5937,7 +6106,7 @@
           <w:sz w:val="15"/>
           <w:szCs w:val="15"/>
         </w:rPr>
-        <w:t xml:space="preserve"> (11) </w:t>
+        <w:t xml:space="preserve"> (13) </w:t>
       </w:r>
       <w:r>
         <w:rPr>
@@ -6017,7 +6186,7 @@
                 <w:sz w:val="16"/>
                 <w:szCs w:val="16"/>
               </w:rPr>
-              <w:t xml:space="preserve">overhead   ·   approximate   ·   Standards   ·   reviewed   ·   normal</w:t>
+              <w:t xml:space="preserve">Standards   ·   approximate   ·   overhead   ·   normal   ·   allowed</w:t>
             </w:r>
           </w:p>
         </w:tc>
@@ -6500,14 +6669,14 @@
                 <w:sz w:val="16"/>
                 <w:szCs w:val="16"/>
               </w:rPr>
-              <w:t xml:space="preserve">8  </w:t>
-            </w:r>
-            <w:r>
-              <w:rPr>
-                <w:sz w:val="16"/>
-                <w:szCs w:val="16"/>
-              </w:rPr>
-              <w:t xml:space="preserve">overhead</w:t>
+              <w:t xml:space="preserve">9  </w:t>
+            </w:r>
+            <w:r>
+              <w:rPr>
+                <w:sz w:val="16"/>
+                <w:szCs w:val="16"/>
+              </w:rPr>
+              <w:t xml:space="preserve">Overhead: 1,400 standard MH × $150</w:t>
             </w:r>
           </w:p>
         </w:tc>
@@ -6568,14 +6737,14 @@
                 <w:sz w:val="16"/>
                 <w:szCs w:val="16"/>
               </w:rPr>
-              <w:t xml:space="preserve">9  </w:t>
-            </w:r>
-            <w:r>
-              <w:rPr>
-                <w:sz w:val="16"/>
-                <w:szCs w:val="16"/>
-              </w:rPr>
-              <w:t xml:space="preserve">normal</w:t>
+              <w:t xml:space="preserve">10  </w:t>
+            </w:r>
+            <w:r>
+              <w:rPr>
+                <w:sz w:val="16"/>
+                <w:szCs w:val="16"/>
+              </w:rPr>
+              <w:t xml:space="preserve">overhead</w:t>
             </w:r>
           </w:p>
         </w:tc>
@@ -6636,14 +6805,14 @@
                 <w:sz w:val="16"/>
                 <w:szCs w:val="16"/>
               </w:rPr>
-              <w:t xml:space="preserve">10  </w:t>
-            </w:r>
-            <w:r>
-              <w:rPr>
-                <w:sz w:val="16"/>
-                <w:szCs w:val="16"/>
-              </w:rPr>
-              <w:t xml:space="preserve">approximate</w:t>
+              <w:t xml:space="preserve">11  </w:t>
+            </w:r>
+            <w:r>
+              <w:rPr>
+                <w:sz w:val="16"/>
+                <w:szCs w:val="16"/>
+              </w:rPr>
+              <w:t xml:space="preserve">normal</w:t>
             </w:r>
           </w:p>
         </w:tc>
@@ -6704,14 +6873,14 @@
                 <w:sz w:val="16"/>
                 <w:szCs w:val="16"/>
               </w:rPr>
-              <w:t xml:space="preserve">11  </w:t>
-            </w:r>
-            <w:r>
-              <w:rPr>
-                <w:sz w:val="16"/>
-                <w:szCs w:val="16"/>
-              </w:rPr>
-              <w:t xml:space="preserve">Standards</w:t>
+              <w:t xml:space="preserve">12  </w:t>
+            </w:r>
+            <w:r>
+              <w:rPr>
+                <w:sz w:val="16"/>
+                <w:szCs w:val="16"/>
+              </w:rPr>
+              <w:t xml:space="preserve">approximate</w:t>
             </w:r>
           </w:p>
         </w:tc>
@@ -6772,14 +6941,14 @@
                 <w:sz w:val="16"/>
                 <w:szCs w:val="16"/>
               </w:rPr>
-              <w:t xml:space="preserve">12  </w:t>
-            </w:r>
-            <w:r>
-              <w:rPr>
-                <w:sz w:val="16"/>
-                <w:szCs w:val="16"/>
-              </w:rPr>
-              <w:t xml:space="preserve">normal costing</w:t>
+              <w:t xml:space="preserve">13  </w:t>
+            </w:r>
+            <w:r>
+              <w:rPr>
+                <w:sz w:val="16"/>
+                <w:szCs w:val="16"/>
+              </w:rPr>
+              <w:t xml:space="preserve">Standards</w:t>
             </w:r>
           </w:p>
         </w:tc>
@@ -6840,14 +7009,14 @@
                 <w:sz w:val="16"/>
                 <w:szCs w:val="16"/>
               </w:rPr>
-              <w:t xml:space="preserve">13  </w:t>
-            </w:r>
-            <w:r>
-              <w:rPr>
-                <w:sz w:val="16"/>
-                <w:szCs w:val="16"/>
-              </w:rPr>
-              <w:t xml:space="preserve">standard costing</w:t>
+              <w:t xml:space="preserve">14  </w:t>
+            </w:r>
+            <w:r>
+              <w:rPr>
+                <w:sz w:val="16"/>
+                <w:szCs w:val="16"/>
+              </w:rPr>
+              <w:t xml:space="preserve">normal costing</w:t>
             </w:r>
           </w:p>
         </w:tc>
@@ -6882,7 +7051,75 @@
                 <w:sz w:val="16"/>
                 <w:szCs w:val="16"/>
               </w:rPr>
-              <w:t xml:space="preserve">Standard cost of May output</w:t>
+              <w:t xml:space="preserve">machine</w:t>
+            </w:r>
+          </w:p>
+        </w:tc>
+        <w:tc>
+          <w:tcPr>
+            <w:tcW w:type="pct" w:w="2500"/>
+            <w:tcMar>
+              <w:top w:type="dxa" w:w="20"/>
+              <w:left w:type="dxa" w:w="80"/>
+              <w:bottom w:type="dxa" w:w="20"/>
+              <w:right w:type="dxa" w:w="80"/>
+            </w:tcMar>
+          </w:tcPr>
+          <w:p>
+            <w:pPr>
+              <w:spacing w:before="12" w:after="12"/>
+            </w:pPr>
+            <w:r>
+              <w:rPr>
+                <w:b/>
+                <w:bCs/>
+                <w:color w:val="8186EF"/>
+                <w:sz w:val="16"/>
+                <w:szCs w:val="16"/>
+              </w:rPr>
+              <w:t xml:space="preserve">15  </w:t>
+            </w:r>
+            <w:r>
+              <w:rPr>
+                <w:sz w:val="16"/>
+                <w:szCs w:val="16"/>
+              </w:rPr>
+              <w:t xml:space="preserve">standard costing</w:t>
+            </w:r>
+          </w:p>
+        </w:tc>
+      </w:tr>
+      <w:tr>
+        <w:tc>
+          <w:tcPr>
+            <w:tcW w:type="pct" w:w="2500"/>
+            <w:tcMar>
+              <w:top w:type="dxa" w:w="20"/>
+              <w:left w:type="dxa" w:w="80"/>
+              <w:bottom w:type="dxa" w:w="20"/>
+              <w:right w:type="dxa" w:w="80"/>
+            </w:tcMar>
+          </w:tcPr>
+          <w:p>
+            <w:pPr>
+              <w:spacing w:before="12" w:after="12"/>
+            </w:pPr>
+            <w:r>
+              <w:rPr>
+                <w:b/>
+                <w:bCs/>
+                <w:color w:val="8186EF"/>
+                <w:sz w:val="16"/>
+                <w:szCs w:val="16"/>
+              </w:rPr>
+              <w:t xml:space="preserve">8  </w:t>
+            </w:r>
+            <w:r>
+              <w:rPr>
+                <w:sz w:val="16"/>
+                <w:szCs w:val="16"/>
+              </w:rPr>
+              <w:t xml:space="preserve">actually</w:t>
             </w:r>
           </w:p>
         </w:tc>
@@ -6965,6 +7202,30 @@
           <w:szCs w:val="15"/>
         </w:rPr>
         <w:t xml:space="preserve">Summary 2   </w:t>
+      </w:r>
+      <w:r>
+        <w:rPr>
+          <w:color w:val="6B7280"/>
+          <w:sz w:val="15"/>
+          <w:szCs w:val="15"/>
+        </w:rPr>
+        <w:t xml:space="preserve">Overhead uses the 1,400 standard machine hours allowed for 70,000 cases, not the 1,414 hours actually used. The standard cost is $882,000.</w:t>
+      </w:r>
+    </w:p>
+    <w:p>
+      <w:pPr>
+        <w:spacing w:before="20" w:after="20"/>
+        <w:ind w:left="240" w:hanging="240"/>
+      </w:pPr>
+      <w:r>
+        <w:rPr>
+          <w:b/>
+          <w:bCs/>
+          <w:color w:val="353A7C"/>
+          <w:sz w:val="15"/>
+          <w:szCs w:val="15"/>
+        </w:rPr>
+        <w:t xml:space="preserve">Summary 3   </w:t>
       </w:r>
       <w:r>
         <w:rPr>
@@ -7597,7 +7858,7 @@
                 <w:sz w:val="16"/>
                 <w:szCs w:val="16"/>
               </w:rPr>
-              <w:t xml:space="preserve">allocation   ·   production   ·   manual   ·   Supervision   ·   components   ·   should   ·   activity   ·   finishing   ·   follow   ·   possible   ·   maintenance   ·   depreciation   ·   automated</w:t>
+              <w:t xml:space="preserve">allocation   ·   production   ·   manual   ·   Supervision   ·   components   ·   should   ·   activity   ·   finishing   ·   follow   ·   standard   ·   maintenance   ·   depreciation   ·   automated</w:t>
             </w:r>
           </w:p>
         </w:tc>
@@ -7922,7 +8183,7 @@
                 <w:sz w:val="16"/>
                 <w:szCs w:val="16"/>
               </w:rPr>
-              <w:t xml:space="preserve">capacity   ·   bottling   ·   contribution   ·   possible   ·   before   ·   per-unit   ·   depreciation</w:t>
+              <w:t xml:space="preserve">capacity   ·   bottling   ·   contribution   ·   possible   ·   before   ·   per-unit   ·   overhead</w:t>
             </w:r>
           </w:p>
         </w:tc>
@@ -7976,6 +8237,19 @@
       </w:tr>
     </w:tbl>
     <w:p/>
+    <w:p>
+      <w:pPr>
+        <w:spacing w:before="20" w:after="20" w:line="360" w:lineRule="auto"/>
+        <w:ind w:left="200"/>
+      </w:pPr>
+      <w:r>
+        <w:rPr>
+          <w:sz w:val="19"/>
+          <w:szCs w:val="19"/>
+        </w:rPr>
+        <w:t xml:space="preserve">The first two are done. Calculate variable overhead per unit for the others.</w:t>
+      </w:r>
+    </w:p>
     <w:p>
       <w:pPr>
         <w:spacing w:before="44" w:after="10"/>
@@ -8105,7 +8379,7 @@
                 <w:sz w:val="16"/>
                 <w:szCs w:val="16"/>
               </w:rPr>
-              <w:t xml:space="preserve">Spread jar (400 g)   ·   Tahini jar (1 kg)   ·   Private-label tub (5 kg)</w:t>
+              <w:t xml:space="preserve">normal costing   ·   Halva tray   ·   Tahini jar (1 kg)</w:t>
             </w:r>
           </w:p>
         </w:tc>
@@ -8283,6 +8557,56 @@
         <w:tc>
           <w:tcPr>
             <w:tcW w:type="pct" w:w="2600"/>
+            <w:shd w:fill="FBFAF6" w:val="clear"/>
+            <w:tcMar>
+              <w:top w:type="dxa" w:w="50"/>
+              <w:left w:type="dxa" w:w="110"/>
+              <w:bottom w:type="dxa" w:w="50"/>
+              <w:right w:type="dxa" w:w="110"/>
+            </w:tcMar>
+          </w:tcPr>
+          <w:p>
+            <w:pPr>
+              <w:spacing w:before="28" w:after="28"/>
+            </w:pPr>
+            <w:r>
+              <w:rPr>
+                <w:sz w:val="15"/>
+                <w:szCs w:val="15"/>
+              </w:rPr>
+              <w:t xml:space="preserve">Cleaning chemicals</w:t>
+            </w:r>
+          </w:p>
+        </w:tc>
+        <w:tc>
+          <w:tcPr>
+            <w:tcW w:type="pct" w:w="2400"/>
+            <w:shd w:fill="FBFAF6" w:val="clear"/>
+            <w:tcMar>
+              <w:top w:type="dxa" w:w="50"/>
+              <w:left w:type="dxa" w:w="110"/>
+              <w:bottom w:type="dxa" w:w="50"/>
+              <w:right w:type="dxa" w:w="110"/>
+            </w:tcMar>
+          </w:tcPr>
+          <w:p>
+            <w:pPr>
+              <w:spacing w:before="28" w:after="28"/>
+            </w:pPr>
+            <w:r>
+              <w:rPr>
+                <w:sz w:val="15"/>
+                <w:szCs w:val="15"/>
+              </w:rPr>
+              <w:t xml:space="preserve">$12</w:t>
+            </w:r>
+          </w:p>
+        </w:tc>
+      </w:tr>
+      <w:tr>
+        <w:tc>
+          <w:tcPr>
+            <w:tcW w:type="pct" w:w="2600"/>
             <w:shd w:fill="FFFFFF" w:val="clear"/>
             <w:tcMar>
               <w:top w:type="dxa" w:w="50"/>
@@ -8310,7 +8634,6 @@
         <w:tc>
           <w:tcPr>
             <w:tcW w:type="pct" w:w="2400"/>
-            <w:shd w:fill="FBFAF6" w:val="clear"/>
             <w:tcMar>
               <w:top w:type="dxa" w:w="50"/>
               <w:left w:type="dxa" w:w="110"/>
@@ -8327,7 +8650,105 @@
                 <w:sz w:val="15"/>
                 <w:szCs w:val="15"/>
               </w:rPr>
-              <w:t xml:space="preserve">$12</w:t>
+              <w:t xml:space="preserve">$10</w:t>
+            </w:r>
+          </w:p>
+        </w:tc>
+      </w:tr>
+      <w:tr>
+        <w:tc>
+          <w:tcPr>
+            <w:tcW w:type="pct" w:w="2600"/>
+            <w:shd w:fill="FBFAF6" w:val="clear"/>
+            <w:tcMar>
+              <w:top w:type="dxa" w:w="50"/>
+              <w:left w:type="dxa" w:w="110"/>
+              <w:bottom w:type="dxa" w:w="50"/>
+              <w:right w:type="dxa" w:w="110"/>
+            </w:tcMar>
+          </w:tcPr>
+          <w:p>
+            <w:pPr>
+              <w:spacing w:before="28" w:after="28"/>
+            </w:pPr>
+            <w:r>
+              <w:rPr>
+                <w:sz w:val="15"/>
+                <w:szCs w:val="15"/>
+              </w:rPr>
+              <w:t xml:space="preserve">Water and steam</w:t>
+            </w:r>
+          </w:p>
+        </w:tc>
+        <w:tc>
+          <w:tcPr>
+            <w:tcW w:type="pct" w:w="2400"/>
+            <w:shd w:fill="FBFAF6" w:val="clear"/>
+            <w:tcMar>
+              <w:top w:type="dxa" w:w="50"/>
+              <w:left w:type="dxa" w:w="110"/>
+              <w:bottom w:type="dxa" w:w="50"/>
+              <w:right w:type="dxa" w:w="110"/>
+            </w:tcMar>
+          </w:tcPr>
+          <w:p>
+            <w:pPr>
+              <w:spacing w:before="28" w:after="28"/>
+            </w:pPr>
+            <w:r>
+              <w:rPr>
+                <w:sz w:val="15"/>
+                <w:szCs w:val="15"/>
+              </w:rPr>
+              <w:t xml:space="preserve">$8</w:t>
+            </w:r>
+          </w:p>
+        </w:tc>
+      </w:tr>
+      <w:tr>
+        <w:tc>
+          <w:tcPr>
+            <w:tcW w:type="pct" w:w="2600"/>
+            <w:tcMar>
+              <w:top w:type="dxa" w:w="50"/>
+              <w:left w:type="dxa" w:w="110"/>
+              <w:bottom w:type="dxa" w:w="50"/>
+              <w:right w:type="dxa" w:w="110"/>
+            </w:tcMar>
+          </w:tcPr>
+          <w:p>
+            <w:pPr>
+              <w:spacing w:before="28" w:after="28"/>
+            </w:pPr>
+            <w:r>
+              <w:rPr>
+                <w:sz w:val="15"/>
+                <w:szCs w:val="15"/>
+              </w:rPr>
+              <w:t xml:space="preserve">Variable overhead rate per machine hour</w:t>
+            </w:r>
+          </w:p>
+        </w:tc>
+        <w:tc>
+          <w:tcPr>
+            <w:tcW w:type="pct" w:w="2400"/>
+            <w:tcMar>
+              <w:top w:type="dxa" w:w="50"/>
+              <w:left w:type="dxa" w:w="110"/>
+              <w:bottom w:type="dxa" w:w="50"/>
+              <w:right w:type="dxa" w:w="110"/>
+            </w:tcMar>
+          </w:tcPr>
+          <w:p>
+            <w:pPr>
+              <w:spacing w:before="28" w:after="28"/>
+            </w:pPr>
+            <w:r>
+              <w:rPr>
+                <w:sz w:val="15"/>
+                <w:szCs w:val="15"/>
+              </w:rPr>
+              <w:t xml:space="preserve">$50</w:t>
             </w:r>
           </w:p>
         </w:tc>
@@ -8363,6 +8784,7 @@
         <w:tc>
           <w:tcPr>
             <w:tcW w:type="pct" w:w="2400"/>
+            <w:shd w:fill="FBFAF6" w:val="clear"/>
             <w:tcMar>
               <w:top w:type="dxa" w:w="50"/>
               <w:left w:type="dxa" w:w="110"/>
@@ -8379,105 +8801,7 @@
                 <w:sz w:val="15"/>
                 <w:szCs w:val="15"/>
               </w:rPr>
-              <w:t xml:space="preserve">$10</w:t>
-            </w:r>
-          </w:p>
-        </w:tc>
-      </w:tr>
-      <w:tr>
-        <w:tc>
-          <w:tcPr>
-            <w:tcW w:type="pct" w:w="2600"/>
-            <w:shd w:fill="FBFAF6" w:val="clear"/>
-            <w:tcMar>
-              <w:top w:type="dxa" w:w="50"/>
-              <w:left w:type="dxa" w:w="110"/>
-              <w:bottom w:type="dxa" w:w="50"/>
-              <w:right w:type="dxa" w:w="110"/>
-            </w:tcMar>
-          </w:tcPr>
-          <w:p>
-            <w:pPr>
-              <w:spacing w:before="28" w:after="28"/>
-            </w:pPr>
-            <w:r>
-              <w:rPr>
-                <w:sz w:val="15"/>
-                <w:szCs w:val="15"/>
-              </w:rPr>
-              <w:t xml:space="preserve">Water and steam</w:t>
-            </w:r>
-          </w:p>
-        </w:tc>
-        <w:tc>
-          <w:tcPr>
-            <w:tcW w:type="pct" w:w="2400"/>
-            <w:shd w:fill="FBFAF6" w:val="clear"/>
-            <w:tcMar>
-              <w:top w:type="dxa" w:w="50"/>
-              <w:left w:type="dxa" w:w="110"/>
-              <w:bottom w:type="dxa" w:w="50"/>
-              <w:right w:type="dxa" w:w="110"/>
-            </w:tcMar>
-          </w:tcPr>
-          <w:p>
-            <w:pPr>
-              <w:spacing w:before="28" w:after="28"/>
-            </w:pPr>
-            <w:r>
-              <w:rPr>
-                <w:sz w:val="15"/>
-                <w:szCs w:val="15"/>
-              </w:rPr>
-              <w:t xml:space="preserve">$8</w:t>
-            </w:r>
-          </w:p>
-        </w:tc>
-      </w:tr>
-      <w:tr>
-        <w:tc>
-          <w:tcPr>
-            <w:tcW w:type="pct" w:w="2600"/>
-            <w:tcMar>
-              <w:top w:type="dxa" w:w="50"/>
-              <w:left w:type="dxa" w:w="110"/>
-              <w:bottom w:type="dxa" w:w="50"/>
-              <w:right w:type="dxa" w:w="110"/>
-            </w:tcMar>
-          </w:tcPr>
-          <w:p>
-            <w:pPr>
-              <w:spacing w:before="28" w:after="28"/>
-            </w:pPr>
-            <w:r>
-              <w:rPr>
-                <w:sz w:val="15"/>
-                <w:szCs w:val="15"/>
-              </w:rPr>
-              <w:t xml:space="preserve">Variable overhead rate per machine hour</w:t>
-            </w:r>
-          </w:p>
-        </w:tc>
-        <w:tc>
-          <w:tcPr>
-            <w:tcW w:type="pct" w:w="2400"/>
-            <w:tcMar>
-              <w:top w:type="dxa" w:w="50"/>
-              <w:left w:type="dxa" w:w="110"/>
-              <w:bottom w:type="dxa" w:w="50"/>
-              <w:right w:type="dxa" w:w="110"/>
-            </w:tcMar>
-          </w:tcPr>
-          <w:p>
-            <w:pPr>
-              <w:spacing w:before="28" w:after="28"/>
-            </w:pPr>
-            <w:r>
-              <w:rPr>
-                <w:sz w:val="15"/>
-                <w:szCs w:val="15"/>
-              </w:rPr>
-              <w:t xml:space="preserve">$50</w:t>
+              <w:t xml:space="preserve">0.02</w:t>
             </w:r>
           </w:p>
         </w:tc>
@@ -8507,55 +8831,6 @@
                 <w:szCs w:val="14"/>
               </w:rPr>
               <w:t xml:space="preserve">(24)</w:t>
-            </w:r>
-          </w:p>
-        </w:tc>
-        <w:tc>
-          <w:tcPr>
-            <w:tcW w:type="pct" w:w="2400"/>
-            <w:shd w:fill="FBFAF6" w:val="clear"/>
-            <w:tcMar>
-              <w:top w:type="dxa" w:w="50"/>
-              <w:left w:type="dxa" w:w="110"/>
-              <w:bottom w:type="dxa" w:w="50"/>
-              <w:right w:type="dxa" w:w="110"/>
-            </w:tcMar>
-          </w:tcPr>
-          <w:p>
-            <w:pPr>
-              <w:spacing w:before="28" w:after="28"/>
-            </w:pPr>
-            <w:r>
-              <w:rPr>
-                <w:sz w:val="15"/>
-                <w:szCs w:val="15"/>
-              </w:rPr>
-              <w:t xml:space="preserve">0.02</w:t>
-            </w:r>
-          </w:p>
-        </w:tc>
-      </w:tr>
-      <w:tr>
-        <w:tc>
-          <w:tcPr>
-            <w:tcW w:type="pct" w:w="2600"/>
-            <w:tcMar>
-              <w:top w:type="dxa" w:w="50"/>
-              <w:left w:type="dxa" w:w="110"/>
-              <w:bottom w:type="dxa" w:w="50"/>
-              <w:right w:type="dxa" w:w="110"/>
-            </w:tcMar>
-          </w:tcPr>
-          <w:p>
-            <w:pPr>
-              <w:spacing w:before="28" w:after="28"/>
-            </w:pPr>
-            <w:r>
-              <w:rPr>
-                <w:sz w:val="15"/>
-                <w:szCs w:val="15"/>
-              </w:rPr>
-              <w:t xml:space="preserve">Variable overhead per case</w:t>
             </w:r>
           </w:p>
         </w:tc>
@@ -8640,7 +8915,7 @@
                 <w:sz w:val="16"/>
                 <w:szCs w:val="16"/>
               </w:rPr>
-              <w:t xml:space="preserve">Private-label tub (5 kg)   ·   Maintenance supplies   ·   Power   ·   Standard machine hours per case   ·   Cleaning chemicals</w:t>
+              <w:t xml:space="preserve">Maintenance supplies   ·   Variable overhead per case   ·   Standard machine hours per case   ·   Private-label tub (5 kg)   ·   Power</w:t>
             </w:r>
           </w:p>
         </w:tc>
@@ -9390,7 +9665,7 @@
                 <w:sz w:val="16"/>
                 <w:szCs w:val="16"/>
               </w:rPr>
-              <w:t xml:space="preserve">Spread jar (400 g)</w:t>
+              <w:t xml:space="preserve">Tahini jar (1 kg)</w:t>
             </w:r>
           </w:p>
         </w:tc>
@@ -9458,7 +9733,7 @@
                 <w:sz w:val="16"/>
                 <w:szCs w:val="16"/>
               </w:rPr>
-              <w:t xml:space="preserve">Private-label tub (5 kg)</w:t>
+              <w:t xml:space="preserve">Halva tray</w:t>
             </w:r>
           </w:p>
         </w:tc>
@@ -9594,7 +9869,7 @@
                 <w:sz w:val="16"/>
                 <w:szCs w:val="16"/>
               </w:rPr>
-              <w:t xml:space="preserve">Cleaning chemicals</w:t>
+              <w:t xml:space="preserve">Maintenance supplies</w:t>
             </w:r>
           </w:p>
         </w:tc>
@@ -9662,7 +9937,7 @@
                 <w:sz w:val="16"/>
                 <w:szCs w:val="16"/>
               </w:rPr>
-              <w:t xml:space="preserve">Maintenance supplies</w:t>
+              <w:t xml:space="preserve">Standard machine hours per case</w:t>
             </w:r>
           </w:p>
         </w:tc>
@@ -9730,7 +10005,7 @@
                 <w:sz w:val="16"/>
                 <w:szCs w:val="16"/>
               </w:rPr>
-              <w:t xml:space="preserve">Standard machine hours per case</w:t>
+              <w:t xml:space="preserve">Variable overhead per case</w:t>
             </w:r>
           </w:p>
         </w:tc>
@@ -9904,7 +10179,7 @@
           <w:sz w:val="16"/>
           <w:szCs w:val="16"/>
         </w:rPr>
-        <w:t xml:space="preserve">      gaps 1–10</w:t>
+        <w:t xml:space="preserve">      gaps 1–12</w:t>
       </w:r>
     </w:p>
     <w:p>
@@ -10130,14 +10405,7 @@
           <w:sz w:val="19"/>
           <w:szCs w:val="19"/>
         </w:rPr>
-        <w:t xml:space="preserve"> $637,000; direct labor $43,400; variable overhead $70,700; fixed overhead $151,900. </w:t>
-      </w:r>
-      <w:r>
-        <w:rPr>
-          <w:sz w:val="19"/>
-          <w:szCs w:val="19"/>
-        </w:rPr>
-        <w:t xml:space="preserve">Machine hours: 1,414 actual; 1,400 standard hours </w:t>
+        <w:t xml:space="preserve"> $637,000; direct labor $43,400; </w:t>
       </w:r>
       <w:r>
         <w:rPr>
@@ -10169,14 +10437,14 @@
           <w:sz w:val="19"/>
           <w:szCs w:val="19"/>
         </w:rPr>
-        <w:t xml:space="preserve"> for the output. </w:t>
-      </w:r>
-      <w:r>
-        <w:rPr>
-          <w:sz w:val="19"/>
-          <w:szCs w:val="19"/>
-        </w:rPr>
-        <w:t xml:space="preserve">Rates: </w:t>
+        <w:t xml:space="preserve"> overhead $70,700; fixed overhead $151,900. </w:t>
+      </w:r>
+      <w:r>
+        <w:rPr>
+          <w:sz w:val="19"/>
+          <w:szCs w:val="19"/>
+        </w:rPr>
+        <w:t xml:space="preserve">Machine hours: 1,414 actual; 1,400 standard hours </w:t>
       </w:r>
       <w:r>
         <w:rPr>
@@ -10194,7 +10462,7 @@
           <w:sz w:val="19"/>
           <w:szCs w:val="19"/>
         </w:rPr>
-        <w:t xml:space="preserve">               </w:t>
+        <w:t xml:space="preserve">           </w:t>
       </w:r>
       <w:r>
         <w:rPr>
@@ -10208,14 +10476,14 @@
           <w:sz w:val="19"/>
           <w:szCs w:val="19"/>
         </w:rPr>
-        <w:t xml:space="preserve"> overhead $150 per machine hour; standard cost $12.60 a case. </w:t>
-      </w:r>
-      <w:r>
-        <w:rPr>
-          <w:sz w:val="19"/>
-          <w:szCs w:val="19"/>
-        </w:rPr>
-        <w:t xml:space="preserve">Measure each cost part under each </w:t>
+        <w:t xml:space="preserve"> for the output. </w:t>
+      </w:r>
+      <w:r>
+        <w:rPr>
+          <w:sz w:val="19"/>
+          <w:szCs w:val="19"/>
+        </w:rPr>
+        <w:t xml:space="preserve">Rates: </w:t>
       </w:r>
       <w:r>
         <w:rPr>
@@ -10233,7 +10501,7 @@
           <w:sz w:val="19"/>
           <w:szCs w:val="19"/>
         </w:rPr>
-        <w:t xml:space="preserve">           </w:t>
+        <w:t xml:space="preserve">               </w:t>
       </w:r>
       <w:r>
         <w:rPr>
@@ -10247,14 +10515,7 @@
           <w:sz w:val="19"/>
           <w:szCs w:val="19"/>
         </w:rPr>
-        <w:t xml:space="preserve">, record the entries, and see where the difference between actual and product cost goes. </w:t>
-      </w:r>
-      <w:r>
-        <w:rPr>
-          <w:sz w:val="19"/>
-          <w:szCs w:val="19"/>
-        </w:rPr>
-        <w:t xml:space="preserve">Actual: $637,000 + $43,400 + $222,600 = $903,000. </w:t>
+        <w:t xml:space="preserve"> overhead $150 per machine hour; standard cost $12.60 a case. </w:t>
       </w:r>
       <w:r>
         <w:rPr>
@@ -10293,7 +10554,53 @@
           <w:sz w:val="19"/>
           <w:szCs w:val="19"/>
         </w:rPr>
-        <w:t xml:space="preserve">: $637,000 + $43,400 + 1,414 × $150 = $892,500. </w:t>
+        <w:t xml:space="preserve"> each cost part under each </w:t>
+      </w:r>
+      <w:r>
+        <w:rPr>
+          <w:b/>
+          <w:bCs/>
+          <w:color w:val="8186EF"/>
+          <w:sz w:val="15"/>
+          <w:szCs w:val="15"/>
+        </w:rPr>
+        <w:t xml:space="preserve"> (11) </w:t>
+      </w:r>
+      <w:r>
+        <w:rPr>
+          <w:u w:val="single"/>
+          <w:sz w:val="19"/>
+          <w:szCs w:val="19"/>
+        </w:rPr>
+        <w:t xml:space="preserve">           </w:t>
+      </w:r>
+      <w:r>
+        <w:rPr>
+          <w:sz w:val="19"/>
+          <w:szCs w:val="19"/>
+        </w:rPr>
+        <w:t xml:space="preserve"> </w:t>
+      </w:r>
+      <w:r>
+        <w:rPr>
+          <w:sz w:val="19"/>
+          <w:szCs w:val="19"/>
+        </w:rPr>
+        <w:t xml:space="preserve">, record the entries, and see where the difference between actual and product cost goes. </w:t>
+      </w:r>
+      <w:r>
+        <w:rPr>
+          <w:sz w:val="19"/>
+          <w:szCs w:val="19"/>
+        </w:rPr>
+        <w:t xml:space="preserve">Actual: $637,000 + $43,400 + $222,600 = $903,000. </w:t>
+      </w:r>
+      <w:r>
+        <w:rPr>
+          <w:sz w:val="19"/>
+          <w:szCs w:val="19"/>
+        </w:rPr>
+        <w:t xml:space="preserve">Normal: $637,000 + $43,400 + 1,414 × $150 = $892,500. </w:t>
       </w:r>
       <w:r>
         <w:rPr>
@@ -10301,6 +10608,45 @@
           <w:szCs w:val="19"/>
         </w:rPr>
         <w:t xml:space="preserve">Standard: 70,000 × $12.60 = $882,000. </w:t>
+      </w:r>
+      <w:r>
+        <w:rPr>
+          <w:sz w:val="19"/>
+          <w:szCs w:val="19"/>
+        </w:rPr>
+        <w:t xml:space="preserve">The last row shows the actual cost that did not enter product cost: nothing under actual costing, $10,500 of </w:t>
+      </w:r>
+      <w:r>
+        <w:rPr>
+          <w:b/>
+          <w:bCs/>
+          <w:color w:val="8186EF"/>
+          <w:sz w:val="15"/>
+          <w:szCs w:val="15"/>
+        </w:rPr>
+        <w:t xml:space="preserve"> (12) </w:t>
+      </w:r>
+      <w:r>
+        <w:rPr>
+          <w:u w:val="single"/>
+          <w:sz w:val="19"/>
+          <w:szCs w:val="19"/>
+        </w:rPr>
+        <w:t xml:space="preserve">              </w:t>
+      </w:r>
+      <w:r>
+        <w:rPr>
+          <w:sz w:val="19"/>
+          <w:szCs w:val="19"/>
+        </w:rPr>
+        <w:t xml:space="preserve"> </w:t>
+      </w:r>
+      <w:r>
+        <w:rPr>
+          <w:sz w:val="19"/>
+          <w:szCs w:val="19"/>
+        </w:rPr>
+        <w:t xml:space="preserve"> overhead under normal costing, and $21,000 of variances under standard costing. </w:t>
       </w:r>
     </w:p>
     <w:tbl>
@@ -10358,7 +10704,7 @@
                 <w:sz w:val="16"/>
                 <w:szCs w:val="16"/>
               </w:rPr>
-              <w:t xml:space="preserve">materials   ·   technique   ·   differences   ·   Normal   ·   predetermined   ·   finished   ·   exam-core   ·   accounts   ·   allowed   ·   records   ·   underapplied</w:t>
+              <w:t xml:space="preserve">allowed   ·   exam-core   ·   differences   ·   overhead   ·   Measure   ·   predetermined   ·   finished   ·   materials   ·   accounts   ·   variable   ·   records   ·   technique   ·   underapplied</w:t>
             </w:r>
           </w:p>
         </w:tc>
@@ -10740,7 +11086,7 @@
                 <w:sz w:val="14"/>
                 <w:szCs w:val="14"/>
               </w:rPr>
-              <w:t xml:space="preserve">(11)</w:t>
+              <w:t xml:space="preserve">(13)</w:t>
             </w:r>
           </w:p>
         </w:tc>
@@ -10838,7 +11184,7 @@
                 <w:sz w:val="14"/>
                 <w:szCs w:val="14"/>
               </w:rPr>
-              <w:t xml:space="preserve">(12)</w:t>
+              <w:t xml:space="preserve">(14)</w:t>
             </w:r>
           </w:p>
         </w:tc>
@@ -11033,7 +11379,7 @@
                 <w:sz w:val="14"/>
                 <w:szCs w:val="14"/>
               </w:rPr>
-              <w:t xml:space="preserve">(13)</w:t>
+              <w:t xml:space="preserve">(15)</w:t>
             </w:r>
           </w:p>
         </w:tc>
@@ -11168,6 +11514,168 @@
                 <w:szCs w:val="16"/>
               </w:rPr>
               <w:t xml:space="preserve">Jars in the job   ·   Overhead in product cost   ·   Cost moved to finished goods   ·   Actual cost not in product cost</w:t>
+            </w:r>
+          </w:p>
+        </w:tc>
+      </w:tr>
+    </w:tbl>
+    <w:p/>
+    <w:p>
+      <w:pPr>
+        <w:spacing w:before="44" w:after="14"/>
+      </w:pPr>
+      <w:r>
+        <w:rPr>
+          <w:b/>
+          <w:bCs/>
+          <w:color w:val="353A7C"/>
+          <w:sz w:val="18"/>
+          <w:szCs w:val="18"/>
+        </w:rPr>
+        <w:t xml:space="preserve">Summary 2</w:t>
+      </w:r>
+      <w:r>
+        <w:rPr>
+          <w:color w:val="6B7280"/>
+          <w:sz w:val="16"/>
+          <w:szCs w:val="16"/>
+        </w:rPr>
+        <w:t xml:space="preserve">      gaps 16–17</w:t>
+      </w:r>
+    </w:p>
+    <w:p>
+      <w:pPr>
+        <w:spacing w:before="20" w:after="20" w:line="360" w:lineRule="auto"/>
+        <w:ind w:left="200"/>
+      </w:pPr>
+      <w:r>
+        <w:rPr>
+          <w:sz w:val="19"/>
+          <w:szCs w:val="19"/>
+        </w:rPr>
+        <w:t xml:space="preserve">Only the </w:t>
+      </w:r>
+      <w:r>
+        <w:rPr>
+          <w:b/>
+          <w:bCs/>
+          <w:color w:val="8186EF"/>
+          <w:sz w:val="15"/>
+          <w:szCs w:val="15"/>
+        </w:rPr>
+        <w:t xml:space="preserve"> (16) </w:t>
+      </w:r>
+      <w:r>
+        <w:rPr>
+          <w:u w:val="single"/>
+          <w:sz w:val="19"/>
+          <w:szCs w:val="19"/>
+        </w:rPr>
+        <w:t xml:space="preserve">           </w:t>
+      </w:r>
+      <w:r>
+        <w:rPr>
+          <w:sz w:val="19"/>
+          <w:szCs w:val="19"/>
+        </w:rPr>
+        <w:t xml:space="preserve"> </w:t>
+      </w:r>
+      <w:r>
+        <w:rPr>
+          <w:sz w:val="19"/>
+          <w:szCs w:val="19"/>
+        </w:rPr>
+        <w:t xml:space="preserve"> entry differs for normal costing, while standard costing also records </w:t>
+      </w:r>
+      <w:r>
+        <w:rPr>
+          <w:b/>
+          <w:bCs/>
+          <w:color w:val="8186EF"/>
+          <w:sz w:val="15"/>
+          <w:szCs w:val="15"/>
+        </w:rPr>
+        <w:t xml:space="preserve"> (17) </w:t>
+      </w:r>
+      <w:r>
+        <w:rPr>
+          <w:u w:val="single"/>
+          <w:sz w:val="19"/>
+          <w:szCs w:val="19"/>
+        </w:rPr>
+        <w:t xml:space="preserve">           </w:t>
+      </w:r>
+      <w:r>
+        <w:rPr>
+          <w:sz w:val="19"/>
+          <w:szCs w:val="19"/>
+        </w:rPr>
+        <w:t xml:space="preserve"> </w:t>
+      </w:r>
+      <w:r>
+        <w:rPr>
+          <w:sz w:val="19"/>
+          <w:szCs w:val="19"/>
+        </w:rPr>
+        <w:t xml:space="preserve"> and labor at standard. </w:t>
+      </w:r>
+    </w:p>
+    <w:tbl>
+      <w:tblPr>
+        <w:tblW w:type="pct" w:w="100%"/>
+        <w:tblLayout w:type="fixed"/>
+        <w:tblBorders>
+          <w:top w:val="single" w:color="FBFAF6" w:sz="4"/>
+          <w:left w:val="single" w:color="FBFAF6" w:sz="4"/>
+          <w:bottom w:val="single" w:color="FBFAF6" w:sz="4"/>
+          <w:right w:val="single" w:color="FBFAF6" w:sz="4"/>
+          <w:insideH w:val="single" w:color="FBFAF6" w:sz="4"/>
+          <w:insideV w:val="single" w:color="FBFAF6" w:sz="4"/>
+        </w:tblBorders>
+      </w:tblPr>
+      <w:tblGrid>
+        <w:gridCol w:w="9600"/>
+      </w:tblGrid>
+      <w:tr>
+        <w:tc>
+          <w:tcPr>
+            <w:tcW w:type="pct" w:w="5000"/>
+            <w:shd w:fill="FBFAF6" w:val="clear"/>
+            <w:tcMar>
+              <w:top w:type="dxa" w:w="40"/>
+              <w:left w:type="dxa" w:w="100"/>
+              <w:bottom w:type="dxa" w:w="40"/>
+              <w:right w:type="dxa" w:w="100"/>
+            </w:tcMar>
+          </w:tcPr>
+          <w:p>
+            <w:pPr>
+              <w:spacing w:before="18" w:after="6"/>
+            </w:pPr>
+            <w:r>
+              <w:rPr>
+                <w:b/>
+                <w:bCs/>
+                <w:color w:val="6B7280"/>
+                <w:sz w:val="14"/>
+                <w:szCs w:val="14"/>
+              </w:rPr>
+              <w:t xml:space="preserve">word list</w:t>
+            </w:r>
+          </w:p>
+          <w:p>
+            <w:pPr>
+              <w:spacing w:before="0" w:after="18"/>
+            </w:pPr>
+            <w:r>
+              <w:rPr>
+                <w:b/>
+                <w:bCs/>
+                <w:color w:val="353A7C"/>
+                <w:sz w:val="16"/>
+                <w:szCs w:val="16"/>
+              </w:rPr>
+              <w:t xml:space="preserve">technique   ·   materials   ·   overhead</w:t>
             </w:r>
           </w:p>
         </w:tc>
@@ -11392,7 +11900,7 @@
                 <w:sz w:val="14"/>
                 <w:szCs w:val="14"/>
               </w:rPr>
-              <w:t xml:space="preserve">(14)</w:t>
+              <w:t xml:space="preserve">(18)</w:t>
             </w:r>
           </w:p>
         </w:tc>
@@ -11448,6 +11956,103 @@
           <w:tcPr>
             <w:tcW w:type="pct" w:w="568"/>
             <w:shd w:fill="FBFAF6" w:val="clear"/>
+            <w:tcMar>
+              <w:top w:type="dxa" w:w="50"/>
+              <w:left w:type="dxa" w:w="110"/>
+              <w:bottom w:type="dxa" w:w="50"/>
+              <w:right w:type="dxa" w:w="110"/>
+            </w:tcMar>
+          </w:tcPr>
+          <w:p>
+            <w:pPr>
+              <w:spacing w:before="28" w:after="28"/>
+            </w:pPr>
+            <w:r>
+              <w:rPr>
+                <w:sz w:val="15"/>
+                <w:szCs w:val="15"/>
+              </w:rPr>
+              <w:t xml:space="preserve"> </w:t>
+            </w:r>
+          </w:p>
+        </w:tc>
+        <w:tc>
+          <w:tcPr>
+            <w:tcW w:type="pct" w:w="2200"/>
+            <w:shd w:fill="FBFAF6" w:val="clear"/>
+            <w:tcMar>
+              <w:top w:type="dxa" w:w="50"/>
+              <w:left w:type="dxa" w:w="110"/>
+              <w:bottom w:type="dxa" w:w="50"/>
+              <w:right w:type="dxa" w:w="110"/>
+            </w:tcMar>
+          </w:tcPr>
+          <w:p>
+            <w:pPr>
+              <w:spacing w:before="28" w:after="28"/>
+            </w:pPr>
+            <w:r>
+              <w:rPr>
+                <w:sz w:val="15"/>
+                <w:szCs w:val="15"/>
+              </w:rPr>
+              <w:t xml:space="preserve">Direct Materials Variances</w:t>
+            </w:r>
+          </w:p>
+        </w:tc>
+        <w:tc>
+          <w:tcPr>
+            <w:tcW w:type="pct" w:w="1102"/>
+            <w:shd w:fill="FBFAF6" w:val="clear"/>
+            <w:tcMar>
+              <w:top w:type="dxa" w:w="50"/>
+              <w:left w:type="dxa" w:w="110"/>
+              <w:bottom w:type="dxa" w:w="50"/>
+              <w:right w:type="dxa" w:w="110"/>
+            </w:tcMar>
+          </w:tcPr>
+          <w:p>
+            <w:pPr>
+              <w:spacing w:before="28" w:after="28"/>
+            </w:pPr>
+            <w:r>
+              <w:rPr>
+                <w:sz w:val="15"/>
+                <w:szCs w:val="15"/>
+              </w:rPr>
+              <w:t xml:space="preserve">7,000</w:t>
+            </w:r>
+          </w:p>
+        </w:tc>
+        <w:tc>
+          <w:tcPr>
+            <w:tcW w:type="pct" w:w="1130"/>
+            <w:shd w:fill="FBFAF6" w:val="clear"/>
+            <w:tcMar>
+              <w:top w:type="dxa" w:w="50"/>
+              <w:left w:type="dxa" w:w="110"/>
+              <w:bottom w:type="dxa" w:w="50"/>
+              <w:right w:type="dxa" w:w="110"/>
+            </w:tcMar>
+          </w:tcPr>
+          <w:p>
+            <w:pPr>
+              <w:spacing w:before="28" w:after="28"/>
+            </w:pPr>
+            <w:r>
+              <w:rPr>
+                <w:sz w:val="15"/>
+                <w:szCs w:val="15"/>
+              </w:rPr>
+              <w:t xml:space="preserve"> </w:t>
+            </w:r>
+          </w:p>
+        </w:tc>
+      </w:tr>
+      <w:tr>
+        <w:tc>
+          <w:tcPr>
+            <w:tcW w:type="pct" w:w="568"/>
             <w:tcMar>
               <w:top w:type="dxa" w:w="50"/>
               <w:left w:type="dxa" w:w="110"/>
@@ -11491,103 +12096,7 @@
                 <w:sz w:val="14"/>
                 <w:szCs w:val="14"/>
               </w:rPr>
-              <w:t xml:space="preserve">(15)</w:t>
-            </w:r>
-          </w:p>
-        </w:tc>
-        <w:tc>
-          <w:tcPr>
-            <w:tcW w:type="pct" w:w="1102"/>
-            <w:shd w:fill="FBFAF6" w:val="clear"/>
-            <w:tcMar>
-              <w:top w:type="dxa" w:w="50"/>
-              <w:left w:type="dxa" w:w="110"/>
-              <w:bottom w:type="dxa" w:w="50"/>
-              <w:right w:type="dxa" w:w="110"/>
-            </w:tcMar>
-          </w:tcPr>
-          <w:p>
-            <w:pPr>
-              <w:spacing w:before="28" w:after="28"/>
-            </w:pPr>
-            <w:r>
-              <w:rPr>
-                <w:sz w:val="15"/>
-                <w:szCs w:val="15"/>
-              </w:rPr>
-              <w:t xml:space="preserve">7,000</w:t>
-            </w:r>
-          </w:p>
-        </w:tc>
-        <w:tc>
-          <w:tcPr>
-            <w:tcW w:type="pct" w:w="1130"/>
-            <w:shd w:fill="FBFAF6" w:val="clear"/>
-            <w:tcMar>
-              <w:top w:type="dxa" w:w="50"/>
-              <w:left w:type="dxa" w:w="110"/>
-              <w:bottom w:type="dxa" w:w="50"/>
-              <w:right w:type="dxa" w:w="110"/>
-            </w:tcMar>
-          </w:tcPr>
-          <w:p>
-            <w:pPr>
-              <w:spacing w:before="28" w:after="28"/>
-            </w:pPr>
-            <w:r>
-              <w:rPr>
-                <w:sz w:val="15"/>
-                <w:szCs w:val="15"/>
-              </w:rPr>
-              <w:t xml:space="preserve"> </w:t>
-            </w:r>
-          </w:p>
-        </w:tc>
-      </w:tr>
-      <w:tr>
-        <w:tc>
-          <w:tcPr>
-            <w:tcW w:type="pct" w:w="568"/>
-            <w:tcMar>
-              <w:top w:type="dxa" w:w="50"/>
-              <w:left w:type="dxa" w:w="110"/>
-              <w:bottom w:type="dxa" w:w="50"/>
-              <w:right w:type="dxa" w:w="110"/>
-            </w:tcMar>
-          </w:tcPr>
-          <w:p>
-            <w:pPr>
-              <w:spacing w:before="28" w:after="28"/>
-            </w:pPr>
-            <w:r>
-              <w:rPr>
-                <w:sz w:val="15"/>
-                <w:szCs w:val="15"/>
-              </w:rPr>
-              <w:t xml:space="preserve"> </w:t>
-            </w:r>
-          </w:p>
-        </w:tc>
-        <w:tc>
-          <w:tcPr>
-            <w:tcW w:type="pct" w:w="2200"/>
-            <w:tcMar>
-              <w:top w:type="dxa" w:w="50"/>
-              <w:left w:type="dxa" w:w="110"/>
-              <w:bottom w:type="dxa" w:w="50"/>
-              <w:right w:type="dxa" w:w="110"/>
-            </w:tcMar>
-          </w:tcPr>
-          <w:p>
-            <w:pPr>
-              <w:spacing w:before="28" w:after="28"/>
-            </w:pPr>
-            <w:r>
-              <w:rPr>
-                <w:sz w:val="15"/>
-                <w:szCs w:val="15"/>
-              </w:rPr>
-              <w:t xml:space="preserve">Raw Materials Inventory</w:t>
+              <w:t xml:space="preserve">(19)</w:t>
             </w:r>
           </w:p>
         </w:tc>
@@ -11975,7 +12484,7 @@
                 <w:sz w:val="14"/>
                 <w:szCs w:val="14"/>
               </w:rPr>
-              <w:t xml:space="preserve">(16)</w:t>
+              <w:t xml:space="preserve">(20)</w:t>
             </w:r>
           </w:p>
         </w:tc>
@@ -12031,6 +12540,103 @@
           <w:tcPr>
             <w:tcW w:type="pct" w:w="568"/>
             <w:shd w:fill="FBFAF6" w:val="clear"/>
+            <w:tcMar>
+              <w:top w:type="dxa" w:w="50"/>
+              <w:left w:type="dxa" w:w="110"/>
+              <w:bottom w:type="dxa" w:w="50"/>
+              <w:right w:type="dxa" w:w="110"/>
+            </w:tcMar>
+          </w:tcPr>
+          <w:p>
+            <w:pPr>
+              <w:spacing w:before="28" w:after="28"/>
+            </w:pPr>
+            <w:r>
+              <w:rPr>
+                <w:sz w:val="15"/>
+                <w:szCs w:val="15"/>
+              </w:rPr>
+              <w:t xml:space="preserve"> </w:t>
+            </w:r>
+          </w:p>
+        </w:tc>
+        <w:tc>
+          <w:tcPr>
+            <w:tcW w:type="pct" w:w="2200"/>
+            <w:shd w:fill="FBFAF6" w:val="clear"/>
+            <w:tcMar>
+              <w:top w:type="dxa" w:w="50"/>
+              <w:left w:type="dxa" w:w="110"/>
+              <w:bottom w:type="dxa" w:w="50"/>
+              <w:right w:type="dxa" w:w="110"/>
+            </w:tcMar>
+          </w:tcPr>
+          <w:p>
+            <w:pPr>
+              <w:spacing w:before="28" w:after="28"/>
+            </w:pPr>
+            <w:r>
+              <w:rPr>
+                <w:sz w:val="15"/>
+                <w:szCs w:val="15"/>
+              </w:rPr>
+              <w:t xml:space="preserve">Accounts Payable</w:t>
+            </w:r>
+          </w:p>
+        </w:tc>
+        <w:tc>
+          <w:tcPr>
+            <w:tcW w:type="pct" w:w="1102"/>
+            <w:shd w:fill="FBFAF6" w:val="clear"/>
+            <w:tcMar>
+              <w:top w:type="dxa" w:w="50"/>
+              <w:left w:type="dxa" w:w="110"/>
+              <w:bottom w:type="dxa" w:w="50"/>
+              <w:right w:type="dxa" w:w="110"/>
+            </w:tcMar>
+          </w:tcPr>
+          <w:p>
+            <w:pPr>
+              <w:spacing w:before="28" w:after="28"/>
+            </w:pPr>
+            <w:r>
+              <w:rPr>
+                <w:sz w:val="15"/>
+                <w:szCs w:val="15"/>
+              </w:rPr>
+              <w:t xml:space="preserve"> </w:t>
+            </w:r>
+          </w:p>
+        </w:tc>
+        <w:tc>
+          <w:tcPr>
+            <w:tcW w:type="pct" w:w="1130"/>
+            <w:shd w:fill="FBFAF6" w:val="clear"/>
+            <w:tcMar>
+              <w:top w:type="dxa" w:w="50"/>
+              <w:left w:type="dxa" w:w="110"/>
+              <w:bottom w:type="dxa" w:w="50"/>
+              <w:right w:type="dxa" w:w="110"/>
+            </w:tcMar>
+          </w:tcPr>
+          <w:p>
+            <w:pPr>
+              <w:spacing w:before="28" w:after="28"/>
+            </w:pPr>
+            <w:r>
+              <w:rPr>
+                <w:sz w:val="15"/>
+                <w:szCs w:val="15"/>
+              </w:rPr>
+              <w:t xml:space="preserve">70,700</w:t>
+            </w:r>
+          </w:p>
+        </w:tc>
+      </w:tr>
+      <w:tr>
+        <w:tc>
+          <w:tcPr>
+            <w:tcW w:type="pct" w:w="568"/>
             <w:tcMar>
               <w:top w:type="dxa" w:w="50"/>
               <w:left w:type="dxa" w:w="110"/>
@@ -12074,7 +12680,103 @@
                 <w:sz w:val="14"/>
                 <w:szCs w:val="14"/>
               </w:rPr>
-              <w:t xml:space="preserve">(17)</w:t>
+              <w:t xml:space="preserve">(21)</w:t>
+            </w:r>
+          </w:p>
+        </w:tc>
+        <w:tc>
+          <w:tcPr>
+            <w:tcW w:type="pct" w:w="1102"/>
+            <w:tcMar>
+              <w:top w:type="dxa" w:w="50"/>
+              <w:left w:type="dxa" w:w="110"/>
+              <w:bottom w:type="dxa" w:w="50"/>
+              <w:right w:type="dxa" w:w="110"/>
+            </w:tcMar>
+          </w:tcPr>
+          <w:p>
+            <w:pPr>
+              <w:spacing w:before="28" w:after="28"/>
+            </w:pPr>
+            <w:r>
+              <w:rPr>
+                <w:sz w:val="15"/>
+                <w:szCs w:val="15"/>
+              </w:rPr>
+              <w:t xml:space="preserve"> </w:t>
+            </w:r>
+          </w:p>
+        </w:tc>
+        <w:tc>
+          <w:tcPr>
+            <w:tcW w:type="pct" w:w="1130"/>
+            <w:tcMar>
+              <w:top w:type="dxa" w:w="50"/>
+              <w:left w:type="dxa" w:w="110"/>
+              <w:bottom w:type="dxa" w:w="50"/>
+              <w:right w:type="dxa" w:w="110"/>
+            </w:tcMar>
+          </w:tcPr>
+          <w:p>
+            <w:pPr>
+              <w:spacing w:before="28" w:after="28"/>
+            </w:pPr>
+            <w:r>
+              <w:rPr>
+                <w:sz w:val="15"/>
+                <w:szCs w:val="15"/>
+              </w:rPr>
+              <w:t xml:space="preserve">34,500</w:t>
+            </w:r>
+          </w:p>
+        </w:tc>
+      </w:tr>
+      <w:tr>
+        <w:tc>
+          <w:tcPr>
+            <w:tcW w:type="pct" w:w="568"/>
+            <w:shd w:fill="FBFAF6" w:val="clear"/>
+            <w:tcMar>
+              <w:top w:type="dxa" w:w="50"/>
+              <w:left w:type="dxa" w:w="110"/>
+              <w:bottom w:type="dxa" w:w="50"/>
+              <w:right w:type="dxa" w:w="110"/>
+            </w:tcMar>
+          </w:tcPr>
+          <w:p>
+            <w:pPr>
+              <w:spacing w:before="28" w:after="28"/>
+            </w:pPr>
+            <w:r>
+              <w:rPr>
+                <w:sz w:val="15"/>
+                <w:szCs w:val="15"/>
+              </w:rPr>
+              <w:t xml:space="preserve"> </w:t>
+            </w:r>
+          </w:p>
+        </w:tc>
+        <w:tc>
+          <w:tcPr>
+            <w:tcW w:type="pct" w:w="2200"/>
+            <w:shd w:fill="FBFAF6" w:val="clear"/>
+            <w:tcMar>
+              <w:top w:type="dxa" w:w="50"/>
+              <w:left w:type="dxa" w:w="110"/>
+              <w:bottom w:type="dxa" w:w="50"/>
+              <w:right w:type="dxa" w:w="110"/>
+            </w:tcMar>
+          </w:tcPr>
+          <w:p>
+            <w:pPr>
+              <w:spacing w:before="28" w:after="28"/>
+            </w:pPr>
+            <w:r>
+              <w:rPr>
+                <w:sz w:val="15"/>
+                <w:szCs w:val="15"/>
+              </w:rPr>
+              <w:t xml:space="preserve">Accumulated Depreciation</w:t>
             </w:r>
           </w:p>
         </w:tc>
@@ -12122,7 +12824,7 @@
                 <w:sz w:val="15"/>
                 <w:szCs w:val="15"/>
               </w:rPr>
-              <w:t xml:space="preserve">70,700</w:t>
+              <w:t xml:space="preserve">75,000</w:t>
             </w:r>
           </w:p>
         </w:tc>
@@ -12131,101 +12833,6 @@
         <w:tc>
           <w:tcPr>
             <w:tcW w:type="pct" w:w="568"/>
-            <w:tcMar>
-              <w:top w:type="dxa" w:w="50"/>
-              <w:left w:type="dxa" w:w="110"/>
-              <w:bottom w:type="dxa" w:w="50"/>
-              <w:right w:type="dxa" w:w="110"/>
-            </w:tcMar>
-          </w:tcPr>
-          <w:p>
-            <w:pPr>
-              <w:spacing w:before="28" w:after="28"/>
-            </w:pPr>
-            <w:r>
-              <w:rPr>
-                <w:sz w:val="15"/>
-                <w:szCs w:val="15"/>
-              </w:rPr>
-              <w:t xml:space="preserve"> </w:t>
-            </w:r>
-          </w:p>
-        </w:tc>
-        <w:tc>
-          <w:tcPr>
-            <w:tcW w:type="pct" w:w="2200"/>
-            <w:tcMar>
-              <w:top w:type="dxa" w:w="50"/>
-              <w:left w:type="dxa" w:w="110"/>
-              <w:bottom w:type="dxa" w:w="50"/>
-              <w:right w:type="dxa" w:w="110"/>
-            </w:tcMar>
-          </w:tcPr>
-          <w:p>
-            <w:pPr>
-              <w:spacing w:before="28" w:after="28"/>
-            </w:pPr>
-            <w:r>
-              <w:rPr>
-                <w:sz w:val="15"/>
-                <w:szCs w:val="15"/>
-              </w:rPr>
-              <w:t xml:space="preserve">Service Department Charges</w:t>
-            </w:r>
-          </w:p>
-        </w:tc>
-        <w:tc>
-          <w:tcPr>
-            <w:tcW w:type="pct" w:w="1102"/>
-            <w:tcMar>
-              <w:top w:type="dxa" w:w="50"/>
-              <w:left w:type="dxa" w:w="110"/>
-              <w:bottom w:type="dxa" w:w="50"/>
-              <w:right w:type="dxa" w:w="110"/>
-            </w:tcMar>
-          </w:tcPr>
-          <w:p>
-            <w:pPr>
-              <w:spacing w:before="28" w:after="28"/>
-            </w:pPr>
-            <w:r>
-              <w:rPr>
-                <w:sz w:val="15"/>
-                <w:szCs w:val="15"/>
-              </w:rPr>
-              <w:t xml:space="preserve"> </w:t>
-            </w:r>
-          </w:p>
-        </w:tc>
-        <w:tc>
-          <w:tcPr>
-            <w:tcW w:type="pct" w:w="1130"/>
-            <w:tcMar>
-              <w:top w:type="dxa" w:w="50"/>
-              <w:left w:type="dxa" w:w="110"/>
-              <w:bottom w:type="dxa" w:w="50"/>
-              <w:right w:type="dxa" w:w="110"/>
-            </w:tcMar>
-          </w:tcPr>
-          <w:p>
-            <w:pPr>
-              <w:spacing w:before="28" w:after="28"/>
-            </w:pPr>
-            <w:r>
-              <w:rPr>
-                <w:sz w:val="15"/>
-                <w:szCs w:val="15"/>
-              </w:rPr>
-              <w:t xml:space="preserve">34,500</w:t>
-            </w:r>
-          </w:p>
-        </w:tc>
-      </w:tr>
-      <w:tr>
-        <w:tc>
-          <w:tcPr>
-            <w:tcW w:type="pct" w:w="568"/>
-            <w:shd w:fill="FBFAF6" w:val="clear"/>
             <w:tcMar>
               <w:top w:type="dxa" w:w="50"/>
               <w:left w:type="dxa" w:w="110"/>
@@ -12269,7 +12876,103 @@
                 <w:sz w:val="14"/>
                 <w:szCs w:val="14"/>
               </w:rPr>
-              <w:t xml:space="preserve">(18)</w:t>
+              <w:t xml:space="preserve">(22)</w:t>
+            </w:r>
+          </w:p>
+        </w:tc>
+        <w:tc>
+          <w:tcPr>
+            <w:tcW w:type="pct" w:w="1102"/>
+            <w:tcMar>
+              <w:top w:type="dxa" w:w="50"/>
+              <w:left w:type="dxa" w:w="110"/>
+              <w:bottom w:type="dxa" w:w="50"/>
+              <w:right w:type="dxa" w:w="110"/>
+            </w:tcMar>
+          </w:tcPr>
+          <w:p>
+            <w:pPr>
+              <w:spacing w:before="28" w:after="28"/>
+            </w:pPr>
+            <w:r>
+              <w:rPr>
+                <w:sz w:val="15"/>
+                <w:szCs w:val="15"/>
+              </w:rPr>
+              <w:t xml:space="preserve"> </w:t>
+            </w:r>
+          </w:p>
+        </w:tc>
+        <w:tc>
+          <w:tcPr>
+            <w:tcW w:type="pct" w:w="1130"/>
+            <w:tcMar>
+              <w:top w:type="dxa" w:w="50"/>
+              <w:left w:type="dxa" w:w="110"/>
+              <w:bottom w:type="dxa" w:w="50"/>
+              <w:right w:type="dxa" w:w="110"/>
+            </w:tcMar>
+          </w:tcPr>
+          <w:p>
+            <w:pPr>
+              <w:spacing w:before="28" w:after="28"/>
+            </w:pPr>
+            <w:r>
+              <w:rPr>
+                <w:sz w:val="15"/>
+                <w:szCs w:val="15"/>
+              </w:rPr>
+              <w:t xml:space="preserve">42,400</w:t>
+            </w:r>
+          </w:p>
+        </w:tc>
+      </w:tr>
+      <w:tr>
+        <w:tc>
+          <w:tcPr>
+            <w:tcW w:type="pct" w:w="568"/>
+            <w:shd w:fill="FBFAF6" w:val="clear"/>
+            <w:tcMar>
+              <w:top w:type="dxa" w:w="50"/>
+              <w:left w:type="dxa" w:w="110"/>
+              <w:bottom w:type="dxa" w:w="50"/>
+              <w:right w:type="dxa" w:w="110"/>
+            </w:tcMar>
+          </w:tcPr>
+          <w:p>
+            <w:pPr>
+              <w:spacing w:before="28" w:after="28"/>
+            </w:pPr>
+            <w:r>
+              <w:rPr>
+                <w:sz w:val="15"/>
+                <w:szCs w:val="15"/>
+              </w:rPr>
+              <w:t xml:space="preserve">4</w:t>
+            </w:r>
+          </w:p>
+        </w:tc>
+        <w:tc>
+          <w:tcPr>
+            <w:tcW w:type="pct" w:w="2200"/>
+            <w:shd w:fill="FBFAF6" w:val="clear"/>
+            <w:tcMar>
+              <w:top w:type="dxa" w:w="50"/>
+              <w:left w:type="dxa" w:w="110"/>
+              <w:bottom w:type="dxa" w:w="50"/>
+              <w:right w:type="dxa" w:w="110"/>
+            </w:tcMar>
+          </w:tcPr>
+          <w:p>
+            <w:pPr>
+              <w:spacing w:before="28" w:after="28"/>
+            </w:pPr>
+            <w:r>
+              <w:rPr>
+                <w:sz w:val="15"/>
+                <w:szCs w:val="15"/>
+              </w:rPr>
+              <w:t xml:space="preserve">Work-in-Process Inventory</w:t>
             </w:r>
           </w:p>
         </w:tc>
@@ -12293,7 +12996,7 @@
                 <w:sz w:val="15"/>
                 <w:szCs w:val="15"/>
               </w:rPr>
-              <w:t xml:space="preserve"> </w:t>
+              <w:t xml:space="preserve">210,000</w:t>
             </w:r>
           </w:p>
         </w:tc>
@@ -12317,7 +13020,7 @@
                 <w:sz w:val="15"/>
                 <w:szCs w:val="15"/>
               </w:rPr>
-              <w:t xml:space="preserve">75,000</w:t>
+              <w:t xml:space="preserve"> </w:t>
             </w:r>
           </w:p>
         </w:tc>
@@ -12369,7 +13072,7 @@
                 <w:sz w:val="14"/>
                 <w:szCs w:val="14"/>
               </w:rPr>
-              <w:t xml:space="preserve">(19)</w:t>
+              <w:t xml:space="preserve">(23)</w:t>
             </w:r>
           </w:p>
         </w:tc>
@@ -12415,7 +13118,7 @@
                 <w:sz w:val="15"/>
                 <w:szCs w:val="15"/>
               </w:rPr>
-              <w:t xml:space="preserve">42,400</w:t>
+              <w:t xml:space="preserve">210,000</w:t>
             </w:r>
           </w:p>
         </w:tc>
@@ -12441,104 +13144,7 @@
                 <w:sz w:val="15"/>
                 <w:szCs w:val="15"/>
               </w:rPr>
-              <w:t xml:space="preserve">4</w:t>
-            </w:r>
-          </w:p>
-        </w:tc>
-        <w:tc>
-          <w:tcPr>
-            <w:tcW w:type="pct" w:w="2200"/>
-            <w:shd w:fill="FBFAF6" w:val="clear"/>
-            <w:tcMar>
-              <w:top w:type="dxa" w:w="50"/>
-              <w:left w:type="dxa" w:w="110"/>
-              <w:bottom w:type="dxa" w:w="50"/>
-              <w:right w:type="dxa" w:w="110"/>
-            </w:tcMar>
-          </w:tcPr>
-          <w:p>
-            <w:pPr>
-              <w:spacing w:before="28" w:after="28"/>
-            </w:pPr>
-            <w:r>
-              <w:rPr>
-                <w:sz w:val="15"/>
-                <w:szCs w:val="15"/>
-              </w:rPr>
-              <w:t xml:space="preserve">Work-in-Process Inventory</w:t>
-            </w:r>
-          </w:p>
-        </w:tc>
-        <w:tc>
-          <w:tcPr>
-            <w:tcW w:type="pct" w:w="1102"/>
-            <w:shd w:fill="FBFAF6" w:val="clear"/>
-            <w:tcMar>
-              <w:top w:type="dxa" w:w="50"/>
-              <w:left w:type="dxa" w:w="110"/>
-              <w:bottom w:type="dxa" w:w="50"/>
-              <w:right w:type="dxa" w:w="110"/>
-            </w:tcMar>
-          </w:tcPr>
-          <w:p>
-            <w:pPr>
-              <w:spacing w:before="28" w:after="28"/>
-            </w:pPr>
-            <w:r>
-              <w:rPr>
-                <w:sz w:val="15"/>
-                <w:szCs w:val="15"/>
-              </w:rPr>
-              <w:t xml:space="preserve">210,000</w:t>
-            </w:r>
-          </w:p>
-        </w:tc>
-        <w:tc>
-          <w:tcPr>
-            <w:tcW w:type="pct" w:w="1130"/>
-            <w:shd w:fill="FBFAF6" w:val="clear"/>
-            <w:tcMar>
-              <w:top w:type="dxa" w:w="50"/>
-              <w:left w:type="dxa" w:w="110"/>
-              <w:bottom w:type="dxa" w:w="50"/>
-              <w:right w:type="dxa" w:w="110"/>
-            </w:tcMar>
-          </w:tcPr>
-          <w:p>
-            <w:pPr>
-              <w:spacing w:before="28" w:after="28"/>
-            </w:pPr>
-            <w:r>
-              <w:rPr>
-                <w:sz w:val="15"/>
-                <w:szCs w:val="15"/>
-              </w:rPr>
-              <w:t xml:space="preserve"> </w:t>
-            </w:r>
-          </w:p>
-        </w:tc>
-      </w:tr>
-      <w:tr>
-        <w:tc>
-          <w:tcPr>
-            <w:tcW w:type="pct" w:w="568"/>
-            <w:tcMar>
-              <w:top w:type="dxa" w:w="50"/>
-              <w:left w:type="dxa" w:w="110"/>
-              <w:bottom w:type="dxa" w:w="50"/>
-              <w:right w:type="dxa" w:w="110"/>
-            </w:tcMar>
-          </w:tcPr>
-          <w:p>
-            <w:pPr>
-              <w:spacing w:before="28" w:after="28"/>
-            </w:pPr>
-            <w:r>
-              <w:rPr>
-                <w:sz w:val="15"/>
-                <w:szCs w:val="15"/>
-              </w:rPr>
-              <w:t xml:space="preserve"> </w:t>
+              <w:t xml:space="preserve">5</w:t>
             </w:r>
           </w:p>
         </w:tc>
@@ -12565,13 +13171,14 @@
                 <w:sz w:val="14"/>
                 <w:szCs w:val="14"/>
               </w:rPr>
-              <w:t xml:space="preserve">(20)</w:t>
+              <w:t xml:space="preserve">(24)</w:t>
             </w:r>
           </w:p>
         </w:tc>
         <w:tc>
           <w:tcPr>
             <w:tcW w:type="pct" w:w="1102"/>
+            <w:shd w:fill="FBFAF6" w:val="clear"/>
             <w:tcMar>
               <w:top w:type="dxa" w:w="50"/>
               <w:left w:type="dxa" w:w="110"/>
@@ -12588,13 +13195,14 @@
                 <w:sz w:val="15"/>
                 <w:szCs w:val="15"/>
               </w:rPr>
-              <w:t xml:space="preserve"> </w:t>
+              <w:t xml:space="preserve">882,000</w:t>
             </w:r>
           </w:p>
         </w:tc>
         <w:tc>
           <w:tcPr>
             <w:tcW w:type="pct" w:w="1130"/>
+            <w:shd w:fill="FBFAF6" w:val="clear"/>
             <w:tcMar>
               <w:top w:type="dxa" w:w="50"/>
               <w:left w:type="dxa" w:w="110"/>
@@ -12611,7 +13219,101 @@
                 <w:sz w:val="15"/>
                 <w:szCs w:val="15"/>
               </w:rPr>
-              <w:t xml:space="preserve">210,000</w:t>
+              <w:t xml:space="preserve"> </w:t>
+            </w:r>
+          </w:p>
+        </w:tc>
+      </w:tr>
+      <w:tr>
+        <w:tc>
+          <w:tcPr>
+            <w:tcW w:type="pct" w:w="568"/>
+            <w:tcMar>
+              <w:top w:type="dxa" w:w="50"/>
+              <w:left w:type="dxa" w:w="110"/>
+              <w:bottom w:type="dxa" w:w="50"/>
+              <w:right w:type="dxa" w:w="110"/>
+            </w:tcMar>
+          </w:tcPr>
+          <w:p>
+            <w:pPr>
+              <w:spacing w:before="28" w:after="28"/>
+            </w:pPr>
+            <w:r>
+              <w:rPr>
+                <w:sz w:val="15"/>
+                <w:szCs w:val="15"/>
+              </w:rPr>
+              <w:t xml:space="preserve"> </w:t>
+            </w:r>
+          </w:p>
+        </w:tc>
+        <w:tc>
+          <w:tcPr>
+            <w:tcW w:type="pct" w:w="2200"/>
+            <w:tcMar>
+              <w:top w:type="dxa" w:w="50"/>
+              <w:left w:type="dxa" w:w="110"/>
+              <w:bottom w:type="dxa" w:w="50"/>
+              <w:right w:type="dxa" w:w="110"/>
+            </w:tcMar>
+          </w:tcPr>
+          <w:p>
+            <w:pPr>
+              <w:spacing w:before="28" w:after="28"/>
+            </w:pPr>
+            <w:r>
+              <w:rPr>
+                <w:sz w:val="15"/>
+                <w:szCs w:val="15"/>
+              </w:rPr>
+              <w:t xml:space="preserve">Work-in-Process Inventory</w:t>
+            </w:r>
+          </w:p>
+        </w:tc>
+        <w:tc>
+          <w:tcPr>
+            <w:tcW w:type="pct" w:w="1102"/>
+            <w:tcMar>
+              <w:top w:type="dxa" w:w="50"/>
+              <w:left w:type="dxa" w:w="110"/>
+              <w:bottom w:type="dxa" w:w="50"/>
+              <w:right w:type="dxa" w:w="110"/>
+            </w:tcMar>
+          </w:tcPr>
+          <w:p>
+            <w:pPr>
+              <w:spacing w:before="28" w:after="28"/>
+            </w:pPr>
+            <w:r>
+              <w:rPr>
+                <w:sz w:val="15"/>
+                <w:szCs w:val="15"/>
+              </w:rPr>
+              <w:t xml:space="preserve"> </w:t>
+            </w:r>
+          </w:p>
+        </w:tc>
+        <w:tc>
+          <w:tcPr>
+            <w:tcW w:type="pct" w:w="1130"/>
+            <w:tcMar>
+              <w:top w:type="dxa" w:w="50"/>
+              <w:left w:type="dxa" w:w="110"/>
+              <w:bottom w:type="dxa" w:w="50"/>
+              <w:right w:type="dxa" w:w="110"/>
+            </w:tcMar>
+          </w:tcPr>
+          <w:p>
+            <w:pPr>
+              <w:spacing w:before="28" w:after="28"/>
+            </w:pPr>
+            <w:r>
+              <w:rPr>
+                <w:sz w:val="15"/>
+                <w:szCs w:val="15"/>
+              </w:rPr>
+              <w:t xml:space="preserve">882,000</w:t>
             </w:r>
           </w:p>
         </w:tc>
@@ -12637,7 +13339,7 @@
                 <w:sz w:val="15"/>
                 <w:szCs w:val="15"/>
               </w:rPr>
-              <w:t xml:space="preserve">5</w:t>
+              <w:t xml:space="preserve"> </w:t>
             </w:r>
           </w:p>
         </w:tc>
@@ -12664,199 +13366,7 @@
                 <w:sz w:val="14"/>
                 <w:szCs w:val="14"/>
               </w:rPr>
-              <w:t xml:space="preserve">(21)</w:t>
-            </w:r>
-          </w:p>
-        </w:tc>
-        <w:tc>
-          <w:tcPr>
-            <w:tcW w:type="pct" w:w="1102"/>
-            <w:shd w:fill="FBFAF6" w:val="clear"/>
-            <w:tcMar>
-              <w:top w:type="dxa" w:w="50"/>
-              <w:left w:type="dxa" w:w="110"/>
-              <w:bottom w:type="dxa" w:w="50"/>
-              <w:right w:type="dxa" w:w="110"/>
-            </w:tcMar>
-          </w:tcPr>
-          <w:p>
-            <w:pPr>
-              <w:spacing w:before="28" w:after="28"/>
-            </w:pPr>
-            <w:r>
-              <w:rPr>
-                <w:sz w:val="15"/>
-                <w:szCs w:val="15"/>
-              </w:rPr>
-              <w:t xml:space="preserve">882,000</w:t>
-            </w:r>
-          </w:p>
-        </w:tc>
-        <w:tc>
-          <w:tcPr>
-            <w:tcW w:type="pct" w:w="1130"/>
-            <w:shd w:fill="FBFAF6" w:val="clear"/>
-            <w:tcMar>
-              <w:top w:type="dxa" w:w="50"/>
-              <w:left w:type="dxa" w:w="110"/>
-              <w:bottom w:type="dxa" w:w="50"/>
-              <w:right w:type="dxa" w:w="110"/>
-            </w:tcMar>
-          </w:tcPr>
-          <w:p>
-            <w:pPr>
-              <w:spacing w:before="28" w:after="28"/>
-            </w:pPr>
-            <w:r>
-              <w:rPr>
-                <w:sz w:val="15"/>
-                <w:szCs w:val="15"/>
-              </w:rPr>
-              <w:t xml:space="preserve"> </w:t>
-            </w:r>
-          </w:p>
-        </w:tc>
-      </w:tr>
-      <w:tr>
-        <w:tc>
-          <w:tcPr>
-            <w:tcW w:type="pct" w:w="568"/>
-            <w:tcMar>
-              <w:top w:type="dxa" w:w="50"/>
-              <w:left w:type="dxa" w:w="110"/>
-              <w:bottom w:type="dxa" w:w="50"/>
-              <w:right w:type="dxa" w:w="110"/>
-            </w:tcMar>
-          </w:tcPr>
-          <w:p>
-            <w:pPr>
-              <w:spacing w:before="28" w:after="28"/>
-            </w:pPr>
-            <w:r>
-              <w:rPr>
-                <w:sz w:val="15"/>
-                <w:szCs w:val="15"/>
-              </w:rPr>
-              <w:t xml:space="preserve"> </w:t>
-            </w:r>
-          </w:p>
-        </w:tc>
-        <w:tc>
-          <w:tcPr>
-            <w:tcW w:type="pct" w:w="2200"/>
-            <w:tcMar>
-              <w:top w:type="dxa" w:w="50"/>
-              <w:left w:type="dxa" w:w="110"/>
-              <w:bottom w:type="dxa" w:w="50"/>
-              <w:right w:type="dxa" w:w="110"/>
-            </w:tcMar>
-          </w:tcPr>
-          <w:p>
-            <w:pPr>
-              <w:spacing w:before="28" w:after="28"/>
-            </w:pPr>
-            <w:r>
-              <w:rPr>
-                <w:sz w:val="15"/>
-                <w:szCs w:val="15"/>
-              </w:rPr>
-              <w:t xml:space="preserve">Work-in-Process Inventory</w:t>
-            </w:r>
-          </w:p>
-        </w:tc>
-        <w:tc>
-          <w:tcPr>
-            <w:tcW w:type="pct" w:w="1102"/>
-            <w:tcMar>
-              <w:top w:type="dxa" w:w="50"/>
-              <w:left w:type="dxa" w:w="110"/>
-              <w:bottom w:type="dxa" w:w="50"/>
-              <w:right w:type="dxa" w:w="110"/>
-            </w:tcMar>
-          </w:tcPr>
-          <w:p>
-            <w:pPr>
-              <w:spacing w:before="28" w:after="28"/>
-            </w:pPr>
-            <w:r>
-              <w:rPr>
-                <w:sz w:val="15"/>
-                <w:szCs w:val="15"/>
-              </w:rPr>
-              <w:t xml:space="preserve"> </w:t>
-            </w:r>
-          </w:p>
-        </w:tc>
-        <w:tc>
-          <w:tcPr>
-            <w:tcW w:type="pct" w:w="1130"/>
-            <w:tcMar>
-              <w:top w:type="dxa" w:w="50"/>
-              <w:left w:type="dxa" w:w="110"/>
-              <w:bottom w:type="dxa" w:w="50"/>
-              <w:right w:type="dxa" w:w="110"/>
-            </w:tcMar>
-          </w:tcPr>
-          <w:p>
-            <w:pPr>
-              <w:spacing w:before="28" w:after="28"/>
-            </w:pPr>
-            <w:r>
-              <w:rPr>
-                <w:sz w:val="15"/>
-                <w:szCs w:val="15"/>
-              </w:rPr>
-              <w:t xml:space="preserve">882,000</w:t>
-            </w:r>
-          </w:p>
-        </w:tc>
-      </w:tr>
-      <w:tr>
-        <w:tc>
-          <w:tcPr>
-            <w:tcW w:type="pct" w:w="568"/>
-            <w:shd w:fill="FBFAF6" w:val="clear"/>
-            <w:tcMar>
-              <w:top w:type="dxa" w:w="50"/>
-              <w:left w:type="dxa" w:w="110"/>
-              <w:bottom w:type="dxa" w:w="50"/>
-              <w:right w:type="dxa" w:w="110"/>
-            </w:tcMar>
-          </w:tcPr>
-          <w:p>
-            <w:pPr>
-              <w:spacing w:before="28" w:after="28"/>
-            </w:pPr>
-            <w:r>
-              <w:rPr>
-                <w:sz w:val="15"/>
-                <w:szCs w:val="15"/>
-              </w:rPr>
-              <w:t xml:space="preserve"> </w:t>
-            </w:r>
-          </w:p>
-        </w:tc>
-        <w:tc>
-          <w:tcPr>
-            <w:tcW w:type="pct" w:w="2200"/>
-            <w:shd w:fill="FBFAF6" w:val="clear"/>
-            <w:tcMar>
-              <w:top w:type="dxa" w:w="50"/>
-              <w:left w:type="dxa" w:w="110"/>
-              <w:bottom w:type="dxa" w:w="50"/>
-              <w:right w:type="dxa" w:w="110"/>
-            </w:tcMar>
-          </w:tcPr>
-          <w:p>
-            <w:pPr>
-              <w:spacing w:before="28" w:after="28"/>
-            </w:pPr>
-            <w:r>
-              <w:rPr>
-                <w:sz w:val="15"/>
-                <w:szCs w:val="15"/>
-              </w:rPr>
-              <w:t xml:space="preserve">Totals</w:t>
+              <w:t xml:space="preserve">(25)</w:t>
             </w:r>
           </w:p>
         </w:tc>
@@ -12966,7 +13476,169 @@
                 <w:sz w:val="16"/>
                 <w:szCs w:val="16"/>
               </w:rPr>
-              <w:t xml:space="preserve">Wages Payable   ·   Finished Goods Inventory   ·   Manufacturing Overhead Applied   ·   Direct Materials Variances   ·   Work-in-Process Inventory   ·   Accounts Payable   ·   Manufacturing Overhead Control   ·   Raw Materials Inventory   ·   Accumulated Depreciation</w:t>
+              <w:t xml:space="preserve">Totals   ·   Work-in-Process Inventory   ·   Raw Materials Inventory   ·   Wages Payable   ·   Manufacturing Overhead Control   ·   Service Department Charges   ·   normal costing   ·   Finished Goods Inventory   ·   Manufacturing Overhead Applied</w:t>
+            </w:r>
+          </w:p>
+        </w:tc>
+      </w:tr>
+    </w:tbl>
+    <w:p/>
+    <w:p>
+      <w:pPr>
+        <w:spacing w:before="44" w:after="14"/>
+      </w:pPr>
+      <w:r>
+        <w:rPr>
+          <w:b/>
+          <w:bCs/>
+          <w:color w:val="353A7C"/>
+          <w:sz w:val="18"/>
+          <w:szCs w:val="18"/>
+        </w:rPr>
+        <w:t xml:space="preserve">Summary 3</w:t>
+      </w:r>
+      <w:r>
+        <w:rPr>
+          <w:color w:val="6B7280"/>
+          <w:sz w:val="16"/>
+          <w:szCs w:val="16"/>
+        </w:rPr>
+        <w:t xml:space="preserve">      gaps 26–27</w:t>
+      </w:r>
+    </w:p>
+    <w:p>
+      <w:pPr>
+        <w:spacing w:before="20" w:after="20" w:line="360" w:lineRule="auto"/>
+        <w:ind w:left="200"/>
+      </w:pPr>
+      <w:r>
+        <w:rPr>
+          <w:sz w:val="19"/>
+          <w:szCs w:val="19"/>
+        </w:rPr>
+        <w:t xml:space="preserve">Standard is lowest </w:t>
+      </w:r>
+      <w:r>
+        <w:rPr>
+          <w:b/>
+          <w:bCs/>
+          <w:color w:val="8186EF"/>
+          <w:sz w:val="15"/>
+          <w:szCs w:val="15"/>
+        </w:rPr>
+        <w:t xml:space="preserve"> (26) </w:t>
+      </w:r>
+      <w:r>
+        <w:rPr>
+          <w:u w:val="single"/>
+          <w:sz w:val="19"/>
+          <w:szCs w:val="19"/>
+        </w:rPr>
+        <w:t xml:space="preserve">           </w:t>
+      </w:r>
+      <w:r>
+        <w:rPr>
+          <w:sz w:val="19"/>
+          <w:szCs w:val="19"/>
+        </w:rPr>
+        <w:t xml:space="preserve"> </w:t>
+      </w:r>
+      <w:r>
+        <w:rPr>
+          <w:sz w:val="19"/>
+          <w:szCs w:val="19"/>
+        </w:rPr>
+        <w:t xml:space="preserve"> the month used more </w:t>
+      </w:r>
+      <w:r>
+        <w:rPr>
+          <w:b/>
+          <w:bCs/>
+          <w:color w:val="8186EF"/>
+          <w:sz w:val="15"/>
+          <w:szCs w:val="15"/>
+        </w:rPr>
+        <w:t xml:space="preserve"> (27) </w:t>
+      </w:r>
+      <w:r>
+        <w:rPr>
+          <w:u w:val="single"/>
+          <w:sz w:val="19"/>
+          <w:szCs w:val="19"/>
+        </w:rPr>
+        <w:t xml:space="preserve">           </w:t>
+      </w:r>
+      <w:r>
+        <w:rPr>
+          <w:sz w:val="19"/>
+          <w:szCs w:val="19"/>
+        </w:rPr>
+        <w:t xml:space="preserve"> </w:t>
+      </w:r>
+      <w:r>
+        <w:rPr>
+          <w:sz w:val="19"/>
+          <w:szCs w:val="19"/>
+        </w:rPr>
+        <w:t xml:space="preserve">, labor and machine time than the standard allows. </w:t>
+      </w:r>
+    </w:p>
+    <w:tbl>
+      <w:tblPr>
+        <w:tblW w:type="pct" w:w="100%"/>
+        <w:tblLayout w:type="fixed"/>
+        <w:tblBorders>
+          <w:top w:val="single" w:color="FBFAF6" w:sz="4"/>
+          <w:left w:val="single" w:color="FBFAF6" w:sz="4"/>
+          <w:bottom w:val="single" w:color="FBFAF6" w:sz="4"/>
+          <w:right w:val="single" w:color="FBFAF6" w:sz="4"/>
+          <w:insideH w:val="single" w:color="FBFAF6" w:sz="4"/>
+          <w:insideV w:val="single" w:color="FBFAF6" w:sz="4"/>
+        </w:tblBorders>
+      </w:tblPr>
+      <w:tblGrid>
+        <w:gridCol w:w="9600"/>
+      </w:tblGrid>
+      <w:tr>
+        <w:tc>
+          <w:tcPr>
+            <w:tcW w:type="pct" w:w="5000"/>
+            <w:shd w:fill="FBFAF6" w:val="clear"/>
+            <w:tcMar>
+              <w:top w:type="dxa" w:w="40"/>
+              <w:left w:type="dxa" w:w="100"/>
+              <w:bottom w:type="dxa" w:w="40"/>
+              <w:right w:type="dxa" w:w="100"/>
+            </w:tcMar>
+          </w:tcPr>
+          <w:p>
+            <w:pPr>
+              <w:spacing w:before="18" w:after="6"/>
+            </w:pPr>
+            <w:r>
+              <w:rPr>
+                <w:b/>
+                <w:bCs/>
+                <w:color w:val="6B7280"/>
+                <w:sz w:val="14"/>
+                <w:szCs w:val="14"/>
+              </w:rPr>
+              <w:t xml:space="preserve">word list</w:t>
+            </w:r>
+          </w:p>
+          <w:p>
+            <w:pPr>
+              <w:spacing w:before="0" w:after="18"/>
+            </w:pPr>
+            <w:r>
+              <w:rPr>
+                <w:b/>
+                <w:bCs/>
+                <w:color w:val="353A7C"/>
+                <w:sz w:val="16"/>
+                <w:szCs w:val="16"/>
+              </w:rPr>
+              <w:t xml:space="preserve">because   ·   accounts   ·   materials</w:t>
             </w:r>
           </w:p>
         </w:tc>
@@ -13032,7 +13704,7 @@
           <w:sz w:val="18"/>
           <w:szCs w:val="18"/>
         </w:rPr>
-        <w:t xml:space="preserve">Summary 2</w:t>
+        <w:t xml:space="preserve">Summary 4</w:t>
       </w:r>
       <w:r>
         <w:rPr>
@@ -13040,7 +13712,7 @@
           <w:sz w:val="16"/>
           <w:szCs w:val="16"/>
         </w:rPr>
-        <w:t xml:space="preserve">      gaps 22–24</w:t>
+        <w:t xml:space="preserve">      gaps 28–30</w:t>
       </w:r>
     </w:p>
     <w:p>
@@ -13063,7 +13735,7 @@
           <w:sz w:val="15"/>
           <w:szCs w:val="15"/>
         </w:rPr>
-        <w:t xml:space="preserve"> (22) </w:t>
+        <w:t xml:space="preserve"> (28) </w:t>
       </w:r>
       <w:r>
         <w:rPr>
@@ -13102,7 +13774,7 @@
           <w:sz w:val="15"/>
           <w:szCs w:val="15"/>
         </w:rPr>
-        <w:t xml:space="preserve"> (23) </w:t>
+        <w:t xml:space="preserve"> (29) </w:t>
       </w:r>
       <w:r>
         <w:rPr>
@@ -13134,7 +13806,7 @@
           <w:sz w:val="15"/>
           <w:szCs w:val="15"/>
         </w:rPr>
-        <w:t xml:space="preserve"> (24) </w:t>
+        <w:t xml:space="preserve"> (30) </w:t>
       </w:r>
       <w:r>
         <w:rPr>
@@ -13221,7 +13893,7 @@
                 <w:sz w:val="16"/>
                 <w:szCs w:val="16"/>
               </w:rPr>
-              <w:t xml:space="preserve">materials   ·   variances   ·   underapplied   ·   Measure</w:t>
+              <w:t xml:space="preserve">underapplied   ·   quantities   ·   variances   ·   materials</w:t>
             </w:r>
           </w:p>
         </w:tc>
@@ -13277,6 +13949,18 @@
     <w:p/>
     <w:p>
       <w:pPr>
+        <w:pageBreakBefore w:val="true"/>
+        <w:spacing w:after="0"/>
+      </w:pPr>
+      <w:r>
+        <w:rPr>
+          <w:sz w:val="2"/>
+        </w:rPr>
+        <w:t xml:space="preserve"> </w:t>
+      </w:r>
+    </w:p>
+    <w:p>
+      <w:pPr>
         <w:spacing w:before="44" w:after="14"/>
       </w:pPr>
       <w:r>
@@ -13287,7 +13971,7 @@
           <w:sz w:val="18"/>
           <w:szCs w:val="18"/>
         </w:rPr>
-        <w:t xml:space="preserve">Summary 3</w:t>
+        <w:t xml:space="preserve">Summary 5</w:t>
       </w:r>
       <w:r>
         <w:rPr>
@@ -13295,7 +13979,7 @@
           <w:sz w:val="16"/>
           <w:szCs w:val="16"/>
         </w:rPr>
-        <w:t xml:space="preserve">      gaps 25–26</w:t>
+        <w:t xml:space="preserve">      gaps 31–32</w:t>
       </w:r>
     </w:p>
     <w:p>
@@ -13318,7 +14002,7 @@
           <w:sz w:val="15"/>
           <w:szCs w:val="15"/>
         </w:rPr>
-        <w:t xml:space="preserve"> (25) </w:t>
+        <w:t xml:space="preserve"> (31) </w:t>
       </w:r>
       <w:r>
         <w:rPr>
@@ -13357,7 +14041,7 @@
           <w:sz w:val="15"/>
           <w:szCs w:val="15"/>
         </w:rPr>
-        <w:t xml:space="preserve"> (26) </w:t>
+        <w:t xml:space="preserve"> (32) </w:t>
       </w:r>
       <w:r>
         <w:rPr>
@@ -13437,633 +14121,7 @@
                 <w:sz w:val="16"/>
                 <w:szCs w:val="16"/>
               </w:rPr>
-              <w:t xml:space="preserve">question   ·   allowed   ·   predetermined</w:t>
-            </w:r>
-          </w:p>
-        </w:tc>
-      </w:tr>
-    </w:tbl>
-    <w:p/>
-    <w:p>
-      <w:pPr>
-        <w:pageBreakBefore w:val="true"/>
-        <w:spacing w:after="0"/>
-      </w:pPr>
-      <w:r>
-        <w:rPr>
-          <w:sz w:val="2"/>
-        </w:rPr>
-        <w:t xml:space="preserve"> </w:t>
-      </w:r>
-    </w:p>
-    <w:tbl>
-      <w:tblPr>
-        <w:tblW w:type="pct" w:w="100%"/>
-        <w:tblLayout w:type="fixed"/>
-        <w:tblBorders>
-          <w:top w:val="single" w:color="353A7C" w:sz="6"/>
-          <w:left w:val="single" w:color="353A7C" w:sz="6"/>
-          <w:bottom w:val="single" w:color="353A7C" w:sz="6"/>
-          <w:right w:val="single" w:color="353A7C" w:sz="6"/>
-          <w:insideH w:val="single" w:color="353A7C" w:sz="6"/>
-          <w:insideV w:val="single" w:color="353A7C" w:sz="6"/>
-        </w:tblBorders>
-      </w:tblPr>
-      <w:tblGrid>
-        <w:gridCol w:w="4992"/>
-        <w:gridCol w:w="4608"/>
-      </w:tblGrid>
-      <w:tr>
-        <w:tc>
-          <w:tcPr>
-            <w:tcW w:type="pct" w:w="5000"/>
-            <w:gridSpan w:val="2"/>
-            <w:shd w:fill="353A7C" w:val="clear"/>
-            <w:tcMar>
-              <w:top w:type="dxa" w:w="60"/>
-              <w:left w:type="dxa" w:w="120"/>
-              <w:bottom w:type="dxa" w:w="60"/>
-              <w:right w:type="dxa" w:w="120"/>
-            </w:tcMar>
-          </w:tcPr>
-          <w:p>
-            <w:pPr>
-              <w:spacing w:before="40" w:after="40"/>
-            </w:pPr>
-            <w:r>
-              <w:rPr>
-                <w:b/>
-                <w:bCs/>
-                <w:color w:val="FFFFFF"/>
-                <w:sz w:val="17"/>
-                <w:szCs w:val="17"/>
-              </w:rPr>
-              <w:t xml:space="preserve">Exam view</w:t>
-            </w:r>
-          </w:p>
-        </w:tc>
-      </w:tr>
-      <w:tr>
-        <w:tc>
-          <w:tcPr>
-            <w:tcW w:type="pct" w:w="2600"/>
-            <w:shd w:fill="353A7C" w:val="clear"/>
-            <w:tcMar>
-              <w:top w:type="dxa" w:w="50"/>
-              <w:left w:type="dxa" w:w="110"/>
-              <w:bottom w:type="dxa" w:w="50"/>
-              <w:right w:type="dxa" w:w="110"/>
-            </w:tcMar>
-          </w:tcPr>
-          <w:p>
-            <w:pPr>
-              <w:spacing w:before="30" w:after="30"/>
-            </w:pPr>
-            <w:r>
-              <w:rPr>
-                <w:b/>
-                <w:bCs/>
-                <w:color w:val="FFFFFF"/>
-                <w:sz w:val="15"/>
-                <w:szCs w:val="15"/>
-              </w:rPr>
-              <w:t xml:space="preserve">Tahini &amp; Spreads · job T-0306 · June 2027 (whole</w:t>
-            </w:r>
-          </w:p>
-        </w:tc>
-        <w:tc>
-          <w:tcPr>
-            <w:tcW w:type="pct" w:w="2400"/>
-            <w:shd w:fill="353A7C" w:val="clear"/>
-            <w:tcMar>
-              <w:top w:type="dxa" w:w="50"/>
-              <w:left w:type="dxa" w:w="110"/>
-              <w:bottom w:type="dxa" w:w="50"/>
-              <w:right w:type="dxa" w:w="110"/>
-            </w:tcMar>
-          </w:tcPr>
-          <w:p>
-            <w:pPr>
-              <w:spacing w:before="30" w:after="30"/>
-            </w:pPr>
-            <w:r>
-              <w:rPr>
-                <w:b/>
-                <w:bCs/>
-                <w:color w:val="FFFFFF"/>
-                <w:sz w:val="15"/>
-                <w:szCs w:val="15"/>
-              </w:rPr>
-              <w:t xml:space="preserve">Amount</w:t>
-            </w:r>
-          </w:p>
-        </w:tc>
-      </w:tr>
-      <w:tr>
-        <w:tc>
-          <w:tcPr>
-            <w:tcW w:type="pct" w:w="2600"/>
-            <w:tcMar>
-              <w:top w:type="dxa" w:w="50"/>
-              <w:left w:type="dxa" w:w="110"/>
-              <w:bottom w:type="dxa" w:w="50"/>
-              <w:right w:type="dxa" w:w="110"/>
-            </w:tcMar>
-          </w:tcPr>
-          <w:p>
-            <w:pPr>
-              <w:spacing w:before="28" w:after="28"/>
-            </w:pPr>
-            <w:r>
-              <w:rPr>
-                <w:sz w:val="15"/>
-                <w:szCs w:val="15"/>
-              </w:rPr>
-              <w:t xml:space="preserve">Direct materials used on job T-0306</w:t>
-            </w:r>
-          </w:p>
-        </w:tc>
-        <w:tc>
-          <w:tcPr>
-            <w:tcW w:type="pct" w:w="2400"/>
-            <w:tcMar>
-              <w:top w:type="dxa" w:w="50"/>
-              <w:left w:type="dxa" w:w="110"/>
-              <w:bottom w:type="dxa" w:w="50"/>
-              <w:right w:type="dxa" w:w="110"/>
-            </w:tcMar>
-          </w:tcPr>
-          <w:p>
-            <w:pPr>
-              <w:spacing w:before="28" w:after="28"/>
-            </w:pPr>
-            <w:r>
-              <w:rPr>
-                <w:sz w:val="15"/>
-                <w:szCs w:val="15"/>
-              </w:rPr>
-              <w:t xml:space="preserve">50,000</w:t>
-            </w:r>
-          </w:p>
-        </w:tc>
-      </w:tr>
-      <w:tr>
-        <w:tc>
-          <w:tcPr>
-            <w:tcW w:type="pct" w:w="2600"/>
-            <w:shd w:fill="FBFAF6" w:val="clear"/>
-            <w:tcMar>
-              <w:top w:type="dxa" w:w="50"/>
-              <w:left w:type="dxa" w:w="110"/>
-              <w:bottom w:type="dxa" w:w="50"/>
-              <w:right w:type="dxa" w:w="110"/>
-            </w:tcMar>
-          </w:tcPr>
-          <w:p>
-            <w:pPr>
-              <w:spacing w:before="28" w:after="28"/>
-            </w:pPr>
-            <w:r>
-              <w:rPr>
-                <w:sz w:val="15"/>
-                <w:szCs w:val="15"/>
-              </w:rPr>
-              <w:t xml:space="preserve">Direct labor on job T-0306</w:t>
-            </w:r>
-          </w:p>
-        </w:tc>
-        <w:tc>
-          <w:tcPr>
-            <w:tcW w:type="pct" w:w="2400"/>
-            <w:shd w:fill="FBFAF6" w:val="clear"/>
-            <w:tcMar>
-              <w:top w:type="dxa" w:w="50"/>
-              <w:left w:type="dxa" w:w="110"/>
-              <w:bottom w:type="dxa" w:w="50"/>
-              <w:right w:type="dxa" w:w="110"/>
-            </w:tcMar>
-          </w:tcPr>
-          <w:p>
-            <w:pPr>
-              <w:spacing w:before="28" w:after="28"/>
-            </w:pPr>
-            <w:r>
-              <w:rPr>
-                <w:sz w:val="15"/>
-                <w:szCs w:val="15"/>
-              </w:rPr>
-              <w:t xml:space="preserve">20,000</w:t>
-            </w:r>
-          </w:p>
-        </w:tc>
-      </w:tr>
-      <w:tr>
-        <w:tc>
-          <w:tcPr>
-            <w:tcW w:type="pct" w:w="2600"/>
-            <w:tcMar>
-              <w:top w:type="dxa" w:w="50"/>
-              <w:left w:type="dxa" w:w="110"/>
-              <w:bottom w:type="dxa" w:w="50"/>
-              <w:right w:type="dxa" w:w="110"/>
-            </w:tcMar>
-          </w:tcPr>
-          <w:p>
-            <w:pPr>
-              <w:spacing w:before="28" w:after="28"/>
-            </w:pPr>
-            <w:r>
-              <w:rPr>
-                <w:sz w:val="15"/>
-                <w:szCs w:val="15"/>
-              </w:rPr>
-              <w:t xml:space="preserve">Machine hours on job T-0306</w:t>
-            </w:r>
-          </w:p>
-        </w:tc>
-        <w:tc>
-          <w:tcPr>
-            <w:tcW w:type="pct" w:w="2400"/>
-            <w:tcMar>
-              <w:top w:type="dxa" w:w="50"/>
-              <w:left w:type="dxa" w:w="110"/>
-              <w:bottom w:type="dxa" w:w="50"/>
-              <w:right w:type="dxa" w:w="110"/>
-            </w:tcMar>
-          </w:tcPr>
-          <w:p>
-            <w:pPr>
-              <w:spacing w:before="28" w:after="28"/>
-            </w:pPr>
-            <w:r>
-              <w:rPr>
-                <w:sz w:val="15"/>
-                <w:szCs w:val="15"/>
-              </w:rPr>
-              <w:t xml:space="preserve">1,200</w:t>
-            </w:r>
-          </w:p>
-        </w:tc>
-      </w:tr>
-      <w:tr>
-        <w:tc>
-          <w:tcPr>
-            <w:tcW w:type="pct" w:w="2600"/>
-            <w:shd w:fill="FBFAF6" w:val="clear"/>
-            <w:tcMar>
-              <w:top w:type="dxa" w:w="50"/>
-              <w:left w:type="dxa" w:w="110"/>
-              <w:bottom w:type="dxa" w:w="50"/>
-              <w:right w:type="dxa" w:w="110"/>
-            </w:tcMar>
-          </w:tcPr>
-          <w:p>
-            <w:pPr>
-              <w:spacing w:before="28" w:after="28"/>
-            </w:pPr>
-            <w:r>
-              <w:rPr>
-                <w:sz w:val="15"/>
-                <w:szCs w:val="15"/>
-              </w:rPr>
-              <w:t xml:space="preserve">Jars in the job</w:t>
-            </w:r>
-          </w:p>
-        </w:tc>
-        <w:tc>
-          <w:tcPr>
-            <w:tcW w:type="pct" w:w="2400"/>
-            <w:shd w:fill="FBFAF6" w:val="clear"/>
-            <w:tcMar>
-              <w:top w:type="dxa" w:w="50"/>
-              <w:left w:type="dxa" w:w="110"/>
-              <w:bottom w:type="dxa" w:w="50"/>
-              <w:right w:type="dxa" w:w="110"/>
-            </w:tcMar>
-          </w:tcPr>
-          <w:p>
-            <w:pPr>
-              <w:spacing w:before="28" w:after="28"/>
-            </w:pPr>
-            <w:r>
-              <w:rPr>
-                <w:sz w:val="15"/>
-                <w:szCs w:val="15"/>
-              </w:rPr>
-              <w:t xml:space="preserve">20,000</w:t>
-            </w:r>
-          </w:p>
-        </w:tc>
-      </w:tr>
-      <w:tr>
-        <w:tc>
-          <w:tcPr>
-            <w:tcW w:type="pct" w:w="2600"/>
-            <w:tcMar>
-              <w:top w:type="dxa" w:w="50"/>
-              <w:left w:type="dxa" w:w="110"/>
-              <w:bottom w:type="dxa" w:w="50"/>
-              <w:right w:type="dxa" w:w="110"/>
-            </w:tcMar>
-          </w:tcPr>
-          <w:p>
-            <w:pPr>
-              <w:spacing w:before="28" w:after="28"/>
-            </w:pPr>
-            <w:r>
-              <w:rPr>
-                <w:sz w:val="15"/>
-                <w:szCs w:val="15"/>
-              </w:rPr>
-              <w:t xml:space="preserve">Tahini &amp; Spreads actual overhead for June (all jobs)</w:t>
-            </w:r>
-          </w:p>
-        </w:tc>
-        <w:tc>
-          <w:tcPr>
-            <w:tcW w:type="pct" w:w="2400"/>
-            <w:tcMar>
-              <w:top w:type="dxa" w:w="50"/>
-              <w:left w:type="dxa" w:w="110"/>
-              <w:bottom w:type="dxa" w:w="50"/>
-              <w:right w:type="dxa" w:w="110"/>
-            </w:tcMar>
-          </w:tcPr>
-          <w:p>
-            <w:pPr>
-              <w:spacing w:before="28" w:after="28"/>
-            </w:pPr>
-            <w:r>
-              <w:rPr>
-                <w:sz w:val="15"/>
-                <w:szCs w:val="15"/>
-              </w:rPr>
-              <w:t xml:space="preserve">250,000</w:t>
-            </w:r>
-          </w:p>
-        </w:tc>
-      </w:tr>
-      <w:tr>
-        <w:tc>
-          <w:tcPr>
-            <w:tcW w:type="pct" w:w="2600"/>
-            <w:shd w:fill="FBFAF6" w:val="clear"/>
-            <w:tcMar>
-              <w:top w:type="dxa" w:w="50"/>
-              <w:left w:type="dxa" w:w="110"/>
-              <w:bottom w:type="dxa" w:w="50"/>
-              <w:right w:type="dxa" w:w="110"/>
-            </w:tcMar>
-          </w:tcPr>
-          <w:p>
-            <w:pPr>
-              <w:spacing w:before="28" w:after="28"/>
-            </w:pPr>
-            <w:r>
-              <w:rPr>
-                <w:sz w:val="15"/>
-                <w:szCs w:val="15"/>
-              </w:rPr>
-              <w:t xml:space="preserve">Tahini &amp; Spreads actual machine hours for June</w:t>
-            </w:r>
-          </w:p>
-        </w:tc>
-        <w:tc>
-          <w:tcPr>
-            <w:tcW w:type="pct" w:w="2400"/>
-            <w:shd w:fill="FBFAF6" w:val="clear"/>
-            <w:tcMar>
-              <w:top w:type="dxa" w:w="50"/>
-              <w:left w:type="dxa" w:w="110"/>
-              <w:bottom w:type="dxa" w:w="50"/>
-              <w:right w:type="dxa" w:w="110"/>
-            </w:tcMar>
-          </w:tcPr>
-          <w:p>
-            <w:pPr>
-              <w:spacing w:before="28" w:after="28"/>
-            </w:pPr>
-            <w:r>
-              <w:rPr>
-                <w:sz w:val="15"/>
-                <w:szCs w:val="15"/>
-              </w:rPr>
-              <w:t xml:space="preserve">8,000</w:t>
-            </w:r>
-          </w:p>
-        </w:tc>
-      </w:tr>
-      <w:tr>
-        <w:tc>
-          <w:tcPr>
-            <w:tcW w:type="pct" w:w="2600"/>
-            <w:tcMar>
-              <w:top w:type="dxa" w:w="50"/>
-              <w:left w:type="dxa" w:w="110"/>
-              <w:bottom w:type="dxa" w:w="50"/>
-              <w:right w:type="dxa" w:w="110"/>
-            </w:tcMar>
-          </w:tcPr>
-          <w:p>
-            <w:pPr>
-              <w:spacing w:before="28" w:after="28"/>
-            </w:pPr>
-            <w:r>
-              <w:rPr>
-                <w:sz w:val="15"/>
-                <w:szCs w:val="15"/>
-              </w:rPr>
-              <w:t xml:space="preserve">Predetermined overhead rate (fixed + variable)</w:t>
-            </w:r>
-          </w:p>
-        </w:tc>
-        <w:tc>
-          <w:tcPr>
-            <w:tcW w:type="pct" w:w="2400"/>
-            <w:tcMar>
-              <w:top w:type="dxa" w:w="50"/>
-              <w:left w:type="dxa" w:w="110"/>
-              <w:bottom w:type="dxa" w:w="50"/>
-              <w:right w:type="dxa" w:w="110"/>
-            </w:tcMar>
-          </w:tcPr>
-          <w:p>
-            <w:pPr>
-              <w:spacing w:before="28" w:after="28"/>
-            </w:pPr>
-            <w:r>
-              <w:rPr>
-                <w:sz w:val="15"/>
-                <w:szCs w:val="15"/>
-              </w:rPr>
-              <w:t xml:space="preserve">$30 per MH</w:t>
-            </w:r>
-          </w:p>
-        </w:tc>
-      </w:tr>
-      <w:tr>
-        <w:tc>
-          <w:tcPr>
-            <w:tcW w:type="pct" w:w="2600"/>
-            <w:shd w:fill="FBFAF6" w:val="clear"/>
-            <w:tcMar>
-              <w:top w:type="dxa" w:w="50"/>
-              <w:left w:type="dxa" w:w="110"/>
-              <w:bottom w:type="dxa" w:w="50"/>
-              <w:right w:type="dxa" w:w="110"/>
-            </w:tcMar>
-          </w:tcPr>
-          <w:p>
-            <w:pPr>
-              <w:spacing w:before="28" w:after="28"/>
-            </w:pPr>
-            <w:r>
-              <w:rPr>
-                <w:sz w:val="15"/>
-                <w:szCs w:val="15"/>
-              </w:rPr>
-              <w:t xml:space="preserve">Variable overhead rate</w:t>
-            </w:r>
-          </w:p>
-        </w:tc>
-        <w:tc>
-          <w:tcPr>
-            <w:tcW w:type="pct" w:w="2400"/>
-            <w:shd w:fill="FFFFFF" w:val="clear"/>
-            <w:tcMar>
-              <w:top w:type="dxa" w:w="50"/>
-              <w:left w:type="dxa" w:w="110"/>
-              <w:bottom w:type="dxa" w:w="50"/>
-              <w:right w:type="dxa" w:w="110"/>
-            </w:tcMar>
-          </w:tcPr>
-          <w:p>
-            <w:pPr>
-              <w:spacing w:before="46" w:after="46"/>
-            </w:pPr>
-            <w:r>
-              <w:rPr>
-                <w:b/>
-                <w:bCs/>
-                <w:color w:val="8186EF"/>
-                <w:sz w:val="14"/>
-                <w:szCs w:val="14"/>
-              </w:rPr>
-              <w:t xml:space="preserve">(27)</w:t>
-            </w:r>
-          </w:p>
-        </w:tc>
-      </w:tr>
-      <w:tr>
-        <w:tc>
-          <w:tcPr>
-            <w:tcW w:type="pct" w:w="2600"/>
-            <w:tcMar>
-              <w:top w:type="dxa" w:w="50"/>
-              <w:left w:type="dxa" w:w="110"/>
-              <w:bottom w:type="dxa" w:w="50"/>
-              <w:right w:type="dxa" w:w="110"/>
-            </w:tcMar>
-          </w:tcPr>
-          <w:p>
-            <w:pPr>
-              <w:spacing w:before="28" w:after="28"/>
-            </w:pPr>
-            <w:r>
-              <w:rPr>
-                <w:sz w:val="15"/>
-                <w:szCs w:val="15"/>
-              </w:rPr>
-              <w:t xml:space="preserve">Standards for the job's output</w:t>
-            </w:r>
-          </w:p>
-        </w:tc>
-        <w:tc>
-          <w:tcPr>
-            <w:tcW w:type="pct" w:w="2400"/>
-            <w:shd w:fill="FFFFFF" w:val="clear"/>
-            <w:tcMar>
-              <w:top w:type="dxa" w:w="50"/>
-              <w:left w:type="dxa" w:w="110"/>
-              <w:bottom w:type="dxa" w:w="50"/>
-              <w:right w:type="dxa" w:w="110"/>
-            </w:tcMar>
-          </w:tcPr>
-          <w:p>
-            <w:pPr>
-              <w:spacing w:before="46" w:after="46"/>
-            </w:pPr>
-            <w:r>
-              <w:rPr>
-                <w:b/>
-                <w:bCs/>
-                <w:color w:val="8186EF"/>
-                <w:sz w:val="14"/>
-                <w:szCs w:val="14"/>
-              </w:rPr>
-              <w:t xml:space="preserve">(28)</w:t>
-            </w:r>
-          </w:p>
-        </w:tc>
-      </w:tr>
-    </w:tbl>
-    <w:p/>
-    <w:tbl>
-      <w:tblPr>
-        <w:tblW w:type="pct" w:w="100%"/>
-        <w:tblLayout w:type="fixed"/>
-        <w:tblBorders>
-          <w:top w:val="single" w:color="FBFAF6" w:sz="4"/>
-          <w:left w:val="single" w:color="FBFAF6" w:sz="4"/>
-          <w:bottom w:val="single" w:color="FBFAF6" w:sz="4"/>
-          <w:right w:val="single" w:color="FBFAF6" w:sz="4"/>
-          <w:insideH w:val="single" w:color="FBFAF6" w:sz="4"/>
-          <w:insideV w:val="single" w:color="FBFAF6" w:sz="4"/>
-        </w:tblBorders>
-      </w:tblPr>
-      <w:tblGrid>
-        <w:gridCol w:w="9600"/>
-      </w:tblGrid>
-      <w:tr>
-        <w:tc>
-          <w:tcPr>
-            <w:tcW w:type="pct" w:w="5000"/>
-            <w:shd w:fill="FBFAF6" w:val="clear"/>
-            <w:tcMar>
-              <w:top w:type="dxa" w:w="40"/>
-              <w:left w:type="dxa" w:w="100"/>
-              <w:bottom w:type="dxa" w:w="40"/>
-              <w:right w:type="dxa" w:w="100"/>
-            </w:tcMar>
-          </w:tcPr>
-          <w:p>
-            <w:pPr>
-              <w:spacing w:before="18" w:after="6"/>
-            </w:pPr>
-            <w:r>
-              <w:rPr>
-                <w:b/>
-                <w:bCs/>
-                <w:color w:val="6B7280"/>
-                <w:sz w:val="14"/>
-                <w:szCs w:val="14"/>
-              </w:rPr>
-              <w:t xml:space="preserve">word list</w:t>
-            </w:r>
-          </w:p>
-          <w:p>
-            <w:pPr>
-              <w:spacing w:before="0" w:after="18"/>
-            </w:pPr>
-            <w:r>
-              <w:rPr>
-                <w:b/>
-                <w:bCs/>
-                <w:color w:val="353A7C"/>
-                <w:sz w:val="16"/>
-                <w:szCs w:val="16"/>
-              </w:rPr>
-              <w:t xml:space="preserve">$6 per MH   ·   DM 48,000; DL 18,000; 1,100 MH   ·   Direct Materials Variances</w:t>
+              <w:t xml:space="preserve">question   ·   costing   ·   predetermined</w:t>
             </w:r>
           </w:p>
         </w:tc>
@@ -14112,7 +14170,7 @@
                 <w:sz w:val="17"/>
                 <w:szCs w:val="17"/>
               </w:rPr>
-              <w:t xml:space="preserve">Item — Answer</w:t>
+              <w:t xml:space="preserve">Exam view</w:t>
             </w:r>
           </w:p>
         </w:tc>
@@ -14141,7 +14199,7 @@
                 <w:sz w:val="15"/>
                 <w:szCs w:val="15"/>
               </w:rPr>
-              <w:t xml:space="preserve">Item</w:t>
+              <w:t xml:space="preserve">Tahini &amp; Spreads · job T-0306 · June 2027 (whole</w:t>
             </w:r>
           </w:p>
         </w:tc>
@@ -14168,7 +14226,7 @@
                 <w:sz w:val="15"/>
                 <w:szCs w:val="15"/>
               </w:rPr>
-              <w:t xml:space="preserve">Answer</w:t>
+              <w:t xml:space="preserve">Amount</w:t>
             </w:r>
           </w:p>
         </w:tc>
@@ -14193,7 +14251,301 @@
                 <w:sz w:val="15"/>
                 <w:szCs w:val="15"/>
               </w:rPr>
-              <w:t xml:space="preserve">Spread jar (400 g)</w:t>
+              <w:t xml:space="preserve">Direct materials used on job T-0306</w:t>
+            </w:r>
+          </w:p>
+        </w:tc>
+        <w:tc>
+          <w:tcPr>
+            <w:tcW w:type="pct" w:w="2400"/>
+            <w:tcMar>
+              <w:top w:type="dxa" w:w="50"/>
+              <w:left w:type="dxa" w:w="110"/>
+              <w:bottom w:type="dxa" w:w="50"/>
+              <w:right w:type="dxa" w:w="110"/>
+            </w:tcMar>
+          </w:tcPr>
+          <w:p>
+            <w:pPr>
+              <w:spacing w:before="28" w:after="28"/>
+            </w:pPr>
+            <w:r>
+              <w:rPr>
+                <w:sz w:val="15"/>
+                <w:szCs w:val="15"/>
+              </w:rPr>
+              <w:t xml:space="preserve">50,000</w:t>
+            </w:r>
+          </w:p>
+        </w:tc>
+      </w:tr>
+      <w:tr>
+        <w:tc>
+          <w:tcPr>
+            <w:tcW w:type="pct" w:w="2600"/>
+            <w:shd w:fill="FBFAF6" w:val="clear"/>
+            <w:tcMar>
+              <w:top w:type="dxa" w:w="50"/>
+              <w:left w:type="dxa" w:w="110"/>
+              <w:bottom w:type="dxa" w:w="50"/>
+              <w:right w:type="dxa" w:w="110"/>
+            </w:tcMar>
+          </w:tcPr>
+          <w:p>
+            <w:pPr>
+              <w:spacing w:before="28" w:after="28"/>
+            </w:pPr>
+            <w:r>
+              <w:rPr>
+                <w:sz w:val="15"/>
+                <w:szCs w:val="15"/>
+              </w:rPr>
+              <w:t xml:space="preserve">Direct labor on job T-0306</w:t>
+            </w:r>
+          </w:p>
+        </w:tc>
+        <w:tc>
+          <w:tcPr>
+            <w:tcW w:type="pct" w:w="2400"/>
+            <w:shd w:fill="FBFAF6" w:val="clear"/>
+            <w:tcMar>
+              <w:top w:type="dxa" w:w="50"/>
+              <w:left w:type="dxa" w:w="110"/>
+              <w:bottom w:type="dxa" w:w="50"/>
+              <w:right w:type="dxa" w:w="110"/>
+            </w:tcMar>
+          </w:tcPr>
+          <w:p>
+            <w:pPr>
+              <w:spacing w:before="28" w:after="28"/>
+            </w:pPr>
+            <w:r>
+              <w:rPr>
+                <w:sz w:val="15"/>
+                <w:szCs w:val="15"/>
+              </w:rPr>
+              <w:t xml:space="preserve">20,000</w:t>
+            </w:r>
+          </w:p>
+        </w:tc>
+      </w:tr>
+      <w:tr>
+        <w:tc>
+          <w:tcPr>
+            <w:tcW w:type="pct" w:w="2600"/>
+            <w:tcMar>
+              <w:top w:type="dxa" w:w="50"/>
+              <w:left w:type="dxa" w:w="110"/>
+              <w:bottom w:type="dxa" w:w="50"/>
+              <w:right w:type="dxa" w:w="110"/>
+            </w:tcMar>
+          </w:tcPr>
+          <w:p>
+            <w:pPr>
+              <w:spacing w:before="28" w:after="28"/>
+            </w:pPr>
+            <w:r>
+              <w:rPr>
+                <w:sz w:val="15"/>
+                <w:szCs w:val="15"/>
+              </w:rPr>
+              <w:t xml:space="preserve">Machine hours on job T-0306</w:t>
+            </w:r>
+          </w:p>
+        </w:tc>
+        <w:tc>
+          <w:tcPr>
+            <w:tcW w:type="pct" w:w="2400"/>
+            <w:tcMar>
+              <w:top w:type="dxa" w:w="50"/>
+              <w:left w:type="dxa" w:w="110"/>
+              <w:bottom w:type="dxa" w:w="50"/>
+              <w:right w:type="dxa" w:w="110"/>
+            </w:tcMar>
+          </w:tcPr>
+          <w:p>
+            <w:pPr>
+              <w:spacing w:before="28" w:after="28"/>
+            </w:pPr>
+            <w:r>
+              <w:rPr>
+                <w:sz w:val="15"/>
+                <w:szCs w:val="15"/>
+              </w:rPr>
+              <w:t xml:space="preserve">1,200</w:t>
+            </w:r>
+          </w:p>
+        </w:tc>
+      </w:tr>
+      <w:tr>
+        <w:tc>
+          <w:tcPr>
+            <w:tcW w:type="pct" w:w="2600"/>
+            <w:shd w:fill="FBFAF6" w:val="clear"/>
+            <w:tcMar>
+              <w:top w:type="dxa" w:w="50"/>
+              <w:left w:type="dxa" w:w="110"/>
+              <w:bottom w:type="dxa" w:w="50"/>
+              <w:right w:type="dxa" w:w="110"/>
+            </w:tcMar>
+          </w:tcPr>
+          <w:p>
+            <w:pPr>
+              <w:spacing w:before="28" w:after="28"/>
+            </w:pPr>
+            <w:r>
+              <w:rPr>
+                <w:sz w:val="15"/>
+                <w:szCs w:val="15"/>
+              </w:rPr>
+              <w:t xml:space="preserve">Jars in the job</w:t>
+            </w:r>
+          </w:p>
+        </w:tc>
+        <w:tc>
+          <w:tcPr>
+            <w:tcW w:type="pct" w:w="2400"/>
+            <w:shd w:fill="FBFAF6" w:val="clear"/>
+            <w:tcMar>
+              <w:top w:type="dxa" w:w="50"/>
+              <w:left w:type="dxa" w:w="110"/>
+              <w:bottom w:type="dxa" w:w="50"/>
+              <w:right w:type="dxa" w:w="110"/>
+            </w:tcMar>
+          </w:tcPr>
+          <w:p>
+            <w:pPr>
+              <w:spacing w:before="28" w:after="28"/>
+            </w:pPr>
+            <w:r>
+              <w:rPr>
+                <w:sz w:val="15"/>
+                <w:szCs w:val="15"/>
+              </w:rPr>
+              <w:t xml:space="preserve">20,000</w:t>
+            </w:r>
+          </w:p>
+        </w:tc>
+      </w:tr>
+      <w:tr>
+        <w:tc>
+          <w:tcPr>
+            <w:tcW w:type="pct" w:w="2600"/>
+            <w:tcMar>
+              <w:top w:type="dxa" w:w="50"/>
+              <w:left w:type="dxa" w:w="110"/>
+              <w:bottom w:type="dxa" w:w="50"/>
+              <w:right w:type="dxa" w:w="110"/>
+            </w:tcMar>
+          </w:tcPr>
+          <w:p>
+            <w:pPr>
+              <w:spacing w:before="28" w:after="28"/>
+            </w:pPr>
+            <w:r>
+              <w:rPr>
+                <w:sz w:val="15"/>
+                <w:szCs w:val="15"/>
+              </w:rPr>
+              <w:t xml:space="preserve">Tahini &amp; Spreads actual overhead for June (all jobs)</w:t>
+            </w:r>
+          </w:p>
+        </w:tc>
+        <w:tc>
+          <w:tcPr>
+            <w:tcW w:type="pct" w:w="2400"/>
+            <w:tcMar>
+              <w:top w:type="dxa" w:w="50"/>
+              <w:left w:type="dxa" w:w="110"/>
+              <w:bottom w:type="dxa" w:w="50"/>
+              <w:right w:type="dxa" w:w="110"/>
+            </w:tcMar>
+          </w:tcPr>
+          <w:p>
+            <w:pPr>
+              <w:spacing w:before="28" w:after="28"/>
+            </w:pPr>
+            <w:r>
+              <w:rPr>
+                <w:sz w:val="15"/>
+                <w:szCs w:val="15"/>
+              </w:rPr>
+              <w:t xml:space="preserve">250,000</w:t>
+            </w:r>
+          </w:p>
+        </w:tc>
+      </w:tr>
+      <w:tr>
+        <w:tc>
+          <w:tcPr>
+            <w:tcW w:type="pct" w:w="2600"/>
+            <w:shd w:fill="FBFAF6" w:val="clear"/>
+            <w:tcMar>
+              <w:top w:type="dxa" w:w="50"/>
+              <w:left w:type="dxa" w:w="110"/>
+              <w:bottom w:type="dxa" w:w="50"/>
+              <w:right w:type="dxa" w:w="110"/>
+            </w:tcMar>
+          </w:tcPr>
+          <w:p>
+            <w:pPr>
+              <w:spacing w:before="28" w:after="28"/>
+            </w:pPr>
+            <w:r>
+              <w:rPr>
+                <w:sz w:val="15"/>
+                <w:szCs w:val="15"/>
+              </w:rPr>
+              <w:t xml:space="preserve">Tahini &amp; Spreads actual machine hours for June</w:t>
+            </w:r>
+          </w:p>
+        </w:tc>
+        <w:tc>
+          <w:tcPr>
+            <w:tcW w:type="pct" w:w="2400"/>
+            <w:shd w:fill="FBFAF6" w:val="clear"/>
+            <w:tcMar>
+              <w:top w:type="dxa" w:w="50"/>
+              <w:left w:type="dxa" w:w="110"/>
+              <w:bottom w:type="dxa" w:w="50"/>
+              <w:right w:type="dxa" w:w="110"/>
+            </w:tcMar>
+          </w:tcPr>
+          <w:p>
+            <w:pPr>
+              <w:spacing w:before="28" w:after="28"/>
+            </w:pPr>
+            <w:r>
+              <w:rPr>
+                <w:sz w:val="15"/>
+                <w:szCs w:val="15"/>
+              </w:rPr>
+              <w:t xml:space="preserve">8,000</w:t>
+            </w:r>
+          </w:p>
+        </w:tc>
+      </w:tr>
+      <w:tr>
+        <w:tc>
+          <w:tcPr>
+            <w:tcW w:type="pct" w:w="2600"/>
+            <w:tcMar>
+              <w:top w:type="dxa" w:w="50"/>
+              <w:left w:type="dxa" w:w="110"/>
+              <w:bottom w:type="dxa" w:w="50"/>
+              <w:right w:type="dxa" w:w="110"/>
+            </w:tcMar>
+          </w:tcPr>
+          <w:p>
+            <w:pPr>
+              <w:spacing w:before="28" w:after="28"/>
+            </w:pPr>
+            <w:r>
+              <w:rPr>
+                <w:sz w:val="15"/>
+                <w:szCs w:val="15"/>
+              </w:rPr>
+              <w:t xml:space="preserve">Predetermined overhead rate (fixed + variable)</w:t>
             </w:r>
           </w:p>
         </w:tc>
@@ -14220,7 +14572,7 @@
                 <w:sz w:val="14"/>
                 <w:szCs w:val="14"/>
               </w:rPr>
-              <w:t xml:space="preserve">(29)</w:t>
+              <w:t xml:space="preserve">(33)</w:t>
             </w:r>
           </w:p>
         </w:tc>
@@ -14246,14 +14598,42 @@
                 <w:sz w:val="15"/>
                 <w:szCs w:val="15"/>
               </w:rPr>
-              <w:t xml:space="preserve">Private-label tub (5 kg)</w:t>
+              <w:t xml:space="preserve">Variable overhead rate</w:t>
             </w:r>
           </w:p>
         </w:tc>
         <w:tc>
           <w:tcPr>
             <w:tcW w:type="pct" w:w="2400"/>
-            <w:shd w:fill="FBFAF6" w:val="clear"/>
+            <w:shd w:fill="FFFFFF" w:val="clear"/>
+            <w:tcMar>
+              <w:top w:type="dxa" w:w="50"/>
+              <w:left w:type="dxa" w:w="110"/>
+              <w:bottom w:type="dxa" w:w="50"/>
+              <w:right w:type="dxa" w:w="110"/>
+            </w:tcMar>
+          </w:tcPr>
+          <w:p>
+            <w:pPr>
+              <w:spacing w:before="46" w:after="46"/>
+            </w:pPr>
+            <w:r>
+              <w:rPr>
+                <w:b/>
+                <w:bCs/>
+                <w:color w:val="8186EF"/>
+                <w:sz w:val="14"/>
+                <w:szCs w:val="14"/>
+              </w:rPr>
+              <w:t xml:space="preserve">(34)</w:t>
+            </w:r>
+          </w:p>
+        </w:tc>
+      </w:tr>
+      <w:tr>
+        <w:tc>
+          <w:tcPr>
+            <w:tcW w:type="pct" w:w="2600"/>
             <w:tcMar>
               <w:top w:type="dxa" w:w="50"/>
               <w:left w:type="dxa" w:w="110"/>
@@ -14270,7 +14650,30 @@
                 <w:sz w:val="15"/>
                 <w:szCs w:val="15"/>
               </w:rPr>
-              <w:t xml:space="preserve">0.20 × $6 = $1.20</w:t>
+              <w:t xml:space="preserve">Standards for the job's output</w:t>
+            </w:r>
+          </w:p>
+        </w:tc>
+        <w:tc>
+          <w:tcPr>
+            <w:tcW w:type="pct" w:w="2400"/>
+            <w:tcMar>
+              <w:top w:type="dxa" w:w="50"/>
+              <w:left w:type="dxa" w:w="110"/>
+              <w:bottom w:type="dxa" w:w="50"/>
+              <w:right w:type="dxa" w:w="110"/>
+            </w:tcMar>
+          </w:tcPr>
+          <w:p>
+            <w:pPr>
+              <w:spacing w:before="28" w:after="28"/>
+            </w:pPr>
+            <w:r>
+              <w:rPr>
+                <w:sz w:val="15"/>
+                <w:szCs w:val="15"/>
+              </w:rPr>
+              <w:t xml:space="preserve">DM 48,000; DL 18,000; 1,100 MH</w:t>
             </w:r>
           </w:p>
         </w:tc>
@@ -14332,7 +14735,276 @@
                 <w:sz w:val="16"/>
                 <w:szCs w:val="16"/>
               </w:rPr>
-              <w:t xml:space="preserve">Machine hours on job T-0306   ·   0.03 × $6 = $0.18</w:t>
+              <w:t xml:space="preserve">Plant manager's salary   ·   $30 per MH   ·   $6 per MH</w:t>
+            </w:r>
+          </w:p>
+        </w:tc>
+      </w:tr>
+    </w:tbl>
+    <w:p/>
+    <w:tbl>
+      <w:tblPr>
+        <w:tblW w:type="pct" w:w="100%"/>
+        <w:tblLayout w:type="fixed"/>
+        <w:tblBorders>
+          <w:top w:val="single" w:color="353A7C" w:sz="6"/>
+          <w:left w:val="single" w:color="353A7C" w:sz="6"/>
+          <w:bottom w:val="single" w:color="353A7C" w:sz="6"/>
+          <w:right w:val="single" w:color="353A7C" w:sz="6"/>
+          <w:insideH w:val="single" w:color="353A7C" w:sz="6"/>
+          <w:insideV w:val="single" w:color="353A7C" w:sz="6"/>
+        </w:tblBorders>
+      </w:tblPr>
+      <w:tblGrid>
+        <w:gridCol w:w="4992"/>
+        <w:gridCol w:w="4608"/>
+      </w:tblGrid>
+      <w:tr>
+        <w:tc>
+          <w:tcPr>
+            <w:tcW w:type="pct" w:w="5000"/>
+            <w:gridSpan w:val="2"/>
+            <w:shd w:fill="353A7C" w:val="clear"/>
+            <w:tcMar>
+              <w:top w:type="dxa" w:w="60"/>
+              <w:left w:type="dxa" w:w="120"/>
+              <w:bottom w:type="dxa" w:w="60"/>
+              <w:right w:type="dxa" w:w="120"/>
+            </w:tcMar>
+          </w:tcPr>
+          <w:p>
+            <w:pPr>
+              <w:spacing w:before="40" w:after="40"/>
+            </w:pPr>
+            <w:r>
+              <w:rPr>
+                <w:b/>
+                <w:bCs/>
+                <w:color w:val="FFFFFF"/>
+                <w:sz w:val="17"/>
+                <w:szCs w:val="17"/>
+              </w:rPr>
+              <w:t xml:space="preserve">Item — Answer</w:t>
+            </w:r>
+          </w:p>
+        </w:tc>
+      </w:tr>
+      <w:tr>
+        <w:tc>
+          <w:tcPr>
+            <w:tcW w:type="pct" w:w="2600"/>
+            <w:shd w:fill="353A7C" w:val="clear"/>
+            <w:tcMar>
+              <w:top w:type="dxa" w:w="50"/>
+              <w:left w:type="dxa" w:w="110"/>
+              <w:bottom w:type="dxa" w:w="50"/>
+              <w:right w:type="dxa" w:w="110"/>
+            </w:tcMar>
+          </w:tcPr>
+          <w:p>
+            <w:pPr>
+              <w:spacing w:before="30" w:after="30"/>
+            </w:pPr>
+            <w:r>
+              <w:rPr>
+                <w:b/>
+                <w:bCs/>
+                <w:color w:val="FFFFFF"/>
+                <w:sz w:val="15"/>
+                <w:szCs w:val="15"/>
+              </w:rPr>
+              <w:t xml:space="preserve">Item</w:t>
+            </w:r>
+          </w:p>
+        </w:tc>
+        <w:tc>
+          <w:tcPr>
+            <w:tcW w:type="pct" w:w="2400"/>
+            <w:shd w:fill="353A7C" w:val="clear"/>
+            <w:tcMar>
+              <w:top w:type="dxa" w:w="50"/>
+              <w:left w:type="dxa" w:w="110"/>
+              <w:bottom w:type="dxa" w:w="50"/>
+              <w:right w:type="dxa" w:w="110"/>
+            </w:tcMar>
+          </w:tcPr>
+          <w:p>
+            <w:pPr>
+              <w:spacing w:before="30" w:after="30"/>
+            </w:pPr>
+            <w:r>
+              <w:rPr>
+                <w:b/>
+                <w:bCs/>
+                <w:color w:val="FFFFFF"/>
+                <w:sz w:val="15"/>
+                <w:szCs w:val="15"/>
+              </w:rPr>
+              <w:t xml:space="preserve">Answer</w:t>
+            </w:r>
+          </w:p>
+        </w:tc>
+      </w:tr>
+      <w:tr>
+        <w:tc>
+          <w:tcPr>
+            <w:tcW w:type="pct" w:w="2600"/>
+            <w:tcMar>
+              <w:top w:type="dxa" w:w="50"/>
+              <w:left w:type="dxa" w:w="110"/>
+              <w:bottom w:type="dxa" w:w="50"/>
+              <w:right w:type="dxa" w:w="110"/>
+            </w:tcMar>
+          </w:tcPr>
+          <w:p>
+            <w:pPr>
+              <w:spacing w:before="28" w:after="28"/>
+            </w:pPr>
+            <w:r>
+              <w:rPr>
+                <w:sz w:val="15"/>
+                <w:szCs w:val="15"/>
+              </w:rPr>
+              <w:t xml:space="preserve">Spread jar (400 g)</w:t>
+            </w:r>
+          </w:p>
+        </w:tc>
+        <w:tc>
+          <w:tcPr>
+            <w:tcW w:type="pct" w:w="2400"/>
+            <w:shd w:fill="FFFFFF" w:val="clear"/>
+            <w:tcMar>
+              <w:top w:type="dxa" w:w="50"/>
+              <w:left w:type="dxa" w:w="110"/>
+              <w:bottom w:type="dxa" w:w="50"/>
+              <w:right w:type="dxa" w:w="110"/>
+            </w:tcMar>
+          </w:tcPr>
+          <w:p>
+            <w:pPr>
+              <w:spacing w:before="46" w:after="46"/>
+            </w:pPr>
+            <w:r>
+              <w:rPr>
+                <w:b/>
+                <w:bCs/>
+                <w:color w:val="8186EF"/>
+                <w:sz w:val="14"/>
+                <w:szCs w:val="14"/>
+              </w:rPr>
+              <w:t xml:space="preserve">(35)</w:t>
+            </w:r>
+          </w:p>
+        </w:tc>
+      </w:tr>
+      <w:tr>
+        <w:tc>
+          <w:tcPr>
+            <w:tcW w:type="pct" w:w="2600"/>
+            <w:shd w:fill="FBFAF6" w:val="clear"/>
+            <w:tcMar>
+              <w:top w:type="dxa" w:w="50"/>
+              <w:left w:type="dxa" w:w="110"/>
+              <w:bottom w:type="dxa" w:w="50"/>
+              <w:right w:type="dxa" w:w="110"/>
+            </w:tcMar>
+          </w:tcPr>
+          <w:p>
+            <w:pPr>
+              <w:spacing w:before="28" w:after="28"/>
+            </w:pPr>
+            <w:r>
+              <w:rPr>
+                <w:sz w:val="15"/>
+                <w:szCs w:val="15"/>
+              </w:rPr>
+              <w:t xml:space="preserve">Private-label tub (5 kg)</w:t>
+            </w:r>
+          </w:p>
+        </w:tc>
+        <w:tc>
+          <w:tcPr>
+            <w:tcW w:type="pct" w:w="2400"/>
+            <w:shd w:fill="FBFAF6" w:val="clear"/>
+            <w:tcMar>
+              <w:top w:type="dxa" w:w="50"/>
+              <w:left w:type="dxa" w:w="110"/>
+              <w:bottom w:type="dxa" w:w="50"/>
+              <w:right w:type="dxa" w:w="110"/>
+            </w:tcMar>
+          </w:tcPr>
+          <w:p>
+            <w:pPr>
+              <w:spacing w:before="28" w:after="28"/>
+            </w:pPr>
+            <w:r>
+              <w:rPr>
+                <w:sz w:val="15"/>
+                <w:szCs w:val="15"/>
+              </w:rPr>
+              <w:t xml:space="preserve">0.20 × $6 = $1.20</w:t>
+            </w:r>
+          </w:p>
+        </w:tc>
+      </w:tr>
+    </w:tbl>
+    <w:p/>
+    <w:tbl>
+      <w:tblPr>
+        <w:tblW w:type="pct" w:w="100%"/>
+        <w:tblLayout w:type="fixed"/>
+        <w:tblBorders>
+          <w:top w:val="single" w:color="FBFAF6" w:sz="4"/>
+          <w:left w:val="single" w:color="FBFAF6" w:sz="4"/>
+          <w:bottom w:val="single" w:color="FBFAF6" w:sz="4"/>
+          <w:right w:val="single" w:color="FBFAF6" w:sz="4"/>
+          <w:insideH w:val="single" w:color="FBFAF6" w:sz="4"/>
+          <w:insideV w:val="single" w:color="FBFAF6" w:sz="4"/>
+        </w:tblBorders>
+      </w:tblPr>
+      <w:tblGrid>
+        <w:gridCol w:w="9600"/>
+      </w:tblGrid>
+      <w:tr>
+        <w:tc>
+          <w:tcPr>
+            <w:tcW w:type="pct" w:w="5000"/>
+            <w:shd w:fill="FBFAF6" w:val="clear"/>
+            <w:tcMar>
+              <w:top w:type="dxa" w:w="40"/>
+              <w:left w:type="dxa" w:w="100"/>
+              <w:bottom w:type="dxa" w:w="40"/>
+              <w:right w:type="dxa" w:w="100"/>
+            </w:tcMar>
+          </w:tcPr>
+          <w:p>
+            <w:pPr>
+              <w:spacing w:before="18" w:after="6"/>
+            </w:pPr>
+            <w:r>
+              <w:rPr>
+                <w:b/>
+                <w:bCs/>
+                <w:color w:val="6B7280"/>
+                <w:sz w:val="14"/>
+                <w:szCs w:val="14"/>
+              </w:rPr>
+              <w:t xml:space="preserve">word list</w:t>
+            </w:r>
+          </w:p>
+          <w:p>
+            <w:pPr>
+              <w:spacing w:before="0" w:after="18"/>
+            </w:pPr>
+            <w:r>
+              <w:rPr>
+                <w:b/>
+                <w:bCs/>
+                <w:color w:val="353A7C"/>
+                <w:sz w:val="16"/>
+                <w:szCs w:val="16"/>
+              </w:rPr>
+              <w:t xml:space="preserve">0.03 × $6 = $0.18   ·   Direct labor on job T-0306</w:t>
             </w:r>
           </w:p>
         </w:tc>
@@ -14468,7 +15140,7 @@
                 <w:sz w:val="16"/>
                 <w:szCs w:val="16"/>
               </w:rPr>
-              <w:t xml:space="preserve">Power for the grinders   ·   Jars   ·   Factory insurance   ·   Variable overhead</w:t>
+              <w:t xml:space="preserve">actual costing   ·   Sesame   ·   Power for the grinders   ·   Factory insurance</w:t>
             </w:r>
           </w:p>
         </w:tc>
@@ -15053,14 +15725,14 @@
                 <w:sz w:val="16"/>
                 <w:szCs w:val="16"/>
               </w:rPr>
-              <w:t xml:space="preserve">18  </w:t>
-            </w:r>
-            <w:r>
-              <w:rPr>
-                <w:sz w:val="16"/>
-                <w:szCs w:val="16"/>
-              </w:rPr>
-              <w:t xml:space="preserve">Accumulated Depreciation</w:t>
+              <w:t xml:space="preserve">21  </w:t>
+            </w:r>
+            <w:r>
+              <w:rPr>
+                <w:sz w:val="16"/>
+                <w:szCs w:val="16"/>
+              </w:rPr>
+              <w:t xml:space="preserve">Service Department Charges</w:t>
             </w:r>
           </w:p>
         </w:tc>
@@ -15121,7 +15793,7 @@
                 <w:sz w:val="16"/>
                 <w:szCs w:val="16"/>
               </w:rPr>
-              <w:t xml:space="preserve">19  </w:t>
+              <w:t xml:space="preserve">22  </w:t>
             </w:r>
             <w:r>
               <w:rPr>
@@ -15189,7 +15861,7 @@
                 <w:sz w:val="16"/>
                 <w:szCs w:val="16"/>
               </w:rPr>
-              <w:t xml:space="preserve">20  </w:t>
+              <w:t xml:space="preserve">23  </w:t>
             </w:r>
             <w:r>
               <w:rPr>
@@ -15257,7 +15929,7 @@
                 <w:sz w:val="16"/>
                 <w:szCs w:val="16"/>
               </w:rPr>
-              <w:t xml:space="preserve">21  </w:t>
+              <w:t xml:space="preserve">24  </w:t>
             </w:r>
             <w:r>
               <w:rPr>
@@ -15325,14 +15997,14 @@
                 <w:sz w:val="16"/>
                 <w:szCs w:val="16"/>
               </w:rPr>
-              <w:t xml:space="preserve">22  </w:t>
-            </w:r>
-            <w:r>
-              <w:rPr>
-                <w:sz w:val="16"/>
-                <w:szCs w:val="16"/>
-              </w:rPr>
-              <w:t xml:space="preserve">underapplied</w:t>
+              <w:t xml:space="preserve">25  </w:t>
+            </w:r>
+            <w:r>
+              <w:rPr>
+                <w:sz w:val="16"/>
+                <w:szCs w:val="16"/>
+              </w:rPr>
+              <w:t xml:space="preserve">Totals</w:t>
             </w:r>
           </w:p>
         </w:tc>
@@ -15393,14 +16065,14 @@
                 <w:sz w:val="16"/>
                 <w:szCs w:val="16"/>
               </w:rPr>
-              <w:t xml:space="preserve">23  </w:t>
-            </w:r>
-            <w:r>
-              <w:rPr>
-                <w:sz w:val="16"/>
-                <w:szCs w:val="16"/>
-              </w:rPr>
-              <w:t xml:space="preserve">materials</w:t>
+              <w:t xml:space="preserve">26  </w:t>
+            </w:r>
+            <w:r>
+              <w:rPr>
+                <w:sz w:val="16"/>
+                <w:szCs w:val="16"/>
+              </w:rPr>
+              <w:t xml:space="preserve">because</w:t>
             </w:r>
           </w:p>
         </w:tc>
@@ -15435,7 +16107,7 @@
                 <w:sz w:val="16"/>
                 <w:szCs w:val="16"/>
               </w:rPr>
-              <w:t xml:space="preserve">allowed</w:t>
+              <w:t xml:space="preserve">variable</w:t>
             </w:r>
           </w:p>
         </w:tc>
@@ -15461,14 +16133,14 @@
                 <w:sz w:val="16"/>
                 <w:szCs w:val="16"/>
               </w:rPr>
-              <w:t xml:space="preserve">24  </w:t>
-            </w:r>
-            <w:r>
-              <w:rPr>
-                <w:sz w:val="16"/>
-                <w:szCs w:val="16"/>
-              </w:rPr>
-              <w:t xml:space="preserve">variances</w:t>
+              <w:t xml:space="preserve">27  </w:t>
+            </w:r>
+            <w:r>
+              <w:rPr>
+                <w:sz w:val="16"/>
+                <w:szCs w:val="16"/>
+              </w:rPr>
+              <w:t xml:space="preserve">materials</w:t>
             </w:r>
           </w:p>
         </w:tc>
@@ -15503,7 +16175,7 @@
                 <w:sz w:val="16"/>
                 <w:szCs w:val="16"/>
               </w:rPr>
-              <w:t xml:space="preserve">predetermined</w:t>
+              <w:t xml:space="preserve">allowed</w:t>
             </w:r>
           </w:p>
         </w:tc>
@@ -15529,14 +16201,14 @@
                 <w:sz w:val="16"/>
                 <w:szCs w:val="16"/>
               </w:rPr>
-              <w:t xml:space="preserve">25  </w:t>
-            </w:r>
-            <w:r>
-              <w:rPr>
-                <w:sz w:val="16"/>
-                <w:szCs w:val="16"/>
-              </w:rPr>
-              <w:t xml:space="preserve">question</w:t>
+              <w:t xml:space="preserve">28  </w:t>
+            </w:r>
+            <w:r>
+              <w:rPr>
+                <w:sz w:val="16"/>
+                <w:szCs w:val="16"/>
+              </w:rPr>
+              <w:t xml:space="preserve">underapplied</w:t>
             </w:r>
           </w:p>
         </w:tc>
@@ -15571,7 +16243,7 @@
                 <w:sz w:val="16"/>
                 <w:szCs w:val="16"/>
               </w:rPr>
-              <w:t xml:space="preserve">technique</w:t>
+              <w:t xml:space="preserve">predetermined</w:t>
             </w:r>
           </w:p>
         </w:tc>
@@ -15597,14 +16269,14 @@
                 <w:sz w:val="16"/>
                 <w:szCs w:val="16"/>
               </w:rPr>
-              <w:t xml:space="preserve">26  </w:t>
-            </w:r>
-            <w:r>
-              <w:rPr>
-                <w:sz w:val="16"/>
-                <w:szCs w:val="16"/>
-              </w:rPr>
-              <w:t xml:space="preserve">predetermined</w:t>
+              <w:t xml:space="preserve">29  </w:t>
+            </w:r>
+            <w:r>
+              <w:rPr>
+                <w:sz w:val="16"/>
+                <w:szCs w:val="16"/>
+              </w:rPr>
+              <w:t xml:space="preserve">materials</w:t>
             </w:r>
           </w:p>
         </w:tc>
@@ -15639,7 +16311,7 @@
                 <w:sz w:val="16"/>
                 <w:szCs w:val="16"/>
               </w:rPr>
-              <w:t xml:space="preserve">Normal</w:t>
+              <w:t xml:space="preserve">Measure</w:t>
             </w:r>
           </w:p>
         </w:tc>
@@ -15665,14 +16337,14 @@
                 <w:sz w:val="16"/>
                 <w:szCs w:val="16"/>
               </w:rPr>
-              <w:t xml:space="preserve">27  </w:t>
-            </w:r>
-            <w:r>
-              <w:rPr>
-                <w:sz w:val="16"/>
-                <w:szCs w:val="16"/>
-              </w:rPr>
-              <w:t xml:space="preserve">$6 per MH</w:t>
+              <w:t xml:space="preserve">30  </w:t>
+            </w:r>
+            <w:r>
+              <w:rPr>
+                <w:sz w:val="16"/>
+                <w:szCs w:val="16"/>
+              </w:rPr>
+              <w:t xml:space="preserve">variances</w:t>
             </w:r>
           </w:p>
         </w:tc>
@@ -15707,7 +16379,7 @@
                 <w:sz w:val="16"/>
                 <w:szCs w:val="16"/>
               </w:rPr>
-              <w:t xml:space="preserve">Overhead in product cost</w:t>
+              <w:t xml:space="preserve">technique</w:t>
             </w:r>
           </w:p>
         </w:tc>
@@ -15733,14 +16405,14 @@
                 <w:sz w:val="16"/>
                 <w:szCs w:val="16"/>
               </w:rPr>
-              <w:t xml:space="preserve">28  </w:t>
-            </w:r>
-            <w:r>
-              <w:rPr>
-                <w:sz w:val="16"/>
-                <w:szCs w:val="16"/>
-              </w:rPr>
-              <w:t xml:space="preserve">DM 48,000; DL 18,000; 1,100 MH</w:t>
+              <w:t xml:space="preserve">31  </w:t>
+            </w:r>
+            <w:r>
+              <w:rPr>
+                <w:sz w:val="16"/>
+                <w:szCs w:val="16"/>
+              </w:rPr>
+              <w:t xml:space="preserve">question</w:t>
             </w:r>
           </w:p>
         </w:tc>
@@ -15775,7 +16447,7 @@
                 <w:sz w:val="16"/>
                 <w:szCs w:val="16"/>
               </w:rPr>
-              <w:t xml:space="preserve">Cost moved to finished goods</w:t>
+              <w:t xml:space="preserve">underapplied</w:t>
             </w:r>
           </w:p>
         </w:tc>
@@ -15801,14 +16473,14 @@
                 <w:sz w:val="16"/>
                 <w:szCs w:val="16"/>
               </w:rPr>
-              <w:t xml:space="preserve">29  </w:t>
-            </w:r>
-            <w:r>
-              <w:rPr>
-                <w:sz w:val="16"/>
-                <w:szCs w:val="16"/>
-              </w:rPr>
-              <w:t xml:space="preserve">0.03 × $6 = $0.18</w:t>
+              <w:t xml:space="preserve">32  </w:t>
+            </w:r>
+            <w:r>
+              <w:rPr>
+                <w:sz w:val="16"/>
+                <w:szCs w:val="16"/>
+              </w:rPr>
+              <w:t xml:space="preserve">predetermined</w:t>
             </w:r>
           </w:p>
         </w:tc>
@@ -15843,7 +16515,7 @@
                 <w:sz w:val="16"/>
                 <w:szCs w:val="16"/>
               </w:rPr>
-              <w:t xml:space="preserve">Actual cost not in product cost</w:t>
+              <w:t xml:space="preserve">Overhead in product cost</w:t>
             </w:r>
           </w:p>
         </w:tc>
@@ -15869,14 +16541,14 @@
                 <w:sz w:val="16"/>
                 <w:szCs w:val="16"/>
               </w:rPr>
-              <w:t xml:space="preserve">30  </w:t>
-            </w:r>
-            <w:r>
-              <w:rPr>
-                <w:sz w:val="16"/>
-                <w:szCs w:val="16"/>
-              </w:rPr>
-              <w:t xml:space="preserve">Jars</w:t>
+              <w:t xml:space="preserve">33  </w:t>
+            </w:r>
+            <w:r>
+              <w:rPr>
+                <w:sz w:val="16"/>
+                <w:szCs w:val="16"/>
+              </w:rPr>
+              <w:t xml:space="preserve">$30 per MH</w:t>
             </w:r>
           </w:p>
         </w:tc>
@@ -15911,7 +16583,7 @@
                 <w:sz w:val="16"/>
                 <w:szCs w:val="16"/>
               </w:rPr>
-              <w:t xml:space="preserve">Work-in-Process Inventory</w:t>
+              <w:t xml:space="preserve">Cost moved to finished goods</w:t>
             </w:r>
           </w:p>
         </w:tc>
@@ -15937,14 +16609,14 @@
                 <w:sz w:val="16"/>
                 <w:szCs w:val="16"/>
               </w:rPr>
-              <w:t xml:space="preserve">31  </w:t>
-            </w:r>
-            <w:r>
-              <w:rPr>
-                <w:sz w:val="16"/>
-                <w:szCs w:val="16"/>
-              </w:rPr>
-              <w:t xml:space="preserve">Power for the grinders</w:t>
+              <w:t xml:space="preserve">34  </w:t>
+            </w:r>
+            <w:r>
+              <w:rPr>
+                <w:sz w:val="16"/>
+                <w:szCs w:val="16"/>
+              </w:rPr>
+              <w:t xml:space="preserve">$6 per MH</w:t>
             </w:r>
           </w:p>
         </w:tc>
@@ -15979,7 +16651,7 @@
                 <w:sz w:val="16"/>
                 <w:szCs w:val="16"/>
               </w:rPr>
-              <w:t xml:space="preserve">Direct Materials Variances</w:t>
+              <w:t xml:space="preserve">Actual cost not in product cost</w:t>
             </w:r>
           </w:p>
         </w:tc>
@@ -16005,14 +16677,14 @@
                 <w:sz w:val="16"/>
                 <w:szCs w:val="16"/>
               </w:rPr>
-              <w:t xml:space="preserve">32  </w:t>
-            </w:r>
-            <w:r>
-              <w:rPr>
-                <w:sz w:val="16"/>
-                <w:szCs w:val="16"/>
-              </w:rPr>
-              <w:t xml:space="preserve">Factory insurance</w:t>
+              <w:t xml:space="preserve">35  </w:t>
+            </w:r>
+            <w:r>
+              <w:rPr>
+                <w:sz w:val="16"/>
+                <w:szCs w:val="16"/>
+              </w:rPr>
+              <w:t xml:space="preserve">0.03 × $6 = $0.18</w:t>
             </w:r>
           </w:p>
         </w:tc>
@@ -16047,7 +16719,7 @@
                 <w:sz w:val="16"/>
                 <w:szCs w:val="16"/>
               </w:rPr>
-              <w:t xml:space="preserve">Manufacturing Overhead Control</w:t>
+              <w:t xml:space="preserve">overhead</w:t>
             </w:r>
           </w:p>
         </w:tc>
@@ -16073,14 +16745,14 @@
                 <w:sz w:val="16"/>
                 <w:szCs w:val="16"/>
               </w:rPr>
-              <w:t xml:space="preserve">33  </w:t>
-            </w:r>
-            <w:r>
-              <w:rPr>
-                <w:sz w:val="16"/>
-                <w:szCs w:val="16"/>
-              </w:rPr>
-              <w:t xml:space="preserve">standard costing</w:t>
+              <w:t xml:space="preserve">36  </w:t>
+            </w:r>
+            <w:r>
+              <w:rPr>
+                <w:sz w:val="16"/>
+                <w:szCs w:val="16"/>
+              </w:rPr>
+              <w:t xml:space="preserve">Sesame</w:t>
             </w:r>
           </w:p>
         </w:tc>
@@ -16115,7 +16787,7 @@
                 <w:sz w:val="16"/>
                 <w:szCs w:val="16"/>
               </w:rPr>
-              <w:t xml:space="preserve">Accounts Payable</w:t>
+              <w:t xml:space="preserve">materials</w:t>
             </w:r>
           </w:p>
         </w:tc>
@@ -16141,7 +16813,211 @@
                 <w:sz w:val="16"/>
                 <w:szCs w:val="16"/>
               </w:rPr>
-              <w:t xml:space="preserve">34  </w:t>
+              <w:t xml:space="preserve">37  </w:t>
+            </w:r>
+            <w:r>
+              <w:rPr>
+                <w:sz w:val="16"/>
+                <w:szCs w:val="16"/>
+              </w:rPr>
+              <w:t xml:space="preserve">Power for the grinders</w:t>
+            </w:r>
+          </w:p>
+        </w:tc>
+      </w:tr>
+      <w:tr>
+        <w:tc>
+          <w:tcPr>
+            <w:tcW w:type="pct" w:w="2500"/>
+            <w:tcMar>
+              <w:top w:type="dxa" w:w="20"/>
+              <w:left w:type="dxa" w:w="80"/>
+              <w:bottom w:type="dxa" w:w="20"/>
+              <w:right w:type="dxa" w:w="80"/>
+            </w:tcMar>
+          </w:tcPr>
+          <w:p>
+            <w:pPr>
+              <w:spacing w:before="12" w:after="12"/>
+            </w:pPr>
+            <w:r>
+              <w:rPr>
+                <w:b/>
+                <w:bCs/>
+                <w:color w:val="8186EF"/>
+                <w:sz w:val="16"/>
+                <w:szCs w:val="16"/>
+              </w:rPr>
+              <w:t xml:space="preserve">18  </w:t>
+            </w:r>
+            <w:r>
+              <w:rPr>
+                <w:sz w:val="16"/>
+                <w:szCs w:val="16"/>
+              </w:rPr>
+              <w:t xml:space="preserve">Work-in-Process Inventory</w:t>
+            </w:r>
+          </w:p>
+        </w:tc>
+        <w:tc>
+          <w:tcPr>
+            <w:tcW w:type="pct" w:w="2500"/>
+            <w:tcMar>
+              <w:top w:type="dxa" w:w="20"/>
+              <w:left w:type="dxa" w:w="80"/>
+              <w:bottom w:type="dxa" w:w="20"/>
+              <w:right w:type="dxa" w:w="80"/>
+            </w:tcMar>
+          </w:tcPr>
+          <w:p>
+            <w:pPr>
+              <w:spacing w:before="12" w:after="12"/>
+            </w:pPr>
+            <w:r>
+              <w:rPr>
+                <w:b/>
+                <w:bCs/>
+                <w:color w:val="8186EF"/>
+                <w:sz w:val="16"/>
+                <w:szCs w:val="16"/>
+              </w:rPr>
+              <w:t xml:space="preserve">38  </w:t>
+            </w:r>
+            <w:r>
+              <w:rPr>
+                <w:sz w:val="16"/>
+                <w:szCs w:val="16"/>
+              </w:rPr>
+              <w:t xml:space="preserve">Factory insurance</w:t>
+            </w:r>
+          </w:p>
+        </w:tc>
+      </w:tr>
+      <w:tr>
+        <w:tc>
+          <w:tcPr>
+            <w:tcW w:type="pct" w:w="2500"/>
+            <w:tcMar>
+              <w:top w:type="dxa" w:w="20"/>
+              <w:left w:type="dxa" w:w="80"/>
+              <w:bottom w:type="dxa" w:w="20"/>
+              <w:right w:type="dxa" w:w="80"/>
+            </w:tcMar>
+          </w:tcPr>
+          <w:p>
+            <w:pPr>
+              <w:spacing w:before="12" w:after="12"/>
+            </w:pPr>
+            <w:r>
+              <w:rPr>
+                <w:b/>
+                <w:bCs/>
+                <w:color w:val="8186EF"/>
+                <w:sz w:val="16"/>
+                <w:szCs w:val="16"/>
+              </w:rPr>
+              <w:t xml:space="preserve">19  </w:t>
+            </w:r>
+            <w:r>
+              <w:rPr>
+                <w:sz w:val="16"/>
+                <w:szCs w:val="16"/>
+              </w:rPr>
+              <w:t xml:space="preserve">Raw Materials Inventory</w:t>
+            </w:r>
+          </w:p>
+        </w:tc>
+        <w:tc>
+          <w:tcPr>
+            <w:tcW w:type="pct" w:w="2500"/>
+            <w:tcMar>
+              <w:top w:type="dxa" w:w="20"/>
+              <w:left w:type="dxa" w:w="80"/>
+              <w:bottom w:type="dxa" w:w="20"/>
+              <w:right w:type="dxa" w:w="80"/>
+            </w:tcMar>
+          </w:tcPr>
+          <w:p>
+            <w:pPr>
+              <w:spacing w:before="12" w:after="12"/>
+            </w:pPr>
+            <w:r>
+              <w:rPr>
+                <w:b/>
+                <w:bCs/>
+                <w:color w:val="8186EF"/>
+                <w:sz w:val="16"/>
+                <w:szCs w:val="16"/>
+              </w:rPr>
+              <w:t xml:space="preserve">39  </w:t>
+            </w:r>
+            <w:r>
+              <w:rPr>
+                <w:sz w:val="16"/>
+                <w:szCs w:val="16"/>
+              </w:rPr>
+              <w:t xml:space="preserve">standard costing</w:t>
+            </w:r>
+          </w:p>
+        </w:tc>
+      </w:tr>
+      <w:tr>
+        <w:tc>
+          <w:tcPr>
+            <w:tcW w:type="pct" w:w="2500"/>
+            <w:tcMar>
+              <w:top w:type="dxa" w:w="20"/>
+              <w:left w:type="dxa" w:w="80"/>
+              <w:bottom w:type="dxa" w:w="20"/>
+              <w:right w:type="dxa" w:w="80"/>
+            </w:tcMar>
+          </w:tcPr>
+          <w:p>
+            <w:pPr>
+              <w:spacing w:before="12" w:after="12"/>
+            </w:pPr>
+            <w:r>
+              <w:rPr>
+                <w:b/>
+                <w:bCs/>
+                <w:color w:val="8186EF"/>
+                <w:sz w:val="16"/>
+                <w:szCs w:val="16"/>
+              </w:rPr>
+              <w:t xml:space="preserve">20  </w:t>
+            </w:r>
+            <w:r>
+              <w:rPr>
+                <w:sz w:val="16"/>
+                <w:szCs w:val="16"/>
+              </w:rPr>
+              <w:t xml:space="preserve">Manufacturing Overhead Control</w:t>
+            </w:r>
+          </w:p>
+        </w:tc>
+        <w:tc>
+          <w:tcPr>
+            <w:tcW w:type="pct" w:w="2500"/>
+            <w:tcMar>
+              <w:top w:type="dxa" w:w="20"/>
+              <w:left w:type="dxa" w:w="80"/>
+              <w:bottom w:type="dxa" w:w="20"/>
+              <w:right w:type="dxa" w:w="80"/>
+            </w:tcMar>
+          </w:tcPr>
+          <w:p>
+            <w:pPr>
+              <w:spacing w:before="12" w:after="12"/>
+            </w:pPr>
+            <w:r>
+              <w:rPr>
+                <w:b/>
+                <w:bCs/>
+                <w:color w:val="8186EF"/>
+                <w:sz w:val="16"/>
+                <w:szCs w:val="16"/>
+              </w:rPr>
+              <w:t xml:space="preserve">40  </w:t>
             </w:r>
             <w:r>
               <w:rPr>
@@ -16191,7 +17067,7 @@
           <w:sz w:val="15"/>
           <w:szCs w:val="15"/>
         </w:rPr>
-        <w:t xml:space="preserve">This example costs the same May output three ways and records each in the accounts. The costs per case are exam-core; the entries show where the differences go. Output: 70,000 cases, all finished in May. Actual costs: direct materials $637,000; direct labor $43,400; variable overhead $70,700; fixed overhead $151,900. Machine hours: 1,414 actual; 1,400 standard hours allowed for the output. Rates: predetermined overhead $150 per machine hour; standard cost $12.60 a case. Measure each cost part under each technique, record the entries, and see where the difference between actual and product cost goes. Actual: $637,000 + $43,400 + $222,600 = $903,000. Normal: $637,000 + $43,400 + 1,414 × $150 = $892,500. Standard: 70,000 × $12.60 = $882,000.</w:t>
+        <w:t xml:space="preserve">This example costs the same May output three ways and records each in the accounts. The costs per case are exam-core; the entries show where the differences go. Output: 70,000 cases, all finished in May. Actual costs: direct materials $637,000; direct labor $43,400; variable overhead $70,700; fixed overhead $151,900. Machine hours: 1,414 actual; 1,400 standard hours allowed for the output. Rates: predetermined overhead $150 per machine hour; standard cost $12.60 a case. Measure each cost part under each technique, record the entries, and see where the difference between actual and product cost goes. Actual: $637,000 + $43,400 + $222,600 = $903,000. Normal: $637,000 + $43,400 + 1,414 × $150 = $892,500. Standard: 70,000 × $12.60 = $882,000. The last row shows the actual cost that did not enter product cost: nothing under actual costing, $10,500 of underapplied overhead under normal costing, and $21,000 of variances under standard costing.</w:t>
       </w:r>
     </w:p>
     <w:p>
@@ -16215,7 +17091,7 @@
           <w:sz w:val="15"/>
           <w:szCs w:val="15"/>
         </w:rPr>
-        <w:t xml:space="preserve">Normal: actual overhead $222,600 − applied $212,100 = underapplied $10,500. Standard: materials variance $7,000 + labor variance $1,400 + overhead variances $12,600 = $21,000. Actual − standard = $903,000 − $882,000 = $21,000.</w:t>
+        <w:t xml:space="preserve">Only the overhead entry differs for normal costing, while standard costing also records materials and labor at standard.</w:t>
       </w:r>
     </w:p>
     <w:p>
@@ -16232,6 +17108,54 @@
           <w:szCs w:val="15"/>
         </w:rPr>
         <w:t xml:space="preserve">Summary 3   </w:t>
+      </w:r>
+      <w:r>
+        <w:rPr>
+          <w:color w:val="6B7280"/>
+          <w:sz w:val="15"/>
+          <w:szCs w:val="15"/>
+        </w:rPr>
+        <w:t xml:space="preserve">Standard is lowest because the month used more materials, labor and machine time than the standard allows.</w:t>
+      </w:r>
+    </w:p>
+    <w:p>
+      <w:pPr>
+        <w:spacing w:before="20" w:after="20"/>
+        <w:ind w:left="240" w:hanging="240"/>
+      </w:pPr>
+      <w:r>
+        <w:rPr>
+          <w:b/>
+          <w:bCs/>
+          <w:color w:val="353A7C"/>
+          <w:sz w:val="15"/>
+          <w:szCs w:val="15"/>
+        </w:rPr>
+        <w:t xml:space="preserve">Summary 4   </w:t>
+      </w:r>
+      <w:r>
+        <w:rPr>
+          <w:color w:val="6B7280"/>
+          <w:sz w:val="15"/>
+          <w:szCs w:val="15"/>
+        </w:rPr>
+        <w:t xml:space="preserve">Normal: actual overhead $222,600 − applied $212,100 = underapplied $10,500. Standard: materials variance $7,000 + labor variance $1,400 + overhead variances $12,600 = $21,000. Actual − standard = $903,000 − $882,000 = $21,000.</w:t>
+      </w:r>
+    </w:p>
+    <w:p>
+      <w:pPr>
+        <w:spacing w:before="20" w:after="20"/>
+        <w:ind w:left="240" w:hanging="240"/>
+      </w:pPr>
+      <w:r>
+        <w:rPr>
+          <w:b/>
+          <w:bCs/>
+          <w:color w:val="353A7C"/>
+          <w:sz w:val="15"/>
+          <w:szCs w:val="15"/>
+        </w:rPr>
+        <w:t xml:space="preserve">Summary 5   </w:t>
       </w:r>
       <w:r>
         <w:rPr>

--- a/CMA_Summaries_B2_Ch05.docx
+++ b/CMA_Summaries_B2_Ch05.docx
@@ -204,7 +204,7 @@
                 <w:sz w:val="16"/>
                 <w:szCs w:val="16"/>
               </w:rPr>
-              <w:t xml:space="preserve">Standard costing   ·   Actual costing   ·   Extended Example 5A: one month, three costs   ·   section 5.5</w:t>
+              <w:t xml:space="preserve">predetermined overhead rate   ·   Three measurement techniques   ·   Extended Example 5A: one month, three costs</w:t>
             </w:r>
           </w:p>
         </w:tc>
@@ -231,7 +231,7 @@
           <w:sz w:val="16"/>
           <w:szCs w:val="16"/>
         </w:rPr>
-        <w:t xml:space="preserve">      gaps 4–12</w:t>
+        <w:t xml:space="preserve">      gaps 3–11</w:t>
       </w:r>
     </w:p>
     <w:p>
@@ -244,7 +244,7 @@
           <w:sz w:val="19"/>
           <w:szCs w:val="19"/>
         </w:rPr>
-        <w:t xml:space="preserve">A product cost has three parts: direct </w:t>
+        <w:t xml:space="preserve">A </w:t>
       </w:r>
       <w:r>
         <w:rPr>
@@ -254,7 +254,7 @@
           <w:sz w:val="15"/>
           <w:szCs w:val="15"/>
         </w:rPr>
-        <w:t xml:space="preserve"> (4) </w:t>
+        <w:t xml:space="preserve"> (3) </w:t>
       </w:r>
       <w:r>
         <w:rPr>
@@ -276,7 +276,7 @@
           <w:sz w:val="19"/>
           <w:szCs w:val="19"/>
         </w:rPr>
-        <w:t xml:space="preserve">, direct labor and overhead. </w:t>
+        <w:t xml:space="preserve"> cost has three parts: direct materials, direct labor and overhead. </w:t>
       </w:r>
       <w:r>
         <w:rPr>
@@ -293,7 +293,7 @@
           <w:sz w:val="15"/>
           <w:szCs w:val="15"/>
         </w:rPr>
-        <w:t xml:space="preserve"> (5) </w:t>
+        <w:t xml:space="preserve"> (4) </w:t>
       </w:r>
       <w:r>
         <w:rPr>
@@ -332,7 +332,7 @@
           <w:sz w:val="15"/>
           <w:szCs w:val="15"/>
         </w:rPr>
-        <w:t xml:space="preserve"> (6) </w:t>
+        <w:t xml:space="preserve"> (5) </w:t>
       </w:r>
       <w:r>
         <w:rPr>
@@ -361,7 +361,7 @@
           <w:sz w:val="19"/>
           <w:szCs w:val="19"/>
         </w:rPr>
-        <w:t xml:space="preserve">Normal costing uses actual direct costs but applies overhead with a </w:t>
+        <w:t xml:space="preserve">Normal costing uses actual direct costs but </w:t>
       </w:r>
       <w:r>
         <w:rPr>
@@ -371,7 +371,7 @@
           <w:sz w:val="15"/>
           <w:szCs w:val="15"/>
         </w:rPr>
-        <w:t xml:space="preserve"> (7) </w:t>
+        <w:t xml:space="preserve"> (6) </w:t>
       </w:r>
       <w:r>
         <w:rPr>
@@ -379,7 +379,7 @@
           <w:sz w:val="19"/>
           <w:szCs w:val="19"/>
         </w:rPr>
-        <w:t xml:space="preserve">               </w:t>
+        <w:t xml:space="preserve">           </w:t>
       </w:r>
       <w:r>
         <w:rPr>
@@ -393,7 +393,7 @@
           <w:sz w:val="19"/>
           <w:szCs w:val="19"/>
         </w:rPr>
-        <w:t xml:space="preserve"> rate. </w:t>
+        <w:t xml:space="preserve"> overhead with a predetermined rate. </w:t>
       </w:r>
       <w:r>
         <w:rPr>
@@ -410,7 +410,7 @@
           <w:sz w:val="15"/>
           <w:szCs w:val="15"/>
         </w:rPr>
-        <w:t xml:space="preserve"> (8) </w:t>
+        <w:t xml:space="preserve"> (7) </w:t>
       </w:r>
       <w:r>
         <w:rPr>
@@ -449,7 +449,7 @@
           <w:sz w:val="15"/>
           <w:szCs w:val="15"/>
         </w:rPr>
-        <w:t xml:space="preserve"> (9) </w:t>
+        <w:t xml:space="preserve"> (8) </w:t>
       </w:r>
       <w:r>
         <w:rPr>
@@ -488,7 +488,7 @@
           <w:sz w:val="15"/>
           <w:szCs w:val="15"/>
         </w:rPr>
-        <w:t xml:space="preserve"> (10) </w:t>
+        <w:t xml:space="preserve"> (9) </w:t>
       </w:r>
       <w:r>
         <w:rPr>
@@ -527,7 +527,7 @@
           <w:sz w:val="15"/>
           <w:szCs w:val="15"/>
         </w:rPr>
-        <w:t xml:space="preserve"> (11) </w:t>
+        <w:t xml:space="preserve"> (10) </w:t>
       </w:r>
       <w:r>
         <w:rPr>
@@ -566,7 +566,7 @@
           <w:sz w:val="15"/>
           <w:szCs w:val="15"/>
         </w:rPr>
-        <w:t xml:space="preserve"> (12) </w:t>
+        <w:t xml:space="preserve"> (11) </w:t>
       </w:r>
       <w:r>
         <w:rPr>
@@ -646,7 +646,7 @@
                 <w:sz w:val="16"/>
                 <w:szCs w:val="16"/>
               </w:rPr>
-              <w:t xml:space="preserve">quantities   ·   managers   ·   differ   ·   compare   ·   activity-based   ·   materials   ·   collect   ·   amounts   ·   technique   ·   predetermined</w:t>
+              <w:t xml:space="preserve">quantities   ·   managers   ·   differ   ·   Standard   ·   activity-based   ·   product   ·   collect   ·   amounts   ·   technique   ·   applies</w:t>
             </w:r>
           </w:p>
         </w:tc>
@@ -905,7 +905,7 @@
                 <w:sz w:val="14"/>
                 <w:szCs w:val="14"/>
               </w:rPr>
-              <w:t xml:space="preserve">(13)</w:t>
+              <w:t xml:space="preserve">(12)</w:t>
             </w:r>
           </w:p>
         </w:tc>
@@ -1006,7 +1006,7 @@
                 <w:sz w:val="14"/>
                 <w:szCs w:val="14"/>
               </w:rPr>
-              <w:t xml:space="preserve">(14)</w:t>
+              <w:t xml:space="preserve">(13)</w:t>
             </w:r>
           </w:p>
         </w:tc>
@@ -1081,7 +1081,7 @@
                 <w:sz w:val="14"/>
                 <w:szCs w:val="14"/>
               </w:rPr>
-              <w:t xml:space="preserve">(15)</w:t>
+              <w:t xml:space="preserve">(14)</w:t>
             </w:r>
           </w:p>
         </w:tc>
@@ -1205,7 +1205,7 @@
                 <w:sz w:val="14"/>
                 <w:szCs w:val="14"/>
               </w:rPr>
-              <w:t xml:space="preserve">(16)</w:t>
+              <w:t xml:space="preserve">(15)</w:t>
             </w:r>
           </w:p>
         </w:tc>
@@ -1280,7 +1280,7 @@
                 <w:sz w:val="14"/>
                 <w:szCs w:val="14"/>
               </w:rPr>
-              <w:t xml:space="preserve">(17)</w:t>
+              <w:t xml:space="preserve">(16)</w:t>
             </w:r>
           </w:p>
         </w:tc>
@@ -1872,7 +1872,7 @@
                 <w:sz w:val="16"/>
                 <w:szCs w:val="16"/>
               </w:rPr>
-              <w:t xml:space="preserve">Actual costing</w:t>
+              <w:t xml:space="preserve">Three measurement techniques</w:t>
             </w:r>
           </w:p>
         </w:tc>
@@ -1898,7 +1898,7 @@
                 <w:sz w:val="16"/>
                 <w:szCs w:val="16"/>
               </w:rPr>
-              <w:t xml:space="preserve">11  </w:t>
+              <w:t xml:space="preserve">10  </w:t>
             </w:r>
             <w:r>
               <w:rPr>
@@ -1940,7 +1940,7 @@
                 <w:sz w:val="16"/>
                 <w:szCs w:val="16"/>
               </w:rPr>
-              <w:t xml:space="preserve">Standard costing</w:t>
+              <w:t xml:space="preserve">Extended Example 5A: one month, three costs</w:t>
             </w:r>
           </w:p>
         </w:tc>
@@ -1966,7 +1966,7 @@
                 <w:sz w:val="16"/>
                 <w:szCs w:val="16"/>
               </w:rPr>
-              <w:t xml:space="preserve">12  </w:t>
+              <w:t xml:space="preserve">11  </w:t>
             </w:r>
             <w:r>
               <w:rPr>
@@ -2008,7 +2008,7 @@
                 <w:sz w:val="16"/>
                 <w:szCs w:val="16"/>
               </w:rPr>
-              <w:t xml:space="preserve">Extended Example 5A: one month, three costs</w:t>
+              <w:t xml:space="preserve">product</w:t>
             </w:r>
           </w:p>
         </w:tc>
@@ -2034,7 +2034,7 @@
                 <w:sz w:val="16"/>
                 <w:szCs w:val="16"/>
               </w:rPr>
-              <w:t xml:space="preserve">13  </w:t>
+              <w:t xml:space="preserve">12  </w:t>
             </w:r>
             <w:r>
               <w:rPr>
@@ -2076,7 +2076,7 @@
                 <w:sz w:val="16"/>
                 <w:szCs w:val="16"/>
               </w:rPr>
-              <w:t xml:space="preserve">materials</w:t>
+              <w:t xml:space="preserve">differ</w:t>
             </w:r>
           </w:p>
         </w:tc>
@@ -2102,7 +2102,7 @@
                 <w:sz w:val="16"/>
                 <w:szCs w:val="16"/>
               </w:rPr>
-              <w:t xml:space="preserve">14  </w:t>
+              <w:t xml:space="preserve">13  </w:t>
             </w:r>
             <w:r>
               <w:rPr>
@@ -2144,7 +2144,7 @@
                 <w:sz w:val="16"/>
                 <w:szCs w:val="16"/>
               </w:rPr>
-              <w:t xml:space="preserve">differ</w:t>
+              <w:t xml:space="preserve">amounts</w:t>
             </w:r>
           </w:p>
         </w:tc>
@@ -2170,7 +2170,7 @@
                 <w:sz w:val="16"/>
                 <w:szCs w:val="16"/>
               </w:rPr>
-              <w:t xml:space="preserve">15  </w:t>
+              <w:t xml:space="preserve">14  </w:t>
             </w:r>
             <w:r>
               <w:rPr>
@@ -2212,7 +2212,7 @@
                 <w:sz w:val="16"/>
                 <w:szCs w:val="16"/>
               </w:rPr>
-              <w:t xml:space="preserve">amounts</w:t>
+              <w:t xml:space="preserve">applies</w:t>
             </w:r>
           </w:p>
         </w:tc>
@@ -2238,7 +2238,7 @@
                 <w:sz w:val="16"/>
                 <w:szCs w:val="16"/>
               </w:rPr>
-              <w:t xml:space="preserve">16  </w:t>
+              <w:t xml:space="preserve">15  </w:t>
             </w:r>
             <w:r>
               <w:rPr>
@@ -2280,7 +2280,7 @@
                 <w:sz w:val="16"/>
                 <w:szCs w:val="16"/>
               </w:rPr>
-              <w:t xml:space="preserve">predetermined</w:t>
+              <w:t xml:space="preserve">quantities</w:t>
             </w:r>
           </w:p>
         </w:tc>
@@ -2306,7 +2306,7 @@
                 <w:sz w:val="16"/>
                 <w:szCs w:val="16"/>
               </w:rPr>
-              <w:t xml:space="preserve">17  </w:t>
+              <w:t xml:space="preserve">16  </w:t>
             </w:r>
             <w:r>
               <w:rPr>
@@ -2348,7 +2348,7 @@
                 <w:sz w:val="16"/>
                 <w:szCs w:val="16"/>
               </w:rPr>
-              <w:t xml:space="preserve">quantities</w:t>
+              <w:t xml:space="preserve">technique</w:t>
             </w:r>
           </w:p>
         </w:tc>
@@ -2374,7 +2374,7 @@
                 <w:sz w:val="16"/>
                 <w:szCs w:val="16"/>
               </w:rPr>
-              <w:t xml:space="preserve">18  </w:t>
+              <w:t xml:space="preserve">17  </w:t>
             </w:r>
             <w:r>
               <w:rPr>
@@ -2416,7 +2416,7 @@
                 <w:sz w:val="16"/>
                 <w:szCs w:val="16"/>
               </w:rPr>
-              <w:t xml:space="preserve">technique</w:t>
+              <w:t xml:space="preserve">managers</w:t>
             </w:r>
           </w:p>
         </w:tc>
@@ -2442,7 +2442,7 @@
                 <w:sz w:val="16"/>
                 <w:szCs w:val="16"/>
               </w:rPr>
-              <w:t xml:space="preserve">19  </w:t>
+              <w:t xml:space="preserve">18  </w:t>
             </w:r>
             <w:r>
               <w:rPr>
@@ -2450,64 +2450,6 @@
                 <w:szCs w:val="16"/>
               </w:rPr>
               <w:t xml:space="preserve">standard costing</w:t>
-            </w:r>
-          </w:p>
-        </w:tc>
-      </w:tr>
-      <w:tr>
-        <w:tc>
-          <w:tcPr>
-            <w:tcW w:type="pct" w:w="2500"/>
-            <w:tcMar>
-              <w:top w:type="dxa" w:w="20"/>
-              <w:left w:type="dxa" w:w="80"/>
-              <w:bottom w:type="dxa" w:w="20"/>
-              <w:right w:type="dxa" w:w="80"/>
-            </w:tcMar>
-          </w:tcPr>
-          <w:p>
-            <w:pPr>
-              <w:spacing w:before="12" w:after="12"/>
-            </w:pPr>
-            <w:r>
-              <w:rPr>
-                <w:b/>
-                <w:bCs/>
-                <w:color w:val="8186EF"/>
-                <w:sz w:val="16"/>
-                <w:szCs w:val="16"/>
-              </w:rPr>
-              <w:t xml:space="preserve">10  </w:t>
-            </w:r>
-            <w:r>
-              <w:rPr>
-                <w:sz w:val="16"/>
-                <w:szCs w:val="16"/>
-              </w:rPr>
-              <w:t xml:space="preserve">managers</w:t>
-            </w:r>
-          </w:p>
-        </w:tc>
-        <w:tc>
-          <w:tcPr>
-            <w:tcW w:type="pct" w:w="2500"/>
-            <w:tcMar>
-              <w:top w:type="dxa" w:w="20"/>
-              <w:left w:type="dxa" w:w="80"/>
-              <w:bottom w:type="dxa" w:w="20"/>
-              <w:right w:type="dxa" w:w="80"/>
-            </w:tcMar>
-          </w:tcPr>
-          <w:p>
-            <w:pPr>
-              <w:spacing w:before="24" w:after="24"/>
-            </w:pPr>
-            <w:r>
-              <w:rPr>
-                <w:sz w:val="16"/>
-                <w:szCs w:val="16"/>
-              </w:rPr>
-              <w:t xml:space="preserve"/>
             </w:r>
           </w:p>
         </w:tc>
@@ -3123,7 +3065,7 @@
                 <w:sz w:val="16"/>
                 <w:szCs w:val="16"/>
               </w:rPr>
-              <w:t xml:space="preserve">normal costing   ·   variable overhead   ·   actual costing</w:t>
+              <w:t xml:space="preserve">actual costing   ·   variable overhead   ·   normal costing</w:t>
             </w:r>
           </w:p>
         </w:tc>
@@ -3396,7 +3338,7 @@
                 <w:sz w:val="16"/>
                 <w:szCs w:val="16"/>
               </w:rPr>
-              <w:t xml:space="preserve">actual costing</w:t>
+              <w:t xml:space="preserve">normal costing</w:t>
             </w:r>
           </w:p>
         </w:tc>
@@ -5799,7 +5741,7 @@
       <w:r>
         <w:drawing>
           <wp:inline distT="0" distB="0" distL="0" distR="0">
-            <wp:extent cx="5734050" cy="1644775"/>
+            <wp:extent cx="5734050" cy="2067275"/>
             <wp:effectExtent t="0" r="0" b="0" l="0"/>
             <wp:docPr id="1" name="" descr="" title=""/>
             <wp:cNvGraphicFramePr>
@@ -5824,7 +5766,7 @@
                   <pic:spPr bwMode="auto">
                     <a:xfrm>
                       <a:off x="0" y="0"/>
-                      <a:ext cx="5734050" cy="1644775"/>
+                      <a:ext cx="5734050" cy="2067275"/>
                     </a:xfrm>
                     <a:prstGeom prst="rect">
                       <a:avLst/>
@@ -5979,7 +5921,7 @@
           <w:sz w:val="19"/>
           <w:szCs w:val="19"/>
         </w:rPr>
-        <w:t xml:space="preserve">In standard costing, </w:t>
+        <w:t xml:space="preserve">In standard costing, overhead is </w:t>
       </w:r>
       <w:r>
         <w:rPr>
@@ -6011,7 +5953,7 @@
           <w:sz w:val="19"/>
           <w:szCs w:val="19"/>
         </w:rPr>
-        <w:t xml:space="preserve"> is applied on the standard hours allowed for the actual output. </w:t>
+        <w:t xml:space="preserve"> on the standard hours allowed for the actual output. </w:t>
       </w:r>
       <w:r>
         <w:rPr>
@@ -6186,7 +6128,7 @@
                 <w:sz w:val="16"/>
                 <w:szCs w:val="16"/>
               </w:rPr>
-              <w:t xml:space="preserve">Standards   ·   approximate   ·   overhead   ·   normal   ·   allowed</w:t>
+              <w:t xml:space="preserve">Standards   ·   approximate   ·   applied   ·   normal   ·   analyzes</w:t>
             </w:r>
           </w:p>
         </w:tc>
@@ -6334,7 +6276,7 @@
                 <w:sz w:val="16"/>
                 <w:szCs w:val="16"/>
               </w:rPr>
-              <w:t xml:space="preserve">variable overhead   ·   normal costing   ·   standard costing</w:t>
+              <w:t xml:space="preserve">standard quantity allowed   ·   نظام التكاليف المعيارية</w:t>
             </w:r>
           </w:p>
         </w:tc>
@@ -6669,14 +6611,14 @@
                 <w:sz w:val="16"/>
                 <w:szCs w:val="16"/>
               </w:rPr>
-              <w:t xml:space="preserve">9  </w:t>
-            </w:r>
-            <w:r>
-              <w:rPr>
-                <w:sz w:val="16"/>
-                <w:szCs w:val="16"/>
-              </w:rPr>
-              <w:t xml:space="preserve">Overhead: 1,400 standard MH × $150</w:t>
+              <w:t xml:space="preserve">8  </w:t>
+            </w:r>
+            <w:r>
+              <w:rPr>
+                <w:sz w:val="16"/>
+                <w:szCs w:val="16"/>
+              </w:rPr>
+              <w:t xml:space="preserve">actually</w:t>
             </w:r>
           </w:p>
         </w:tc>
@@ -6737,14 +6679,14 @@
                 <w:sz w:val="16"/>
                 <w:szCs w:val="16"/>
               </w:rPr>
-              <w:t xml:space="preserve">10  </w:t>
-            </w:r>
-            <w:r>
-              <w:rPr>
-                <w:sz w:val="16"/>
-                <w:szCs w:val="16"/>
-              </w:rPr>
-              <w:t xml:space="preserve">overhead</w:t>
+              <w:t xml:space="preserve">9  </w:t>
+            </w:r>
+            <w:r>
+              <w:rPr>
+                <w:sz w:val="16"/>
+                <w:szCs w:val="16"/>
+              </w:rPr>
+              <w:t xml:space="preserve">Overhead: 1,400 standard MH × $150</w:t>
             </w:r>
           </w:p>
         </w:tc>
@@ -6805,14 +6747,14 @@
                 <w:sz w:val="16"/>
                 <w:szCs w:val="16"/>
               </w:rPr>
-              <w:t xml:space="preserve">11  </w:t>
-            </w:r>
-            <w:r>
-              <w:rPr>
-                <w:sz w:val="16"/>
-                <w:szCs w:val="16"/>
-              </w:rPr>
-              <w:t xml:space="preserve">normal</w:t>
+              <w:t xml:space="preserve">10  </w:t>
+            </w:r>
+            <w:r>
+              <w:rPr>
+                <w:sz w:val="16"/>
+                <w:szCs w:val="16"/>
+              </w:rPr>
+              <w:t xml:space="preserve">applied</w:t>
             </w:r>
           </w:p>
         </w:tc>
@@ -6873,14 +6815,14 @@
                 <w:sz w:val="16"/>
                 <w:szCs w:val="16"/>
               </w:rPr>
-              <w:t xml:space="preserve">12  </w:t>
-            </w:r>
-            <w:r>
-              <w:rPr>
-                <w:sz w:val="16"/>
-                <w:szCs w:val="16"/>
-              </w:rPr>
-              <w:t xml:space="preserve">approximate</w:t>
+              <w:t xml:space="preserve">11  </w:t>
+            </w:r>
+            <w:r>
+              <w:rPr>
+                <w:sz w:val="16"/>
+                <w:szCs w:val="16"/>
+              </w:rPr>
+              <w:t xml:space="preserve">normal</w:t>
             </w:r>
           </w:p>
         </w:tc>
@@ -6941,14 +6883,14 @@
                 <w:sz w:val="16"/>
                 <w:szCs w:val="16"/>
               </w:rPr>
-              <w:t xml:space="preserve">13  </w:t>
-            </w:r>
-            <w:r>
-              <w:rPr>
-                <w:sz w:val="16"/>
-                <w:szCs w:val="16"/>
-              </w:rPr>
-              <w:t xml:space="preserve">Standards</w:t>
+              <w:t xml:space="preserve">12  </w:t>
+            </w:r>
+            <w:r>
+              <w:rPr>
+                <w:sz w:val="16"/>
+                <w:szCs w:val="16"/>
+              </w:rPr>
+              <w:t xml:space="preserve">approximate</w:t>
             </w:r>
           </w:p>
         </w:tc>
@@ -7009,14 +6951,14 @@
                 <w:sz w:val="16"/>
                 <w:szCs w:val="16"/>
               </w:rPr>
-              <w:t xml:space="preserve">14  </w:t>
-            </w:r>
-            <w:r>
-              <w:rPr>
-                <w:sz w:val="16"/>
-                <w:szCs w:val="16"/>
-              </w:rPr>
-              <w:t xml:space="preserve">normal costing</w:t>
+              <w:t xml:space="preserve">13  </w:t>
+            </w:r>
+            <w:r>
+              <w:rPr>
+                <w:sz w:val="16"/>
+                <w:szCs w:val="16"/>
+              </w:rPr>
+              <w:t xml:space="preserve">Standards</w:t>
             </w:r>
           </w:p>
         </w:tc>
@@ -7077,72 +7019,14 @@
                 <w:sz w:val="16"/>
                 <w:szCs w:val="16"/>
               </w:rPr>
-              <w:t xml:space="preserve">15  </w:t>
-            </w:r>
-            <w:r>
-              <w:rPr>
-                <w:sz w:val="16"/>
-                <w:szCs w:val="16"/>
-              </w:rPr>
-              <w:t xml:space="preserve">standard costing</w:t>
-            </w:r>
-          </w:p>
-        </w:tc>
-      </w:tr>
-      <w:tr>
-        <w:tc>
-          <w:tcPr>
-            <w:tcW w:type="pct" w:w="2500"/>
-            <w:tcMar>
-              <w:top w:type="dxa" w:w="20"/>
-              <w:left w:type="dxa" w:w="80"/>
-              <w:bottom w:type="dxa" w:w="20"/>
-              <w:right w:type="dxa" w:w="80"/>
-            </w:tcMar>
-          </w:tcPr>
-          <w:p>
-            <w:pPr>
-              <w:spacing w:before="12" w:after="12"/>
-            </w:pPr>
-            <w:r>
-              <w:rPr>
-                <w:b/>
-                <w:bCs/>
-                <w:color w:val="8186EF"/>
-                <w:sz w:val="16"/>
-                <w:szCs w:val="16"/>
-              </w:rPr>
-              <w:t xml:space="preserve">8  </w:t>
-            </w:r>
-            <w:r>
-              <w:rPr>
-                <w:sz w:val="16"/>
-                <w:szCs w:val="16"/>
-              </w:rPr>
-              <w:t xml:space="preserve">actually</w:t>
-            </w:r>
-          </w:p>
-        </w:tc>
-        <w:tc>
-          <w:tcPr>
-            <w:tcW w:type="pct" w:w="2500"/>
-            <w:tcMar>
-              <w:top w:type="dxa" w:w="20"/>
-              <w:left w:type="dxa" w:w="80"/>
-              <w:bottom w:type="dxa" w:w="20"/>
-              <w:right w:type="dxa" w:w="80"/>
-            </w:tcMar>
-          </w:tcPr>
-          <w:p>
-            <w:pPr>
-              <w:spacing w:before="24" w:after="24"/>
-            </w:pPr>
-            <w:r>
-              <w:rPr>
-                <w:sz w:val="16"/>
-                <w:szCs w:val="16"/>
-              </w:rPr>
-              <w:t xml:space="preserve"/>
+              <w:t xml:space="preserve">14  </w:t>
+            </w:r>
+            <w:r>
+              <w:rPr>
+                <w:sz w:val="16"/>
+                <w:szCs w:val="16"/>
+              </w:rPr>
+              <w:t xml:space="preserve">standard quantity allowed</w:t>
             </w:r>
           </w:p>
         </w:tc>
@@ -7456,7 +7340,7 @@
           <w:sz w:val="19"/>
           <w:szCs w:val="19"/>
         </w:rPr>
-        <w:t xml:space="preserve">: power for the machines, cleaning chemicals, </w:t>
+        <w:t xml:space="preserve">: power for the </w:t>
       </w:r>
       <w:r>
         <w:rPr>
@@ -7474,7 +7358,7 @@
           <w:sz w:val="19"/>
           <w:szCs w:val="19"/>
         </w:rPr>
-        <w:t xml:space="preserve">             </w:t>
+        <w:t xml:space="preserve">           </w:t>
       </w:r>
       <w:r>
         <w:rPr>
@@ -7488,7 +7372,7 @@
           <w:sz w:val="19"/>
           <w:szCs w:val="19"/>
         </w:rPr>
-        <w:t xml:space="preserve"> supplies, and water and steam. </w:t>
+        <w:t xml:space="preserve">, cleaning chemicals, maintenance supplies, and water and steam. </w:t>
       </w:r>
       <w:r>
         <w:rPr>
@@ -7858,7 +7742,7 @@
                 <w:sz w:val="16"/>
                 <w:szCs w:val="16"/>
               </w:rPr>
-              <w:t xml:space="preserve">allocation   ·   production   ·   manual   ·   Supervision   ·   components   ·   should   ·   activity   ·   finishing   ·   follow   ·   standard   ·   maintenance   ·   depreciation   ·   automated</w:t>
+              <w:t xml:space="preserve">allocation   ·   production   ·   manual   ·   Supervision   ·   components   ·   should   ·   activity   ·   finishing   ·   follow   ·   standard   ·   machines   ·   depreciation   ·   automated</w:t>
             </w:r>
           </w:p>
         </w:tc>
@@ -7898,7 +7782,7 @@
           <w:sz w:val="19"/>
           <w:szCs w:val="19"/>
         </w:rPr>
-        <w:t xml:space="preserve">A special order that uses spare </w:t>
+        <w:t xml:space="preserve">A </w:t>
       </w:r>
       <w:r>
         <w:rPr>
@@ -7930,14 +7814,7 @@
           <w:sz w:val="19"/>
           <w:szCs w:val="19"/>
         </w:rPr>
-        <w:t xml:space="preserve"> adds only the variable part. </w:t>
-      </w:r>
-      <w:r>
-        <w:rPr>
-          <w:sz w:val="19"/>
-          <w:szCs w:val="19"/>
-        </w:rPr>
-        <w:t xml:space="preserve">Test the base </w:t>
+        <w:t xml:space="preserve"> order that uses spare </w:t>
       </w:r>
       <w:r>
         <w:rPr>
@@ -7969,14 +7846,14 @@
           <w:sz w:val="19"/>
           <w:szCs w:val="19"/>
         </w:rPr>
-        <w:t xml:space="preserve"> you use it. </w:t>
-      </w:r>
-      <w:r>
-        <w:rPr>
-          <w:sz w:val="19"/>
-          <w:szCs w:val="19"/>
-        </w:rPr>
-        <w:t xml:space="preserve">Plot monthly variable overhead against each </w:t>
+        <w:t xml:space="preserve"> adds only the variable part. </w:t>
+      </w:r>
+      <w:r>
+        <w:rPr>
+          <w:sz w:val="19"/>
+          <w:szCs w:val="19"/>
+        </w:rPr>
+        <w:t xml:space="preserve">Test the base </w:t>
       </w:r>
       <w:r>
         <w:rPr>
@@ -8008,14 +7885,14 @@
           <w:sz w:val="19"/>
           <w:szCs w:val="19"/>
         </w:rPr>
-        <w:t xml:space="preserve"> base, as in, and keep the one with a clear causal link and the better fit. </w:t>
-      </w:r>
-      <w:r>
-        <w:rPr>
-          <w:sz w:val="19"/>
-          <w:szCs w:val="19"/>
-        </w:rPr>
-        <w:t xml:space="preserve">For the </w:t>
+        <w:t xml:space="preserve"> you use it. </w:t>
+      </w:r>
+      <w:r>
+        <w:rPr>
+          <w:sz w:val="19"/>
+          <w:szCs w:val="19"/>
+        </w:rPr>
+        <w:t xml:space="preserve">Plot monthly variable overhead against each </w:t>
       </w:r>
       <w:r>
         <w:rPr>
@@ -8047,7 +7924,14 @@
           <w:sz w:val="19"/>
           <w:szCs w:val="19"/>
         </w:rPr>
-        <w:t xml:space="preserve"> line, machine hours pass both tests. </w:t>
+        <w:t xml:space="preserve"> base, as in, and keep the one with a clear causal link and the better fit. </w:t>
+      </w:r>
+      <w:r>
+        <w:rPr>
+          <w:sz w:val="19"/>
+          <w:szCs w:val="19"/>
+        </w:rPr>
+        <w:t xml:space="preserve">For the bottling line, machine hours pass both tests. </w:t>
       </w:r>
       <w:r>
         <w:rPr>
@@ -8183,7 +8067,7 @@
                 <w:sz w:val="16"/>
                 <w:szCs w:val="16"/>
               </w:rPr>
-              <w:t xml:space="preserve">capacity   ·   bottling   ·   contribution   ·   possible   ·   before   ·   per-unit   ·   overhead</w:t>
+              <w:t xml:space="preserve">special   ·   possible   ·   contribution   ·   before   ·   capacity   ·   per-unit   ·   overhead</w:t>
             </w:r>
           </w:p>
         </w:tc>
@@ -8252,6 +8136,18 @@
     </w:p>
     <w:p>
       <w:pPr>
+        <w:pageBreakBefore w:val="true"/>
+        <w:spacing w:after="0"/>
+      </w:pPr>
+      <w:r>
+        <w:rPr>
+          <w:sz w:val="2"/>
+        </w:rPr>
+        <w:t xml:space="preserve"> </w:t>
+      </w:r>
+    </w:p>
+    <w:p>
+      <w:pPr>
         <w:spacing w:before="44" w:after="10"/>
       </w:pPr>
       <w:r>
@@ -8286,7 +8182,7 @@
       <w:r>
         <w:drawing>
           <wp:inline distT="0" distB="0" distL="0" distR="0">
-            <wp:extent cx="5734050" cy="1946550"/>
+            <wp:extent cx="5734050" cy="2716125"/>
             <wp:effectExtent t="0" r="0" b="0" l="0"/>
             <wp:docPr id="1" name="" descr="" title=""/>
             <wp:cNvGraphicFramePr>
@@ -8311,7 +8207,7 @@
                   <pic:spPr bwMode="auto">
                     <a:xfrm>
                       <a:off x="0" y="0"/>
-                      <a:ext cx="5734050" cy="1946550"/>
+                      <a:ext cx="5734050" cy="2716125"/>
                     </a:xfrm>
                     <a:prstGeom prst="rect">
                       <a:avLst/>
@@ -8386,18 +8282,6 @@
       </w:tr>
     </w:tbl>
     <w:p/>
-    <w:p>
-      <w:pPr>
-        <w:pageBreakBefore w:val="true"/>
-        <w:spacing w:after="0"/>
-      </w:pPr>
-      <w:r>
-        <w:rPr>
-          <w:sz w:val="2"/>
-        </w:rPr>
-        <w:t xml:space="preserve"> </w:t>
-      </w:r>
-    </w:p>
     <w:tbl>
       <w:tblPr>
         <w:tblW w:type="pct" w:w="100%"/>
@@ -8505,6 +8389,250 @@
         <w:tc>
           <w:tcPr>
             <w:tcW w:type="pct" w:w="2600"/>
+            <w:tcMar>
+              <w:top w:type="dxa" w:w="50"/>
+              <w:left w:type="dxa" w:w="110"/>
+              <w:bottom w:type="dxa" w:w="50"/>
+              <w:right w:type="dxa" w:w="110"/>
+            </w:tcMar>
+          </w:tcPr>
+          <w:p>
+            <w:pPr>
+              <w:spacing w:before="28" w:after="28"/>
+            </w:pPr>
+            <w:r>
+              <w:rPr>
+                <w:sz w:val="15"/>
+                <w:szCs w:val="15"/>
+              </w:rPr>
+              <w:t xml:space="preserve">Power</w:t>
+            </w:r>
+          </w:p>
+        </w:tc>
+        <w:tc>
+          <w:tcPr>
+            <w:tcW w:type="pct" w:w="2400"/>
+            <w:tcMar>
+              <w:top w:type="dxa" w:w="50"/>
+              <w:left w:type="dxa" w:w="110"/>
+              <w:bottom w:type="dxa" w:w="50"/>
+              <w:right w:type="dxa" w:w="110"/>
+            </w:tcMar>
+          </w:tcPr>
+          <w:p>
+            <w:pPr>
+              <w:spacing w:before="28" w:after="28"/>
+            </w:pPr>
+            <w:r>
+              <w:rPr>
+                <w:sz w:val="15"/>
+                <w:szCs w:val="15"/>
+              </w:rPr>
+              <w:t xml:space="preserve">$20</w:t>
+            </w:r>
+          </w:p>
+        </w:tc>
+      </w:tr>
+      <w:tr>
+        <w:tc>
+          <w:tcPr>
+            <w:tcW w:type="pct" w:w="2600"/>
+            <w:shd w:fill="FBFAF6" w:val="clear"/>
+            <w:tcMar>
+              <w:top w:type="dxa" w:w="50"/>
+              <w:left w:type="dxa" w:w="110"/>
+              <w:bottom w:type="dxa" w:w="50"/>
+              <w:right w:type="dxa" w:w="110"/>
+            </w:tcMar>
+          </w:tcPr>
+          <w:p>
+            <w:pPr>
+              <w:spacing w:before="28" w:after="28"/>
+            </w:pPr>
+            <w:r>
+              <w:rPr>
+                <w:sz w:val="15"/>
+                <w:szCs w:val="15"/>
+              </w:rPr>
+              <w:t xml:space="preserve">Cleaning chemicals</w:t>
+            </w:r>
+          </w:p>
+        </w:tc>
+        <w:tc>
+          <w:tcPr>
+            <w:tcW w:type="pct" w:w="2400"/>
+            <w:shd w:fill="FBFAF6" w:val="clear"/>
+            <w:tcMar>
+              <w:top w:type="dxa" w:w="50"/>
+              <w:left w:type="dxa" w:w="110"/>
+              <w:bottom w:type="dxa" w:w="50"/>
+              <w:right w:type="dxa" w:w="110"/>
+            </w:tcMar>
+          </w:tcPr>
+          <w:p>
+            <w:pPr>
+              <w:spacing w:before="28" w:after="28"/>
+            </w:pPr>
+            <w:r>
+              <w:rPr>
+                <w:sz w:val="15"/>
+                <w:szCs w:val="15"/>
+              </w:rPr>
+              <w:t xml:space="preserve">$12</w:t>
+            </w:r>
+          </w:p>
+        </w:tc>
+      </w:tr>
+      <w:tr>
+        <w:tc>
+          <w:tcPr>
+            <w:tcW w:type="pct" w:w="2600"/>
+            <w:tcMar>
+              <w:top w:type="dxa" w:w="50"/>
+              <w:left w:type="dxa" w:w="110"/>
+              <w:bottom w:type="dxa" w:w="50"/>
+              <w:right w:type="dxa" w:w="110"/>
+            </w:tcMar>
+          </w:tcPr>
+          <w:p>
+            <w:pPr>
+              <w:spacing w:before="28" w:after="28"/>
+            </w:pPr>
+            <w:r>
+              <w:rPr>
+                <w:sz w:val="15"/>
+                <w:szCs w:val="15"/>
+              </w:rPr>
+              <w:t xml:space="preserve">Maintenance supplies</w:t>
+            </w:r>
+          </w:p>
+        </w:tc>
+        <w:tc>
+          <w:tcPr>
+            <w:tcW w:type="pct" w:w="2400"/>
+            <w:tcMar>
+              <w:top w:type="dxa" w:w="50"/>
+              <w:left w:type="dxa" w:w="110"/>
+              <w:bottom w:type="dxa" w:w="50"/>
+              <w:right w:type="dxa" w:w="110"/>
+            </w:tcMar>
+          </w:tcPr>
+          <w:p>
+            <w:pPr>
+              <w:spacing w:before="28" w:after="28"/>
+            </w:pPr>
+            <w:r>
+              <w:rPr>
+                <w:sz w:val="15"/>
+                <w:szCs w:val="15"/>
+              </w:rPr>
+              <w:t xml:space="preserve">$10</w:t>
+            </w:r>
+          </w:p>
+        </w:tc>
+      </w:tr>
+      <w:tr>
+        <w:tc>
+          <w:tcPr>
+            <w:tcW w:type="pct" w:w="2600"/>
+            <w:shd w:fill="FBFAF6" w:val="clear"/>
+            <w:tcMar>
+              <w:top w:type="dxa" w:w="50"/>
+              <w:left w:type="dxa" w:w="110"/>
+              <w:bottom w:type="dxa" w:w="50"/>
+              <w:right w:type="dxa" w:w="110"/>
+            </w:tcMar>
+          </w:tcPr>
+          <w:p>
+            <w:pPr>
+              <w:spacing w:before="28" w:after="28"/>
+            </w:pPr>
+            <w:r>
+              <w:rPr>
+                <w:sz w:val="15"/>
+                <w:szCs w:val="15"/>
+              </w:rPr>
+              <w:t xml:space="preserve">Water and steam</w:t>
+            </w:r>
+          </w:p>
+        </w:tc>
+        <w:tc>
+          <w:tcPr>
+            <w:tcW w:type="pct" w:w="2400"/>
+            <w:shd w:fill="FBFAF6" w:val="clear"/>
+            <w:tcMar>
+              <w:top w:type="dxa" w:w="50"/>
+              <w:left w:type="dxa" w:w="110"/>
+              <w:bottom w:type="dxa" w:w="50"/>
+              <w:right w:type="dxa" w:w="110"/>
+            </w:tcMar>
+          </w:tcPr>
+          <w:p>
+            <w:pPr>
+              <w:spacing w:before="28" w:after="28"/>
+            </w:pPr>
+            <w:r>
+              <w:rPr>
+                <w:sz w:val="15"/>
+                <w:szCs w:val="15"/>
+              </w:rPr>
+              <w:t xml:space="preserve">$8</w:t>
+            </w:r>
+          </w:p>
+        </w:tc>
+      </w:tr>
+      <w:tr>
+        <w:tc>
+          <w:tcPr>
+            <w:tcW w:type="pct" w:w="2600"/>
+            <w:tcMar>
+              <w:top w:type="dxa" w:w="50"/>
+              <w:left w:type="dxa" w:w="110"/>
+              <w:bottom w:type="dxa" w:w="50"/>
+              <w:right w:type="dxa" w:w="110"/>
+            </w:tcMar>
+          </w:tcPr>
+          <w:p>
+            <w:pPr>
+              <w:spacing w:before="28" w:after="28"/>
+            </w:pPr>
+            <w:r>
+              <w:rPr>
+                <w:sz w:val="15"/>
+                <w:szCs w:val="15"/>
+              </w:rPr>
+              <w:t xml:space="preserve">Variable overhead rate per machine hour</w:t>
+            </w:r>
+          </w:p>
+        </w:tc>
+        <w:tc>
+          <w:tcPr>
+            <w:tcW w:type="pct" w:w="2400"/>
+            <w:tcMar>
+              <w:top w:type="dxa" w:w="50"/>
+              <w:left w:type="dxa" w:w="110"/>
+              <w:bottom w:type="dxa" w:w="50"/>
+              <w:right w:type="dxa" w:w="110"/>
+            </w:tcMar>
+          </w:tcPr>
+          <w:p>
+            <w:pPr>
+              <w:spacing w:before="28" w:after="28"/>
+            </w:pPr>
+            <w:r>
+              <w:rPr>
+                <w:sz w:val="15"/>
+                <w:szCs w:val="15"/>
+              </w:rPr>
+              <w:t xml:space="preserve">$50</w:t>
+            </w:r>
+          </w:p>
+        </w:tc>
+      </w:tr>
+      <w:tr>
+        <w:tc>
+          <w:tcPr>
+            <w:tcW w:type="pct" w:w="2600"/>
             <w:shd w:fill="FFFFFF" w:val="clear"/>
             <w:tcMar>
               <w:top w:type="dxa" w:w="50"/>
@@ -8532,6 +8660,7 @@
         <w:tc>
           <w:tcPr>
             <w:tcW w:type="pct" w:w="2400"/>
+            <w:shd w:fill="FBFAF6" w:val="clear"/>
             <w:tcMar>
               <w:top w:type="dxa" w:w="50"/>
               <w:left w:type="dxa" w:w="110"/>
@@ -8548,57 +8677,7 @@
                 <w:sz w:val="15"/>
                 <w:szCs w:val="15"/>
               </w:rPr>
-              <w:t xml:space="preserve">$20</w:t>
-            </w:r>
-          </w:p>
-        </w:tc>
-      </w:tr>
-      <w:tr>
-        <w:tc>
-          <w:tcPr>
-            <w:tcW w:type="pct" w:w="2600"/>
-            <w:shd w:fill="FBFAF6" w:val="clear"/>
-            <w:tcMar>
-              <w:top w:type="dxa" w:w="50"/>
-              <w:left w:type="dxa" w:w="110"/>
-              <w:bottom w:type="dxa" w:w="50"/>
-              <w:right w:type="dxa" w:w="110"/>
-            </w:tcMar>
-          </w:tcPr>
-          <w:p>
-            <w:pPr>
-              <w:spacing w:before="28" w:after="28"/>
-            </w:pPr>
-            <w:r>
-              <w:rPr>
-                <w:sz w:val="15"/>
-                <w:szCs w:val="15"/>
-              </w:rPr>
-              <w:t xml:space="preserve">Cleaning chemicals</w:t>
-            </w:r>
-          </w:p>
-        </w:tc>
-        <w:tc>
-          <w:tcPr>
-            <w:tcW w:type="pct" w:w="2400"/>
-            <w:shd w:fill="FBFAF6" w:val="clear"/>
-            <w:tcMar>
-              <w:top w:type="dxa" w:w="50"/>
-              <w:left w:type="dxa" w:w="110"/>
-              <w:bottom w:type="dxa" w:w="50"/>
-              <w:right w:type="dxa" w:w="110"/>
-            </w:tcMar>
-          </w:tcPr>
-          <w:p>
-            <w:pPr>
-              <w:spacing w:before="28" w:after="28"/>
-            </w:pPr>
-            <w:r>
-              <w:rPr>
-                <w:sz w:val="15"/>
-                <w:szCs w:val="15"/>
-              </w:rPr>
-              <w:t xml:space="preserve">$12</w:t>
+              <w:t xml:space="preserve">0.02</w:t>
             </w:r>
           </w:p>
         </w:tc>
@@ -8628,209 +8707,6 @@
                 <w:szCs w:val="14"/>
               </w:rPr>
               <w:t xml:space="preserve">(22)</w:t>
-            </w:r>
-          </w:p>
-        </w:tc>
-        <w:tc>
-          <w:tcPr>
-            <w:tcW w:type="pct" w:w="2400"/>
-            <w:tcMar>
-              <w:top w:type="dxa" w:w="50"/>
-              <w:left w:type="dxa" w:w="110"/>
-              <w:bottom w:type="dxa" w:w="50"/>
-              <w:right w:type="dxa" w:w="110"/>
-            </w:tcMar>
-          </w:tcPr>
-          <w:p>
-            <w:pPr>
-              <w:spacing w:before="28" w:after="28"/>
-            </w:pPr>
-            <w:r>
-              <w:rPr>
-                <w:sz w:val="15"/>
-                <w:szCs w:val="15"/>
-              </w:rPr>
-              <w:t xml:space="preserve">$10</w:t>
-            </w:r>
-          </w:p>
-        </w:tc>
-      </w:tr>
-      <w:tr>
-        <w:tc>
-          <w:tcPr>
-            <w:tcW w:type="pct" w:w="2600"/>
-            <w:shd w:fill="FBFAF6" w:val="clear"/>
-            <w:tcMar>
-              <w:top w:type="dxa" w:w="50"/>
-              <w:left w:type="dxa" w:w="110"/>
-              <w:bottom w:type="dxa" w:w="50"/>
-              <w:right w:type="dxa" w:w="110"/>
-            </w:tcMar>
-          </w:tcPr>
-          <w:p>
-            <w:pPr>
-              <w:spacing w:before="28" w:after="28"/>
-            </w:pPr>
-            <w:r>
-              <w:rPr>
-                <w:sz w:val="15"/>
-                <w:szCs w:val="15"/>
-              </w:rPr>
-              <w:t xml:space="preserve">Water and steam</w:t>
-            </w:r>
-          </w:p>
-        </w:tc>
-        <w:tc>
-          <w:tcPr>
-            <w:tcW w:type="pct" w:w="2400"/>
-            <w:shd w:fill="FBFAF6" w:val="clear"/>
-            <w:tcMar>
-              <w:top w:type="dxa" w:w="50"/>
-              <w:left w:type="dxa" w:w="110"/>
-              <w:bottom w:type="dxa" w:w="50"/>
-              <w:right w:type="dxa" w:w="110"/>
-            </w:tcMar>
-          </w:tcPr>
-          <w:p>
-            <w:pPr>
-              <w:spacing w:before="28" w:after="28"/>
-            </w:pPr>
-            <w:r>
-              <w:rPr>
-                <w:sz w:val="15"/>
-                <w:szCs w:val="15"/>
-              </w:rPr>
-              <w:t xml:space="preserve">$8</w:t>
-            </w:r>
-          </w:p>
-        </w:tc>
-      </w:tr>
-      <w:tr>
-        <w:tc>
-          <w:tcPr>
-            <w:tcW w:type="pct" w:w="2600"/>
-            <w:tcMar>
-              <w:top w:type="dxa" w:w="50"/>
-              <w:left w:type="dxa" w:w="110"/>
-              <w:bottom w:type="dxa" w:w="50"/>
-              <w:right w:type="dxa" w:w="110"/>
-            </w:tcMar>
-          </w:tcPr>
-          <w:p>
-            <w:pPr>
-              <w:spacing w:before="28" w:after="28"/>
-            </w:pPr>
-            <w:r>
-              <w:rPr>
-                <w:sz w:val="15"/>
-                <w:szCs w:val="15"/>
-              </w:rPr>
-              <w:t xml:space="preserve">Variable overhead rate per machine hour</w:t>
-            </w:r>
-          </w:p>
-        </w:tc>
-        <w:tc>
-          <w:tcPr>
-            <w:tcW w:type="pct" w:w="2400"/>
-            <w:tcMar>
-              <w:top w:type="dxa" w:w="50"/>
-              <w:left w:type="dxa" w:w="110"/>
-              <w:bottom w:type="dxa" w:w="50"/>
-              <w:right w:type="dxa" w:w="110"/>
-            </w:tcMar>
-          </w:tcPr>
-          <w:p>
-            <w:pPr>
-              <w:spacing w:before="28" w:after="28"/>
-            </w:pPr>
-            <w:r>
-              <w:rPr>
-                <w:sz w:val="15"/>
-                <w:szCs w:val="15"/>
-              </w:rPr>
-              <w:t xml:space="preserve">$50</w:t>
-            </w:r>
-          </w:p>
-        </w:tc>
-      </w:tr>
-      <w:tr>
-        <w:tc>
-          <w:tcPr>
-            <w:tcW w:type="pct" w:w="2600"/>
-            <w:shd w:fill="FFFFFF" w:val="clear"/>
-            <w:tcMar>
-              <w:top w:type="dxa" w:w="50"/>
-              <w:left w:type="dxa" w:w="110"/>
-              <w:bottom w:type="dxa" w:w="50"/>
-              <w:right w:type="dxa" w:w="110"/>
-            </w:tcMar>
-          </w:tcPr>
-          <w:p>
-            <w:pPr>
-              <w:spacing w:before="46" w:after="46"/>
-            </w:pPr>
-            <w:r>
-              <w:rPr>
-                <w:b/>
-                <w:bCs/>
-                <w:color w:val="8186EF"/>
-                <w:sz w:val="14"/>
-                <w:szCs w:val="14"/>
-              </w:rPr>
-              <w:t xml:space="preserve">(23)</w:t>
-            </w:r>
-          </w:p>
-        </w:tc>
-        <w:tc>
-          <w:tcPr>
-            <w:tcW w:type="pct" w:w="2400"/>
-            <w:shd w:fill="FBFAF6" w:val="clear"/>
-            <w:tcMar>
-              <w:top w:type="dxa" w:w="50"/>
-              <w:left w:type="dxa" w:w="110"/>
-              <w:bottom w:type="dxa" w:w="50"/>
-              <w:right w:type="dxa" w:w="110"/>
-            </w:tcMar>
-          </w:tcPr>
-          <w:p>
-            <w:pPr>
-              <w:spacing w:before="28" w:after="28"/>
-            </w:pPr>
-            <w:r>
-              <w:rPr>
-                <w:sz w:val="15"/>
-                <w:szCs w:val="15"/>
-              </w:rPr>
-              <w:t xml:space="preserve">0.02</w:t>
-            </w:r>
-          </w:p>
-        </w:tc>
-      </w:tr>
-      <w:tr>
-        <w:tc>
-          <w:tcPr>
-            <w:tcW w:type="pct" w:w="2600"/>
-            <w:shd w:fill="FFFFFF" w:val="clear"/>
-            <w:tcMar>
-              <w:top w:type="dxa" w:w="50"/>
-              <w:left w:type="dxa" w:w="110"/>
-              <w:bottom w:type="dxa" w:w="50"/>
-              <w:right w:type="dxa" w:w="110"/>
-            </w:tcMar>
-          </w:tcPr>
-          <w:p>
-            <w:pPr>
-              <w:spacing w:before="46" w:after="46"/>
-            </w:pPr>
-            <w:r>
-              <w:rPr>
-                <w:b/>
-                <w:bCs/>
-                <w:color w:val="8186EF"/>
-                <w:sz w:val="14"/>
-                <w:szCs w:val="14"/>
-              </w:rPr>
-              <w:t xml:space="preserve">(24)</w:t>
             </w:r>
           </w:p>
         </w:tc>
@@ -8915,7 +8791,7 @@
                 <w:sz w:val="16"/>
                 <w:szCs w:val="16"/>
               </w:rPr>
-              <w:t xml:space="preserve">Maintenance supplies   ·   Variable overhead per case   ·   Standard machine hours per case   ·   Private-label tub (5 kg)   ·   Power</w:t>
+              <w:t xml:space="preserve">Variable overhead per case   ·   Tahini &amp; Spreads product   ·   Standard machine hours per case</w:t>
             </w:r>
           </w:p>
         </w:tc>
@@ -9250,14 +9126,14 @@
                 <w:sz w:val="16"/>
                 <w:szCs w:val="16"/>
               </w:rPr>
-              <w:t xml:space="preserve">13  </w:t>
-            </w:r>
-            <w:r>
-              <w:rPr>
-                <w:sz w:val="16"/>
-                <w:szCs w:val="16"/>
-              </w:rPr>
-              <w:t xml:space="preserve">capacity</w:t>
+              <w:t xml:space="preserve">12  </w:t>
+            </w:r>
+            <w:r>
+              <w:rPr>
+                <w:sz w:val="16"/>
+                <w:szCs w:val="16"/>
+              </w:rPr>
+              <w:t xml:space="preserve">finishing</w:t>
             </w:r>
           </w:p>
         </w:tc>
@@ -9318,14 +9194,14 @@
                 <w:sz w:val="16"/>
                 <w:szCs w:val="16"/>
               </w:rPr>
-              <w:t xml:space="preserve">14  </w:t>
-            </w:r>
-            <w:r>
-              <w:rPr>
-                <w:sz w:val="16"/>
-                <w:szCs w:val="16"/>
-              </w:rPr>
-              <w:t xml:space="preserve">before</w:t>
+              <w:t xml:space="preserve">13  </w:t>
+            </w:r>
+            <w:r>
+              <w:rPr>
+                <w:sz w:val="16"/>
+                <w:szCs w:val="16"/>
+              </w:rPr>
+              <w:t xml:space="preserve">special</w:t>
             </w:r>
           </w:p>
         </w:tc>
@@ -9386,14 +9262,14 @@
                 <w:sz w:val="16"/>
                 <w:szCs w:val="16"/>
               </w:rPr>
-              <w:t xml:space="preserve">15  </w:t>
-            </w:r>
-            <w:r>
-              <w:rPr>
-                <w:sz w:val="16"/>
-                <w:szCs w:val="16"/>
-              </w:rPr>
-              <w:t xml:space="preserve">possible</w:t>
+              <w:t xml:space="preserve">14  </w:t>
+            </w:r>
+            <w:r>
+              <w:rPr>
+                <w:sz w:val="16"/>
+                <w:szCs w:val="16"/>
+              </w:rPr>
+              <w:t xml:space="preserve">capacity</w:t>
             </w:r>
           </w:p>
         </w:tc>
@@ -9428,7 +9304,7 @@
                 <w:sz w:val="16"/>
                 <w:szCs w:val="16"/>
               </w:rPr>
-              <w:t xml:space="preserve">maintenance</w:t>
+              <w:t xml:space="preserve">machines</w:t>
             </w:r>
           </w:p>
         </w:tc>
@@ -9454,14 +9330,14 @@
                 <w:sz w:val="16"/>
                 <w:szCs w:val="16"/>
               </w:rPr>
-              <w:t xml:space="preserve">16  </w:t>
-            </w:r>
-            <w:r>
-              <w:rPr>
-                <w:sz w:val="16"/>
-                <w:szCs w:val="16"/>
-              </w:rPr>
-              <w:t xml:space="preserve">bottling</w:t>
+              <w:t xml:space="preserve">15  </w:t>
+            </w:r>
+            <w:r>
+              <w:rPr>
+                <w:sz w:val="16"/>
+                <w:szCs w:val="16"/>
+              </w:rPr>
+              <w:t xml:space="preserve">before</w:t>
             </w:r>
           </w:p>
         </w:tc>
@@ -9522,14 +9398,14 @@
                 <w:sz w:val="16"/>
                 <w:szCs w:val="16"/>
               </w:rPr>
-              <w:t xml:space="preserve">17  </w:t>
-            </w:r>
-            <w:r>
-              <w:rPr>
-                <w:sz w:val="16"/>
-                <w:szCs w:val="16"/>
-              </w:rPr>
-              <w:t xml:space="preserve">per-unit</w:t>
+              <w:t xml:space="preserve">16  </w:t>
+            </w:r>
+            <w:r>
+              <w:rPr>
+                <w:sz w:val="16"/>
+                <w:szCs w:val="16"/>
+              </w:rPr>
+              <w:t xml:space="preserve">possible</w:t>
             </w:r>
           </w:p>
         </w:tc>
@@ -9590,14 +9466,14 @@
                 <w:sz w:val="16"/>
                 <w:szCs w:val="16"/>
               </w:rPr>
-              <w:t xml:space="preserve">18  </w:t>
-            </w:r>
-            <w:r>
-              <w:rPr>
-                <w:sz w:val="16"/>
-                <w:szCs w:val="16"/>
-              </w:rPr>
-              <w:t xml:space="preserve">contribution</w:t>
+              <w:t xml:space="preserve">17  </w:t>
+            </w:r>
+            <w:r>
+              <w:rPr>
+                <w:sz w:val="16"/>
+                <w:szCs w:val="16"/>
+              </w:rPr>
+              <w:t xml:space="preserve">per-unit</w:t>
             </w:r>
           </w:p>
         </w:tc>
@@ -9658,14 +9534,14 @@
                 <w:sz w:val="16"/>
                 <w:szCs w:val="16"/>
               </w:rPr>
-              <w:t xml:space="preserve">19  </w:t>
-            </w:r>
-            <w:r>
-              <w:rPr>
-                <w:sz w:val="16"/>
-                <w:szCs w:val="16"/>
-              </w:rPr>
-              <w:t xml:space="preserve">Tahini jar (1 kg)</w:t>
+              <w:t xml:space="preserve">18  </w:t>
+            </w:r>
+            <w:r>
+              <w:rPr>
+                <w:sz w:val="16"/>
+                <w:szCs w:val="16"/>
+              </w:rPr>
+              <w:t xml:space="preserve">contribution</w:t>
             </w:r>
           </w:p>
         </w:tc>
@@ -9726,14 +9602,14 @@
                 <w:sz w:val="16"/>
                 <w:szCs w:val="16"/>
               </w:rPr>
-              <w:t xml:space="preserve">20  </w:t>
-            </w:r>
-            <w:r>
-              <w:rPr>
-                <w:sz w:val="16"/>
-                <w:szCs w:val="16"/>
-              </w:rPr>
-              <w:t xml:space="preserve">Halva tray</w:t>
+              <w:t xml:space="preserve">19  </w:t>
+            </w:r>
+            <w:r>
+              <w:rPr>
+                <w:sz w:val="16"/>
+                <w:szCs w:val="16"/>
+              </w:rPr>
+              <w:t xml:space="preserve">Tahini jar (1 kg)</w:t>
             </w:r>
           </w:p>
         </w:tc>
@@ -9794,14 +9670,14 @@
                 <w:sz w:val="16"/>
                 <w:szCs w:val="16"/>
               </w:rPr>
-              <w:t xml:space="preserve">21  </w:t>
-            </w:r>
-            <w:r>
-              <w:rPr>
-                <w:sz w:val="16"/>
-                <w:szCs w:val="16"/>
-              </w:rPr>
-              <w:t xml:space="preserve">Power</w:t>
+              <w:t xml:space="preserve">20  </w:t>
+            </w:r>
+            <w:r>
+              <w:rPr>
+                <w:sz w:val="16"/>
+                <w:szCs w:val="16"/>
+              </w:rPr>
+              <w:t xml:space="preserve">Halva tray</w:t>
             </w:r>
           </w:p>
         </w:tc>
@@ -9862,14 +9738,14 @@
                 <w:sz w:val="16"/>
                 <w:szCs w:val="16"/>
               </w:rPr>
-              <w:t xml:space="preserve">22  </w:t>
-            </w:r>
-            <w:r>
-              <w:rPr>
-                <w:sz w:val="16"/>
-                <w:szCs w:val="16"/>
-              </w:rPr>
-              <w:t xml:space="preserve">Maintenance supplies</w:t>
+              <w:t xml:space="preserve">21  </w:t>
+            </w:r>
+            <w:r>
+              <w:rPr>
+                <w:sz w:val="16"/>
+                <w:szCs w:val="16"/>
+              </w:rPr>
+              <w:t xml:space="preserve">Standard machine hours per case</w:t>
             </w:r>
           </w:p>
         </w:tc>
@@ -9930,75 +9806,7 @@
                 <w:sz w:val="16"/>
                 <w:szCs w:val="16"/>
               </w:rPr>
-              <w:t xml:space="preserve">23  </w:t>
-            </w:r>
-            <w:r>
-              <w:rPr>
-                <w:sz w:val="16"/>
-                <w:szCs w:val="16"/>
-              </w:rPr>
-              <w:t xml:space="preserve">Standard machine hours per case</w:t>
-            </w:r>
-          </w:p>
-        </w:tc>
-      </w:tr>
-      <w:tr>
-        <w:tc>
-          <w:tcPr>
-            <w:tcW w:type="pct" w:w="2500"/>
-            <w:tcMar>
-              <w:top w:type="dxa" w:w="20"/>
-              <w:left w:type="dxa" w:w="80"/>
-              <w:bottom w:type="dxa" w:w="20"/>
-              <w:right w:type="dxa" w:w="80"/>
-            </w:tcMar>
-          </w:tcPr>
-          <w:p>
-            <w:pPr>
-              <w:spacing w:before="12" w:after="12"/>
-            </w:pPr>
-            <w:r>
-              <w:rPr>
-                <w:b/>
-                <w:bCs/>
-                <w:color w:val="8186EF"/>
-                <w:sz w:val="16"/>
-                <w:szCs w:val="16"/>
-              </w:rPr>
-              <w:t xml:space="preserve">12  </w:t>
-            </w:r>
-            <w:r>
-              <w:rPr>
-                <w:sz w:val="16"/>
-                <w:szCs w:val="16"/>
-              </w:rPr>
-              <w:t xml:space="preserve">finishing</w:t>
-            </w:r>
-          </w:p>
-        </w:tc>
-        <w:tc>
-          <w:tcPr>
-            <w:tcW w:type="pct" w:w="2500"/>
-            <w:tcMar>
-              <w:top w:type="dxa" w:w="20"/>
-              <w:left w:type="dxa" w:w="80"/>
-              <w:bottom w:type="dxa" w:w="20"/>
-              <w:right w:type="dxa" w:w="80"/>
-            </w:tcMar>
-          </w:tcPr>
-          <w:p>
-            <w:pPr>
-              <w:spacing w:before="12" w:after="12"/>
-            </w:pPr>
-            <w:r>
-              <w:rPr>
-                <w:b/>
-                <w:bCs/>
-                <w:color w:val="8186EF"/>
-                <w:sz w:val="16"/>
-                <w:szCs w:val="16"/>
-              </w:rPr>
-              <w:t xml:space="preserve">24  </w:t>
+              <w:t xml:space="preserve">22  </w:t>
             </w:r>
             <w:r>
               <w:rPr>
@@ -10179,7 +9987,7 @@
           <w:sz w:val="16"/>
           <w:szCs w:val="16"/>
         </w:rPr>
-        <w:t xml:space="preserve">      gaps 1–12</w:t>
+        <w:t xml:space="preserve">      gaps 1–7</w:t>
       </w:r>
     </w:p>
     <w:p>
@@ -10192,7 +10000,14 @@
           <w:sz w:val="19"/>
           <w:szCs w:val="19"/>
         </w:rPr>
-        <w:t xml:space="preserve">This example costs the same May output three ways and </w:t>
+        <w:t xml:space="preserve">This example costs the same May output three ways and records each in the accounts. </w:t>
+      </w:r>
+      <w:r>
+        <w:rPr>
+          <w:sz w:val="19"/>
+          <w:szCs w:val="19"/>
+        </w:rPr>
+        <w:t xml:space="preserve">The costs per case are </w:t>
       </w:r>
       <w:r>
         <w:rPr>
@@ -10224,7 +10039,7 @@
           <w:sz w:val="19"/>
           <w:szCs w:val="19"/>
         </w:rPr>
-        <w:t xml:space="preserve"> each in the </w:t>
+        <w:t xml:space="preserve">; the entries show where the </w:t>
       </w:r>
       <w:r>
         <w:rPr>
@@ -10242,7 +10057,7 @@
           <w:sz w:val="19"/>
           <w:szCs w:val="19"/>
         </w:rPr>
-        <w:t xml:space="preserve">           </w:t>
+        <w:t xml:space="preserve">             </w:t>
       </w:r>
       <w:r>
         <w:rPr>
@@ -10256,14 +10071,28 @@
           <w:sz w:val="19"/>
           <w:szCs w:val="19"/>
         </w:rPr>
-        <w:t xml:space="preserve">. </w:t>
-      </w:r>
-      <w:r>
-        <w:rPr>
-          <w:sz w:val="19"/>
-          <w:szCs w:val="19"/>
-        </w:rPr>
-        <w:t xml:space="preserve">The costs per case are </w:t>
+        <w:t xml:space="preserve"> go. </w:t>
+      </w:r>
+      <w:r>
+        <w:rPr>
+          <w:sz w:val="19"/>
+          <w:szCs w:val="19"/>
+        </w:rPr>
+        <w:t xml:space="preserve">Output: 70,000 cases, all finished in May. </w:t>
+      </w:r>
+      <w:r>
+        <w:rPr>
+          <w:sz w:val="19"/>
+          <w:szCs w:val="19"/>
+        </w:rPr>
+        <w:t xml:space="preserve">Actual costs: direct materials $637,000; direct labor $43,400; variable overhead $70,700; fixed overhead $151,900. </w:t>
+      </w:r>
+      <w:r>
+        <w:rPr>
+          <w:sz w:val="19"/>
+          <w:szCs w:val="19"/>
+        </w:rPr>
+        <w:t xml:space="preserve">Machine hours: 1,414 actual; 1,400 standard hours </w:t>
       </w:r>
       <w:r>
         <w:rPr>
@@ -10295,7 +10124,21 @@
           <w:sz w:val="19"/>
           <w:szCs w:val="19"/>
         </w:rPr>
-        <w:t xml:space="preserve">; the entries show where the </w:t>
+        <w:t xml:space="preserve"> for the output. </w:t>
+      </w:r>
+      <w:r>
+        <w:rPr>
+          <w:sz w:val="19"/>
+          <w:szCs w:val="19"/>
+        </w:rPr>
+        <w:t xml:space="preserve">Rates: predetermined overhead $150 per machine hour; standard cost $12.60 a case. </w:t>
+      </w:r>
+      <w:r>
+        <w:rPr>
+          <w:sz w:val="19"/>
+          <w:szCs w:val="19"/>
+        </w:rPr>
+        <w:t xml:space="preserve"/>
       </w:r>
       <w:r>
         <w:rPr>
@@ -10313,7 +10156,7 @@
           <w:sz w:val="19"/>
           <w:szCs w:val="19"/>
         </w:rPr>
-        <w:t xml:space="preserve">             </w:t>
+        <w:t xml:space="preserve">           </w:t>
       </w:r>
       <w:r>
         <w:rPr>
@@ -10327,14 +10170,7 @@
           <w:sz w:val="19"/>
           <w:szCs w:val="19"/>
         </w:rPr>
-        <w:t xml:space="preserve"> go. </w:t>
-      </w:r>
-      <w:r>
-        <w:rPr>
-          <w:sz w:val="19"/>
-          <w:szCs w:val="19"/>
-        </w:rPr>
-        <w:t xml:space="preserve">Output: 70,000 cases, all </w:t>
+        <w:t xml:space="preserve"> each cost part under each technique, </w:t>
       </w:r>
       <w:r>
         <w:rPr>
@@ -10366,14 +10202,7 @@
           <w:sz w:val="19"/>
           <w:szCs w:val="19"/>
         </w:rPr>
-        <w:t xml:space="preserve"> in May. </w:t>
-      </w:r>
-      <w:r>
-        <w:rPr>
-          <w:sz w:val="19"/>
-          <w:szCs w:val="19"/>
-        </w:rPr>
-        <w:t xml:space="preserve">Actual costs: direct </w:t>
+        <w:t xml:space="preserve"> the entries, and see where the difference </w:t>
       </w:r>
       <w:r>
         <w:rPr>
@@ -10405,7 +10234,35 @@
           <w:sz w:val="19"/>
           <w:szCs w:val="19"/>
         </w:rPr>
-        <w:t xml:space="preserve"> $637,000; direct labor $43,400; </w:t>
+        <w:t xml:space="preserve"> actual and product cost goes. </w:t>
+      </w:r>
+      <w:r>
+        <w:rPr>
+          <w:sz w:val="19"/>
+          <w:szCs w:val="19"/>
+        </w:rPr>
+        <w:t xml:space="preserve">Actual: $637,000 + $43,400 + $222,600 = $903,000. </w:t>
+      </w:r>
+      <w:r>
+        <w:rPr>
+          <w:sz w:val="19"/>
+          <w:szCs w:val="19"/>
+        </w:rPr>
+        <w:t xml:space="preserve">Normal: $637,000 + $43,400 + 1,414 × $150 = $892,500. </w:t>
+      </w:r>
+      <w:r>
+        <w:rPr>
+          <w:sz w:val="19"/>
+          <w:szCs w:val="19"/>
+        </w:rPr>
+        <w:t xml:space="preserve">Standard: 70,000 × $12.60 = $882,000. </w:t>
+      </w:r>
+      <w:r>
+        <w:rPr>
+          <w:sz w:val="19"/>
+          <w:szCs w:val="19"/>
+        </w:rPr>
+        <w:t xml:space="preserve">The last row shows the actual cost that did not enter product cost: </w:t>
       </w:r>
       <w:r>
         <w:rPr>
@@ -10437,216 +10294,7 @@
           <w:sz w:val="19"/>
           <w:szCs w:val="19"/>
         </w:rPr>
-        <w:t xml:space="preserve"> overhead $70,700; fixed overhead $151,900. </w:t>
-      </w:r>
-      <w:r>
-        <w:rPr>
-          <w:sz w:val="19"/>
-          <w:szCs w:val="19"/>
-        </w:rPr>
-        <w:t xml:space="preserve">Machine hours: 1,414 actual; 1,400 standard hours </w:t>
-      </w:r>
-      <w:r>
-        <w:rPr>
-          <w:b/>
-          <w:bCs/>
-          <w:color w:val="8186EF"/>
-          <w:sz w:val="15"/>
-          <w:szCs w:val="15"/>
-        </w:rPr>
-        <w:t xml:space="preserve"> (8) </w:t>
-      </w:r>
-      <w:r>
-        <w:rPr>
-          <w:u w:val="single"/>
-          <w:sz w:val="19"/>
-          <w:szCs w:val="19"/>
-        </w:rPr>
-        <w:t xml:space="preserve">           </w:t>
-      </w:r>
-      <w:r>
-        <w:rPr>
-          <w:sz w:val="19"/>
-          <w:szCs w:val="19"/>
-        </w:rPr>
-        <w:t xml:space="preserve"> </w:t>
-      </w:r>
-      <w:r>
-        <w:rPr>
-          <w:sz w:val="19"/>
-          <w:szCs w:val="19"/>
-        </w:rPr>
-        <w:t xml:space="preserve"> for the output. </w:t>
-      </w:r>
-      <w:r>
-        <w:rPr>
-          <w:sz w:val="19"/>
-          <w:szCs w:val="19"/>
-        </w:rPr>
-        <w:t xml:space="preserve">Rates: </w:t>
-      </w:r>
-      <w:r>
-        <w:rPr>
-          <w:b/>
-          <w:bCs/>
-          <w:color w:val="8186EF"/>
-          <w:sz w:val="15"/>
-          <w:szCs w:val="15"/>
-        </w:rPr>
-        <w:t xml:space="preserve"> (9) </w:t>
-      </w:r>
-      <w:r>
-        <w:rPr>
-          <w:u w:val="single"/>
-          <w:sz w:val="19"/>
-          <w:szCs w:val="19"/>
-        </w:rPr>
-        <w:t xml:space="preserve">               </w:t>
-      </w:r>
-      <w:r>
-        <w:rPr>
-          <w:sz w:val="19"/>
-          <w:szCs w:val="19"/>
-        </w:rPr>
-        <w:t xml:space="preserve"> </w:t>
-      </w:r>
-      <w:r>
-        <w:rPr>
-          <w:sz w:val="19"/>
-          <w:szCs w:val="19"/>
-        </w:rPr>
-        <w:t xml:space="preserve"> overhead $150 per machine hour; standard cost $12.60 a case. </w:t>
-      </w:r>
-      <w:r>
-        <w:rPr>
-          <w:sz w:val="19"/>
-          <w:szCs w:val="19"/>
-        </w:rPr>
-        <w:t xml:space="preserve"/>
-      </w:r>
-      <w:r>
-        <w:rPr>
-          <w:b/>
-          <w:bCs/>
-          <w:color w:val="8186EF"/>
-          <w:sz w:val="15"/>
-          <w:szCs w:val="15"/>
-        </w:rPr>
-        <w:t xml:space="preserve"> (10) </w:t>
-      </w:r>
-      <w:r>
-        <w:rPr>
-          <w:u w:val="single"/>
-          <w:sz w:val="19"/>
-          <w:szCs w:val="19"/>
-        </w:rPr>
-        <w:t xml:space="preserve">           </w:t>
-      </w:r>
-      <w:r>
-        <w:rPr>
-          <w:sz w:val="19"/>
-          <w:szCs w:val="19"/>
-        </w:rPr>
-        <w:t xml:space="preserve"> </w:t>
-      </w:r>
-      <w:r>
-        <w:rPr>
-          <w:sz w:val="19"/>
-          <w:szCs w:val="19"/>
-        </w:rPr>
-        <w:t xml:space="preserve"> each cost part under each </w:t>
-      </w:r>
-      <w:r>
-        <w:rPr>
-          <w:b/>
-          <w:bCs/>
-          <w:color w:val="8186EF"/>
-          <w:sz w:val="15"/>
-          <w:szCs w:val="15"/>
-        </w:rPr>
-        <w:t xml:space="preserve"> (11) </w:t>
-      </w:r>
-      <w:r>
-        <w:rPr>
-          <w:u w:val="single"/>
-          <w:sz w:val="19"/>
-          <w:szCs w:val="19"/>
-        </w:rPr>
-        <w:t xml:space="preserve">           </w:t>
-      </w:r>
-      <w:r>
-        <w:rPr>
-          <w:sz w:val="19"/>
-          <w:szCs w:val="19"/>
-        </w:rPr>
-        <w:t xml:space="preserve"> </w:t>
-      </w:r>
-      <w:r>
-        <w:rPr>
-          <w:sz w:val="19"/>
-          <w:szCs w:val="19"/>
-        </w:rPr>
-        <w:t xml:space="preserve">, record the entries, and see where the difference between actual and product cost goes. </w:t>
-      </w:r>
-      <w:r>
-        <w:rPr>
-          <w:sz w:val="19"/>
-          <w:szCs w:val="19"/>
-        </w:rPr>
-        <w:t xml:space="preserve">Actual: $637,000 + $43,400 + $222,600 = $903,000. </w:t>
-      </w:r>
-      <w:r>
-        <w:rPr>
-          <w:sz w:val="19"/>
-          <w:szCs w:val="19"/>
-        </w:rPr>
-        <w:t xml:space="preserve">Normal: $637,000 + $43,400 + 1,414 × $150 = $892,500. </w:t>
-      </w:r>
-      <w:r>
-        <w:rPr>
-          <w:sz w:val="19"/>
-          <w:szCs w:val="19"/>
-        </w:rPr>
-        <w:t xml:space="preserve">Standard: 70,000 × $12.60 = $882,000. </w:t>
-      </w:r>
-      <w:r>
-        <w:rPr>
-          <w:sz w:val="19"/>
-          <w:szCs w:val="19"/>
-        </w:rPr>
-        <w:t xml:space="preserve">The last row shows the actual cost that did not enter product cost: nothing under actual costing, $10,500 of </w:t>
-      </w:r>
-      <w:r>
-        <w:rPr>
-          <w:b/>
-          <w:bCs/>
-          <w:color w:val="8186EF"/>
-          <w:sz w:val="15"/>
-          <w:szCs w:val="15"/>
-        </w:rPr>
-        <w:t xml:space="preserve"> (12) </w:t>
-      </w:r>
-      <w:r>
-        <w:rPr>
-          <w:u w:val="single"/>
-          <w:sz w:val="19"/>
-          <w:szCs w:val="19"/>
-        </w:rPr>
-        <w:t xml:space="preserve">              </w:t>
-      </w:r>
-      <w:r>
-        <w:rPr>
-          <w:sz w:val="19"/>
-          <w:szCs w:val="19"/>
-        </w:rPr>
-        <w:t xml:space="preserve"> </w:t>
-      </w:r>
-      <w:r>
-        <w:rPr>
-          <w:sz w:val="19"/>
-          <w:szCs w:val="19"/>
-        </w:rPr>
-        <w:t xml:space="preserve"> overhead under normal costing, and $21,000 of variances under standard costing. </w:t>
+        <w:t xml:space="preserve"> under actual costing, $10,500 of underapplied overhead under normal costing, and $21,000 of variances under standard costing. </w:t>
       </w:r>
     </w:p>
     <w:tbl>
@@ -10704,7 +10352,7 @@
                 <w:sz w:val="16"/>
                 <w:szCs w:val="16"/>
               </w:rPr>
-              <w:t xml:space="preserve">allowed   ·   exam-core   ·   differences   ·   overhead   ·   Measure   ·   predetermined   ·   finished   ·   materials   ·   accounts   ·   variable   ·   records   ·   technique   ·   underapplied</w:t>
+              <w:t xml:space="preserve">nothing   ·   between   ·   record   ·   differences   ·   allowed   ·   because   ·   Measure   ·   exam-core</w:t>
             </w:r>
           </w:p>
         </w:tc>
@@ -10725,10 +10373,10 @@
         </w:tblBorders>
       </w:tblPr>
       <w:tblGrid>
-        <w:gridCol w:w="3920"/>
-        <w:gridCol w:w="1824"/>
-        <w:gridCol w:w="1918"/>
-        <w:gridCol w:w="1937"/>
+        <w:gridCol w:w="4224"/>
+        <w:gridCol w:w="1727"/>
+        <w:gridCol w:w="1816"/>
+        <w:gridCol w:w="1834"/>
       </w:tblGrid>
       <w:tr>
         <w:tc>
@@ -10763,7 +10411,7 @@
       <w:tr>
         <w:tc>
           <w:tcPr>
-            <w:tcW w:type="pct" w:w="2042"/>
+            <w:tcW w:type="pct" w:w="2200"/>
             <w:shd w:fill="353A7C" w:val="clear"/>
             <w:tcMar>
               <w:top w:type="dxa" w:w="50"/>
@@ -10790,7 +10438,7 @@
         </w:tc>
         <w:tc>
           <w:tcPr>
-            <w:tcW w:type="pct" w:w="950"/>
+            <w:tcW w:type="pct" w:w="899"/>
             <w:shd w:fill="353A7C" w:val="clear"/>
             <w:tcMar>
               <w:top w:type="dxa" w:w="50"/>
@@ -10817,7 +10465,7 @@
         </w:tc>
         <w:tc>
           <w:tcPr>
-            <w:tcW w:type="pct" w:w="999"/>
+            <w:tcW w:type="pct" w:w="946"/>
             <w:shd w:fill="353A7C" w:val="clear"/>
             <w:tcMar>
               <w:top w:type="dxa" w:w="50"/>
@@ -10844,7 +10492,7 @@
         </w:tc>
         <w:tc>
           <w:tcPr>
-            <w:tcW w:type="pct" w:w="1009"/>
+            <w:tcW w:type="pct" w:w="955"/>
             <w:shd w:fill="353A7C" w:val="clear"/>
             <w:tcMar>
               <w:top w:type="dxa" w:w="50"/>
@@ -10873,7 +10521,7 @@
       <w:tr>
         <w:tc>
           <w:tcPr>
-            <w:tcW w:type="pct" w:w="2042"/>
+            <w:tcW w:type="pct" w:w="2200"/>
             <w:tcMar>
               <w:top w:type="dxa" w:w="50"/>
               <w:left w:type="dxa" w:w="110"/>
@@ -10896,7 +10544,7 @@
         </w:tc>
         <w:tc>
           <w:tcPr>
-            <w:tcW w:type="pct" w:w="950"/>
+            <w:tcW w:type="pct" w:w="899"/>
             <w:tcMar>
               <w:top w:type="dxa" w:w="50"/>
               <w:left w:type="dxa" w:w="110"/>
@@ -10919,7 +10567,7 @@
         </w:tc>
         <w:tc>
           <w:tcPr>
-            <w:tcW w:type="pct" w:w="999"/>
+            <w:tcW w:type="pct" w:w="946"/>
             <w:tcMar>
               <w:top w:type="dxa" w:w="50"/>
               <w:left w:type="dxa" w:w="110"/>
@@ -10942,7 +10590,7 @@
         </w:tc>
         <w:tc>
           <w:tcPr>
-            <w:tcW w:type="pct" w:w="1009"/>
+            <w:tcW w:type="pct" w:w="955"/>
             <w:tcMar>
               <w:top w:type="dxa" w:w="50"/>
               <w:left w:type="dxa" w:w="110"/>
@@ -10967,7 +10615,7 @@
       <w:tr>
         <w:tc>
           <w:tcPr>
-            <w:tcW w:type="pct" w:w="2042"/>
+            <w:tcW w:type="pct" w:w="2200"/>
             <w:shd w:fill="FBFAF6" w:val="clear"/>
             <w:tcMar>
               <w:top w:type="dxa" w:w="50"/>
@@ -10991,7 +10639,7 @@
         </w:tc>
         <w:tc>
           <w:tcPr>
-            <w:tcW w:type="pct" w:w="950"/>
+            <w:tcW w:type="pct" w:w="899"/>
             <w:shd w:fill="FBFAF6" w:val="clear"/>
             <w:tcMar>
               <w:top w:type="dxa" w:w="50"/>
@@ -11015,7 +10663,7 @@
         </w:tc>
         <w:tc>
           <w:tcPr>
-            <w:tcW w:type="pct" w:w="999"/>
+            <w:tcW w:type="pct" w:w="946"/>
             <w:shd w:fill="FBFAF6" w:val="clear"/>
             <w:tcMar>
               <w:top w:type="dxa" w:w="50"/>
@@ -11039,7 +10687,7 @@
         </w:tc>
         <w:tc>
           <w:tcPr>
-            <w:tcW w:type="pct" w:w="1009"/>
+            <w:tcW w:type="pct" w:w="955"/>
             <w:shd w:fill="FBFAF6" w:val="clear"/>
             <w:tcMar>
               <w:top w:type="dxa" w:w="50"/>
@@ -11065,7 +10713,199 @@
       <w:tr>
         <w:tc>
           <w:tcPr>
-            <w:tcW w:type="pct" w:w="2042"/>
+            <w:tcW w:type="pct" w:w="2200"/>
+            <w:tcMar>
+              <w:top w:type="dxa" w:w="50"/>
+              <w:left w:type="dxa" w:w="110"/>
+              <w:bottom w:type="dxa" w:w="50"/>
+              <w:right w:type="dxa" w:w="110"/>
+            </w:tcMar>
+          </w:tcPr>
+          <w:p>
+            <w:pPr>
+              <w:spacing w:before="28" w:after="28"/>
+            </w:pPr>
+            <w:r>
+              <w:rPr>
+                <w:sz w:val="15"/>
+                <w:szCs w:val="15"/>
+              </w:rPr>
+              <w:t xml:space="preserve">Overhead in product cost</w:t>
+            </w:r>
+          </w:p>
+        </w:tc>
+        <w:tc>
+          <w:tcPr>
+            <w:tcW w:type="pct" w:w="899"/>
+            <w:tcMar>
+              <w:top w:type="dxa" w:w="50"/>
+              <w:left w:type="dxa" w:w="110"/>
+              <w:bottom w:type="dxa" w:w="50"/>
+              <w:right w:type="dxa" w:w="110"/>
+            </w:tcMar>
+          </w:tcPr>
+          <w:p>
+            <w:pPr>
+              <w:spacing w:before="28" w:after="28"/>
+            </w:pPr>
+            <w:r>
+              <w:rPr>
+                <w:sz w:val="15"/>
+                <w:szCs w:val="15"/>
+              </w:rPr>
+              <w:t xml:space="preserve">222,600</w:t>
+            </w:r>
+          </w:p>
+        </w:tc>
+        <w:tc>
+          <w:tcPr>
+            <w:tcW w:type="pct" w:w="946"/>
+            <w:tcMar>
+              <w:top w:type="dxa" w:w="50"/>
+              <w:left w:type="dxa" w:w="110"/>
+              <w:bottom w:type="dxa" w:w="50"/>
+              <w:right w:type="dxa" w:w="110"/>
+            </w:tcMar>
+          </w:tcPr>
+          <w:p>
+            <w:pPr>
+              <w:spacing w:before="28" w:after="28"/>
+            </w:pPr>
+            <w:r>
+              <w:rPr>
+                <w:sz w:val="15"/>
+                <w:szCs w:val="15"/>
+              </w:rPr>
+              <w:t xml:space="preserve">212,100</w:t>
+            </w:r>
+          </w:p>
+        </w:tc>
+        <w:tc>
+          <w:tcPr>
+            <w:tcW w:type="pct" w:w="955"/>
+            <w:tcMar>
+              <w:top w:type="dxa" w:w="50"/>
+              <w:left w:type="dxa" w:w="110"/>
+              <w:bottom w:type="dxa" w:w="50"/>
+              <w:right w:type="dxa" w:w="110"/>
+            </w:tcMar>
+          </w:tcPr>
+          <w:p>
+            <w:pPr>
+              <w:spacing w:before="28" w:after="28"/>
+            </w:pPr>
+            <w:r>
+              <w:rPr>
+                <w:sz w:val="15"/>
+                <w:szCs w:val="15"/>
+              </w:rPr>
+              <w:t xml:space="preserve">210,000</w:t>
+            </w:r>
+          </w:p>
+        </w:tc>
+      </w:tr>
+      <w:tr>
+        <w:tc>
+          <w:tcPr>
+            <w:tcW w:type="pct" w:w="2200"/>
+            <w:shd w:fill="FBFAF6" w:val="clear"/>
+            <w:tcMar>
+              <w:top w:type="dxa" w:w="50"/>
+              <w:left w:type="dxa" w:w="110"/>
+              <w:bottom w:type="dxa" w:w="50"/>
+              <w:right w:type="dxa" w:w="110"/>
+            </w:tcMar>
+          </w:tcPr>
+          <w:p>
+            <w:pPr>
+              <w:spacing w:before="28" w:after="28"/>
+            </w:pPr>
+            <w:r>
+              <w:rPr>
+                <w:sz w:val="15"/>
+                <w:szCs w:val="15"/>
+              </w:rPr>
+              <w:t xml:space="preserve">Cost moved to finished goods</w:t>
+            </w:r>
+          </w:p>
+        </w:tc>
+        <w:tc>
+          <w:tcPr>
+            <w:tcW w:type="pct" w:w="899"/>
+            <w:shd w:fill="FBFAF6" w:val="clear"/>
+            <w:tcMar>
+              <w:top w:type="dxa" w:w="50"/>
+              <w:left w:type="dxa" w:w="110"/>
+              <w:bottom w:type="dxa" w:w="50"/>
+              <w:right w:type="dxa" w:w="110"/>
+            </w:tcMar>
+          </w:tcPr>
+          <w:p>
+            <w:pPr>
+              <w:spacing w:before="28" w:after="28"/>
+            </w:pPr>
+            <w:r>
+              <w:rPr>
+                <w:sz w:val="15"/>
+                <w:szCs w:val="15"/>
+              </w:rPr>
+              <w:t xml:space="preserve">903,000</w:t>
+            </w:r>
+          </w:p>
+        </w:tc>
+        <w:tc>
+          <w:tcPr>
+            <w:tcW w:type="pct" w:w="946"/>
+            <w:shd w:fill="FBFAF6" w:val="clear"/>
+            <w:tcMar>
+              <w:top w:type="dxa" w:w="50"/>
+              <w:left w:type="dxa" w:w="110"/>
+              <w:bottom w:type="dxa" w:w="50"/>
+              <w:right w:type="dxa" w:w="110"/>
+            </w:tcMar>
+          </w:tcPr>
+          <w:p>
+            <w:pPr>
+              <w:spacing w:before="28" w:after="28"/>
+            </w:pPr>
+            <w:r>
+              <w:rPr>
+                <w:sz w:val="15"/>
+                <w:szCs w:val="15"/>
+              </w:rPr>
+              <w:t xml:space="preserve">892,500</w:t>
+            </w:r>
+          </w:p>
+        </w:tc>
+        <w:tc>
+          <w:tcPr>
+            <w:tcW w:type="pct" w:w="955"/>
+            <w:shd w:fill="FBFAF6" w:val="clear"/>
+            <w:tcMar>
+              <w:top w:type="dxa" w:w="50"/>
+              <w:left w:type="dxa" w:w="110"/>
+              <w:bottom w:type="dxa" w:w="50"/>
+              <w:right w:type="dxa" w:w="110"/>
+            </w:tcMar>
+          </w:tcPr>
+          <w:p>
+            <w:pPr>
+              <w:spacing w:before="28" w:after="28"/>
+            </w:pPr>
+            <w:r>
+              <w:rPr>
+                <w:sz w:val="15"/>
+                <w:szCs w:val="15"/>
+              </w:rPr>
+              <w:t xml:space="preserve">882,000</w:t>
+            </w:r>
+          </w:p>
+        </w:tc>
+      </w:tr>
+      <w:tr>
+        <w:tc>
+          <w:tcPr>
+            <w:tcW w:type="pct" w:w="2200"/>
             <w:shd w:fill="FFFFFF" w:val="clear"/>
             <w:tcMar>
               <w:top w:type="dxa" w:w="50"/>
@@ -11086,13 +10926,13 @@
                 <w:sz w:val="14"/>
                 <w:szCs w:val="14"/>
               </w:rPr>
-              <w:t xml:space="preserve">(13)</w:t>
-            </w:r>
-          </w:p>
-        </w:tc>
-        <w:tc>
-          <w:tcPr>
-            <w:tcW w:type="pct" w:w="950"/>
+              <w:t xml:space="preserve">(8)</w:t>
+            </w:r>
+          </w:p>
+        </w:tc>
+        <w:tc>
+          <w:tcPr>
+            <w:tcW w:type="pct" w:w="899"/>
             <w:tcMar>
               <w:top w:type="dxa" w:w="50"/>
               <w:left w:type="dxa" w:w="110"/>
@@ -11109,13 +10949,13 @@
                 <w:sz w:val="15"/>
                 <w:szCs w:val="15"/>
               </w:rPr>
-              <w:t xml:space="preserve">222,600</w:t>
-            </w:r>
-          </w:p>
-        </w:tc>
-        <w:tc>
-          <w:tcPr>
-            <w:tcW w:type="pct" w:w="999"/>
+              <w:t xml:space="preserve">$12.90</w:t>
+            </w:r>
+          </w:p>
+        </w:tc>
+        <w:tc>
+          <w:tcPr>
+            <w:tcW w:type="pct" w:w="946"/>
             <w:tcMar>
               <w:top w:type="dxa" w:w="50"/>
               <w:left w:type="dxa" w:w="110"/>
@@ -11132,13 +10972,13 @@
                 <w:sz w:val="15"/>
                 <w:szCs w:val="15"/>
               </w:rPr>
-              <w:t xml:space="preserve">212,100</w:t>
-            </w:r>
-          </w:p>
-        </w:tc>
-        <w:tc>
-          <w:tcPr>
-            <w:tcW w:type="pct" w:w="1009"/>
+              <w:t xml:space="preserve">$12.75</w:t>
+            </w:r>
+          </w:p>
+        </w:tc>
+        <w:tc>
+          <w:tcPr>
+            <w:tcW w:type="pct" w:w="955"/>
             <w:tcMar>
               <w:top w:type="dxa" w:w="50"/>
               <w:left w:type="dxa" w:w="110"/>
@@ -11155,7 +10995,7 @@
                 <w:sz w:val="15"/>
                 <w:szCs w:val="15"/>
               </w:rPr>
-              <w:t xml:space="preserve">210,000</w:t>
+              <w:t xml:space="preserve">$12.60</w:t>
             </w:r>
           </w:p>
         </w:tc>
@@ -11163,7 +11003,7 @@
       <w:tr>
         <w:tc>
           <w:tcPr>
-            <w:tcW w:type="pct" w:w="2042"/>
+            <w:tcW w:type="pct" w:w="2200"/>
             <w:shd w:fill="FFFFFF" w:val="clear"/>
             <w:tcMar>
               <w:top w:type="dxa" w:w="50"/>
@@ -11184,13 +11024,13 @@
                 <w:sz w:val="14"/>
                 <w:szCs w:val="14"/>
               </w:rPr>
-              <w:t xml:space="preserve">(14)</w:t>
-            </w:r>
-          </w:p>
-        </w:tc>
-        <w:tc>
-          <w:tcPr>
-            <w:tcW w:type="pct" w:w="950"/>
+              <w:t xml:space="preserve">(9)</w:t>
+            </w:r>
+          </w:p>
+        </w:tc>
+        <w:tc>
+          <w:tcPr>
+            <w:tcW w:type="pct" w:w="899"/>
             <w:shd w:fill="FBFAF6" w:val="clear"/>
             <w:tcMar>
               <w:top w:type="dxa" w:w="50"/>
@@ -11208,13 +11048,13 @@
                 <w:sz w:val="15"/>
                 <w:szCs w:val="15"/>
               </w:rPr>
-              <w:t xml:space="preserve">903,000</w:t>
-            </w:r>
-          </w:p>
-        </w:tc>
-        <w:tc>
-          <w:tcPr>
-            <w:tcW w:type="pct" w:w="999"/>
+              <w:t xml:space="preserve">0</w:t>
+            </w:r>
+          </w:p>
+        </w:tc>
+        <w:tc>
+          <w:tcPr>
+            <w:tcW w:type="pct" w:w="946"/>
             <w:shd w:fill="FBFAF6" w:val="clear"/>
             <w:tcMar>
               <w:top w:type="dxa" w:w="50"/>
@@ -11232,208 +11072,13 @@
                 <w:sz w:val="15"/>
                 <w:szCs w:val="15"/>
               </w:rPr>
-              <w:t xml:space="preserve">892,500</w:t>
-            </w:r>
-          </w:p>
-        </w:tc>
-        <w:tc>
-          <w:tcPr>
-            <w:tcW w:type="pct" w:w="1009"/>
-            <w:shd w:fill="FBFAF6" w:val="clear"/>
-            <w:tcMar>
-              <w:top w:type="dxa" w:w="50"/>
-              <w:left w:type="dxa" w:w="110"/>
-              <w:bottom w:type="dxa" w:w="50"/>
-              <w:right w:type="dxa" w:w="110"/>
-            </w:tcMar>
-          </w:tcPr>
-          <w:p>
-            <w:pPr>
-              <w:spacing w:before="28" w:after="28"/>
-            </w:pPr>
-            <w:r>
-              <w:rPr>
-                <w:sz w:val="15"/>
-                <w:szCs w:val="15"/>
-              </w:rPr>
-              <w:t xml:space="preserve">882,000</w:t>
-            </w:r>
-          </w:p>
-        </w:tc>
-      </w:tr>
-      <w:tr>
-        <w:tc>
-          <w:tcPr>
-            <w:tcW w:type="pct" w:w="2042"/>
-            <w:tcMar>
-              <w:top w:type="dxa" w:w="50"/>
-              <w:left w:type="dxa" w:w="110"/>
-              <w:bottom w:type="dxa" w:w="50"/>
-              <w:right w:type="dxa" w:w="110"/>
-            </w:tcMar>
-          </w:tcPr>
-          <w:p>
-            <w:pPr>
-              <w:spacing w:before="28" w:after="28"/>
-            </w:pPr>
-            <w:r>
-              <w:rPr>
-                <w:sz w:val="15"/>
-                <w:szCs w:val="15"/>
-              </w:rPr>
-              <w:t xml:space="preserve">Cost per case</w:t>
-            </w:r>
-          </w:p>
-        </w:tc>
-        <w:tc>
-          <w:tcPr>
-            <w:tcW w:type="pct" w:w="950"/>
-            <w:tcMar>
-              <w:top w:type="dxa" w:w="50"/>
-              <w:left w:type="dxa" w:w="110"/>
-              <w:bottom w:type="dxa" w:w="50"/>
-              <w:right w:type="dxa" w:w="110"/>
-            </w:tcMar>
-          </w:tcPr>
-          <w:p>
-            <w:pPr>
-              <w:spacing w:before="28" w:after="28"/>
-            </w:pPr>
-            <w:r>
-              <w:rPr>
-                <w:sz w:val="15"/>
-                <w:szCs w:val="15"/>
-              </w:rPr>
-              <w:t xml:space="preserve">$12.90</w:t>
-            </w:r>
-          </w:p>
-        </w:tc>
-        <w:tc>
-          <w:tcPr>
-            <w:tcW w:type="pct" w:w="999"/>
-            <w:tcMar>
-              <w:top w:type="dxa" w:w="50"/>
-              <w:left w:type="dxa" w:w="110"/>
-              <w:bottom w:type="dxa" w:w="50"/>
-              <w:right w:type="dxa" w:w="110"/>
-            </w:tcMar>
-          </w:tcPr>
-          <w:p>
-            <w:pPr>
-              <w:spacing w:before="28" w:after="28"/>
-            </w:pPr>
-            <w:r>
-              <w:rPr>
-                <w:sz w:val="15"/>
-                <w:szCs w:val="15"/>
-              </w:rPr>
-              <w:t xml:space="preserve">$12.75</w:t>
-            </w:r>
-          </w:p>
-        </w:tc>
-        <w:tc>
-          <w:tcPr>
-            <w:tcW w:type="pct" w:w="1009"/>
-            <w:tcMar>
-              <w:top w:type="dxa" w:w="50"/>
-              <w:left w:type="dxa" w:w="110"/>
-              <w:bottom w:type="dxa" w:w="50"/>
-              <w:right w:type="dxa" w:w="110"/>
-            </w:tcMar>
-          </w:tcPr>
-          <w:p>
-            <w:pPr>
-              <w:spacing w:before="28" w:after="28"/>
-            </w:pPr>
-            <w:r>
-              <w:rPr>
-                <w:sz w:val="15"/>
-                <w:szCs w:val="15"/>
-              </w:rPr>
-              <w:t xml:space="preserve">$12.60</w:t>
-            </w:r>
-          </w:p>
-        </w:tc>
-      </w:tr>
-      <w:tr>
-        <w:tc>
-          <w:tcPr>
-            <w:tcW w:type="pct" w:w="2042"/>
-            <w:shd w:fill="FFFFFF" w:val="clear"/>
-            <w:tcMar>
-              <w:top w:type="dxa" w:w="50"/>
-              <w:left w:type="dxa" w:w="110"/>
-              <w:bottom w:type="dxa" w:w="50"/>
-              <w:right w:type="dxa" w:w="110"/>
-            </w:tcMar>
-          </w:tcPr>
-          <w:p>
-            <w:pPr>
-              <w:spacing w:before="46" w:after="46"/>
-            </w:pPr>
-            <w:r>
-              <w:rPr>
-                <w:b/>
-                <w:bCs/>
-                <w:color w:val="8186EF"/>
-                <w:sz w:val="14"/>
-                <w:szCs w:val="14"/>
-              </w:rPr>
-              <w:t xml:space="preserve">(15)</w:t>
-            </w:r>
-          </w:p>
-        </w:tc>
-        <w:tc>
-          <w:tcPr>
-            <w:tcW w:type="pct" w:w="950"/>
-            <w:shd w:fill="FBFAF6" w:val="clear"/>
-            <w:tcMar>
-              <w:top w:type="dxa" w:w="50"/>
-              <w:left w:type="dxa" w:w="110"/>
-              <w:bottom w:type="dxa" w:w="50"/>
-              <w:right w:type="dxa" w:w="110"/>
-            </w:tcMar>
-          </w:tcPr>
-          <w:p>
-            <w:pPr>
-              <w:spacing w:before="28" w:after="28"/>
-            </w:pPr>
-            <w:r>
-              <w:rPr>
-                <w:sz w:val="15"/>
-                <w:szCs w:val="15"/>
-              </w:rPr>
-              <w:t xml:space="preserve">0</w:t>
-            </w:r>
-          </w:p>
-        </w:tc>
-        <w:tc>
-          <w:tcPr>
-            <w:tcW w:type="pct" w:w="999"/>
-            <w:shd w:fill="FBFAF6" w:val="clear"/>
-            <w:tcMar>
-              <w:top w:type="dxa" w:w="50"/>
-              <w:left w:type="dxa" w:w="110"/>
-              <w:bottom w:type="dxa" w:w="50"/>
-              <w:right w:type="dxa" w:w="110"/>
-            </w:tcMar>
-          </w:tcPr>
-          <w:p>
-            <w:pPr>
-              <w:spacing w:before="28" w:after="28"/>
-            </w:pPr>
-            <w:r>
-              <w:rPr>
-                <w:sz w:val="15"/>
-                <w:szCs w:val="15"/>
-              </w:rPr>
               <w:t xml:space="preserve">10,500</w:t>
             </w:r>
           </w:p>
         </w:tc>
         <w:tc>
           <w:tcPr>
-            <w:tcW w:type="pct" w:w="1009"/>
+            <w:tcW w:type="pct" w:w="955"/>
             <w:shd w:fill="FBFAF6" w:val="clear"/>
             <w:tcMar>
               <w:top w:type="dxa" w:w="50"/>
@@ -11513,7 +11158,7 @@
                 <w:sz w:val="16"/>
                 <w:szCs w:val="16"/>
               </w:rPr>
-              <w:t xml:space="preserve">Jars in the job   ·   Overhead in product cost   ·   Cost moved to finished goods   ·   Actual cost not in product cost</w:t>
+              <w:t xml:space="preserve">Cost per case   ·   Actual cost not in product cost   ·   Variable overhead rate</w:t>
             </w:r>
           </w:p>
         </w:tc>
@@ -11540,7 +11185,7 @@
           <w:sz w:val="16"/>
           <w:szCs w:val="16"/>
         </w:rPr>
-        <w:t xml:space="preserve">      gaps 16–17</w:t>
+        <w:t xml:space="preserve">      gaps 10–11</w:t>
       </w:r>
     </w:p>
     <w:p>
@@ -11553,7 +11198,7 @@
           <w:sz w:val="19"/>
           <w:szCs w:val="19"/>
         </w:rPr>
-        <w:t xml:space="preserve">Only the </w:t>
+        <w:t xml:space="preserve">Only the overhead entry </w:t>
       </w:r>
       <w:r>
         <w:rPr>
@@ -11563,7 +11208,7 @@
           <w:sz w:val="15"/>
           <w:szCs w:val="15"/>
         </w:rPr>
-        <w:t xml:space="preserve"> (16) </w:t>
+        <w:t xml:space="preserve"> (10) </w:t>
       </w:r>
       <w:r>
         <w:rPr>
@@ -11585,7 +11230,7 @@
           <w:sz w:val="19"/>
           <w:szCs w:val="19"/>
         </w:rPr>
-        <w:t xml:space="preserve"> entry differs for normal costing, while standard costing also records </w:t>
+        <w:t xml:space="preserve"> for normal costing, while standard costing also records </w:t>
       </w:r>
       <w:r>
         <w:rPr>
@@ -11595,7 +11240,7 @@
           <w:sz w:val="15"/>
           <w:szCs w:val="15"/>
         </w:rPr>
-        <w:t xml:space="preserve"> (17) </w:t>
+        <w:t xml:space="preserve"> (11) </w:t>
       </w:r>
       <w:r>
         <w:rPr>
@@ -11675,7 +11320,7 @@
                 <w:sz w:val="16"/>
                 <w:szCs w:val="16"/>
               </w:rPr>
-              <w:t xml:space="preserve">technique   ·   materials   ·   overhead</w:t>
+              <w:t xml:space="preserve">difference   ·   materials   ·   differs</w:t>
             </w:r>
           </w:p>
         </w:tc>
@@ -11900,7 +11545,7 @@
                 <w:sz w:val="14"/>
                 <w:szCs w:val="14"/>
               </w:rPr>
-              <w:t xml:space="preserve">(18)</w:t>
+              <w:t xml:space="preserve">(12)</w:t>
             </w:r>
           </w:p>
         </w:tc>
@@ -12096,7 +11741,7 @@
                 <w:sz w:val="14"/>
                 <w:szCs w:val="14"/>
               </w:rPr>
-              <w:t xml:space="preserve">(19)</w:t>
+              <w:t xml:space="preserve">(13)</w:t>
             </w:r>
           </w:p>
         </w:tc>
@@ -12484,7 +12129,7 @@
                 <w:sz w:val="14"/>
                 <w:szCs w:val="14"/>
               </w:rPr>
-              <w:t xml:space="preserve">(20)</w:t>
+              <w:t xml:space="preserve">(14)</w:t>
             </w:r>
           </w:p>
         </w:tc>
@@ -12680,7 +12325,7 @@
                 <w:sz w:val="14"/>
                 <w:szCs w:val="14"/>
               </w:rPr>
-              <w:t xml:space="preserve">(21)</w:t>
+              <w:t xml:space="preserve">(15)</w:t>
             </w:r>
           </w:p>
         </w:tc>
@@ -12876,7 +12521,7 @@
                 <w:sz w:val="14"/>
                 <w:szCs w:val="14"/>
               </w:rPr>
-              <w:t xml:space="preserve">(22)</w:t>
+              <w:t xml:space="preserve">(16)</w:t>
             </w:r>
           </w:p>
         </w:tc>
@@ -13072,7 +12717,7 @@
                 <w:sz w:val="14"/>
                 <w:szCs w:val="14"/>
               </w:rPr>
-              <w:t xml:space="preserve">(23)</w:t>
+              <w:t xml:space="preserve">(17)</w:t>
             </w:r>
           </w:p>
         </w:tc>
@@ -13171,7 +12816,7 @@
                 <w:sz w:val="14"/>
                 <w:szCs w:val="14"/>
               </w:rPr>
-              <w:t xml:space="preserve">(24)</w:t>
+              <w:t xml:space="preserve">(18)</w:t>
             </w:r>
           </w:p>
         </w:tc>
@@ -13366,7 +13011,7 @@
                 <w:sz w:val="14"/>
                 <w:szCs w:val="14"/>
               </w:rPr>
-              <w:t xml:space="preserve">(25)</w:t>
+              <w:t xml:space="preserve">(19)</w:t>
             </w:r>
           </w:p>
         </w:tc>
@@ -13476,7 +13121,7 @@
                 <w:sz w:val="16"/>
                 <w:szCs w:val="16"/>
               </w:rPr>
-              <w:t xml:space="preserve">Totals   ·   Work-in-Process Inventory   ·   Raw Materials Inventory   ·   Wages Payable   ·   Manufacturing Overhead Control   ·   Service Department Charges   ·   normal costing   ·   Finished Goods Inventory   ·   Manufacturing Overhead Applied</w:t>
+              <w:t xml:space="preserve">Totals   ·   Work-in-Process Inventory   ·   Raw Materials Inventory   ·   Wages Payable   ·   Manufacturing Overhead Control   ·   Service Department Charges   ·   Variable overhead   ·   Finished Goods Inventory   ·   Manufacturing Overhead Applied</w:t>
             </w:r>
           </w:p>
         </w:tc>
@@ -13503,7 +13148,7 @@
           <w:sz w:val="16"/>
           <w:szCs w:val="16"/>
         </w:rPr>
-        <w:t xml:space="preserve">      gaps 26–27</w:t>
+        <w:t xml:space="preserve">      gaps 20–21</w:t>
       </w:r>
     </w:p>
     <w:p>
@@ -13526,7 +13171,7 @@
           <w:sz w:val="15"/>
           <w:szCs w:val="15"/>
         </w:rPr>
-        <w:t xml:space="preserve"> (26) </w:t>
+        <w:t xml:space="preserve"> (20) </w:t>
       </w:r>
       <w:r>
         <w:rPr>
@@ -13548,7 +13193,7 @@
           <w:sz w:val="19"/>
           <w:szCs w:val="19"/>
         </w:rPr>
-        <w:t xml:space="preserve"> the month used more </w:t>
+        <w:t xml:space="preserve"> the month used more materials, labor and machine time than the standard </w:t>
       </w:r>
       <w:r>
         <w:rPr>
@@ -13558,7 +13203,7 @@
           <w:sz w:val="15"/>
           <w:szCs w:val="15"/>
         </w:rPr>
-        <w:t xml:space="preserve"> (27) </w:t>
+        <w:t xml:space="preserve"> (21) </w:t>
       </w:r>
       <w:r>
         <w:rPr>
@@ -13580,7 +13225,7 @@
           <w:sz w:val="19"/>
           <w:szCs w:val="19"/>
         </w:rPr>
-        <w:t xml:space="preserve">, labor and machine time than the standard allows. </w:t>
+        <w:t xml:space="preserve">. </w:t>
       </w:r>
     </w:p>
     <w:tbl>
@@ -13638,7 +13283,7 @@
                 <w:sz w:val="16"/>
                 <w:szCs w:val="16"/>
               </w:rPr>
-              <w:t xml:space="preserve">because   ·   accounts   ·   materials</w:t>
+              <w:t xml:space="preserve">because   ·   accounts   ·   allows</w:t>
             </w:r>
           </w:p>
         </w:tc>
@@ -13712,7 +13357,7 @@
           <w:sz w:val="16"/>
           <w:szCs w:val="16"/>
         </w:rPr>
-        <w:t xml:space="preserve">      gaps 28–30</w:t>
+        <w:t xml:space="preserve">      gaps 22–24</w:t>
       </w:r>
     </w:p>
     <w:p>
@@ -13735,7 +13380,7 @@
           <w:sz w:val="15"/>
           <w:szCs w:val="15"/>
         </w:rPr>
-        <w:t xml:space="preserve"> (28) </w:t>
+        <w:t xml:space="preserve"> (22) </w:t>
       </w:r>
       <w:r>
         <w:rPr>
@@ -13774,7 +13419,7 @@
           <w:sz w:val="15"/>
           <w:szCs w:val="15"/>
         </w:rPr>
-        <w:t xml:space="preserve"> (29) </w:t>
+        <w:t xml:space="preserve"> (23) </w:t>
       </w:r>
       <w:r>
         <w:rPr>
@@ -13806,7 +13451,7 @@
           <w:sz w:val="15"/>
           <w:szCs w:val="15"/>
         </w:rPr>
-        <w:t xml:space="preserve"> (30) </w:t>
+        <w:t xml:space="preserve"> (24) </w:t>
       </w:r>
       <w:r>
         <w:rPr>
@@ -13979,7 +13624,7 @@
           <w:sz w:val="16"/>
           <w:szCs w:val="16"/>
         </w:rPr>
-        <w:t xml:space="preserve">      gaps 31–32</w:t>
+        <w:t xml:space="preserve">      gaps 25–26</w:t>
       </w:r>
     </w:p>
     <w:p>
@@ -14002,7 +13647,7 @@
           <w:sz w:val="15"/>
           <w:szCs w:val="15"/>
         </w:rPr>
-        <w:t xml:space="preserve"> (31) </w:t>
+        <w:t xml:space="preserve"> (25) </w:t>
       </w:r>
       <w:r>
         <w:rPr>
@@ -14041,7 +13686,7 @@
           <w:sz w:val="15"/>
           <w:szCs w:val="15"/>
         </w:rPr>
-        <w:t xml:space="preserve"> (32) </w:t>
+        <w:t xml:space="preserve"> (26) </w:t>
       </w:r>
       <w:r>
         <w:rPr>
@@ -14572,7 +14217,7 @@
                 <w:sz w:val="14"/>
                 <w:szCs w:val="14"/>
               </w:rPr>
-              <w:t xml:space="preserve">(33)</w:t>
+              <w:t xml:space="preserve">(27)</w:t>
             </w:r>
           </w:p>
         </w:tc>
@@ -14625,7 +14270,7 @@
                 <w:sz w:val="14"/>
                 <w:szCs w:val="14"/>
               </w:rPr>
-              <w:t xml:space="preserve">(34)</w:t>
+              <w:t xml:space="preserve">(28)</w:t>
             </w:r>
           </w:p>
         </w:tc>
@@ -14735,276 +14380,7 @@
                 <w:sz w:val="16"/>
                 <w:szCs w:val="16"/>
               </w:rPr>
-              <w:t xml:space="preserve">Plant manager's salary   ·   $30 per MH   ·   $6 per MH</w:t>
-            </w:r>
-          </w:p>
-        </w:tc>
-      </w:tr>
-    </w:tbl>
-    <w:p/>
-    <w:tbl>
-      <w:tblPr>
-        <w:tblW w:type="pct" w:w="100%"/>
-        <w:tblLayout w:type="fixed"/>
-        <w:tblBorders>
-          <w:top w:val="single" w:color="353A7C" w:sz="6"/>
-          <w:left w:val="single" w:color="353A7C" w:sz="6"/>
-          <w:bottom w:val="single" w:color="353A7C" w:sz="6"/>
-          <w:right w:val="single" w:color="353A7C" w:sz="6"/>
-          <w:insideH w:val="single" w:color="353A7C" w:sz="6"/>
-          <w:insideV w:val="single" w:color="353A7C" w:sz="6"/>
-        </w:tblBorders>
-      </w:tblPr>
-      <w:tblGrid>
-        <w:gridCol w:w="4992"/>
-        <w:gridCol w:w="4608"/>
-      </w:tblGrid>
-      <w:tr>
-        <w:tc>
-          <w:tcPr>
-            <w:tcW w:type="pct" w:w="5000"/>
-            <w:gridSpan w:val="2"/>
-            <w:shd w:fill="353A7C" w:val="clear"/>
-            <w:tcMar>
-              <w:top w:type="dxa" w:w="60"/>
-              <w:left w:type="dxa" w:w="120"/>
-              <w:bottom w:type="dxa" w:w="60"/>
-              <w:right w:type="dxa" w:w="120"/>
-            </w:tcMar>
-          </w:tcPr>
-          <w:p>
-            <w:pPr>
-              <w:spacing w:before="40" w:after="40"/>
-            </w:pPr>
-            <w:r>
-              <w:rPr>
-                <w:b/>
-                <w:bCs/>
-                <w:color w:val="FFFFFF"/>
-                <w:sz w:val="17"/>
-                <w:szCs w:val="17"/>
-              </w:rPr>
-              <w:t xml:space="preserve">Item — Answer</w:t>
-            </w:r>
-          </w:p>
-        </w:tc>
-      </w:tr>
-      <w:tr>
-        <w:tc>
-          <w:tcPr>
-            <w:tcW w:type="pct" w:w="2600"/>
-            <w:shd w:fill="353A7C" w:val="clear"/>
-            <w:tcMar>
-              <w:top w:type="dxa" w:w="50"/>
-              <w:left w:type="dxa" w:w="110"/>
-              <w:bottom w:type="dxa" w:w="50"/>
-              <w:right w:type="dxa" w:w="110"/>
-            </w:tcMar>
-          </w:tcPr>
-          <w:p>
-            <w:pPr>
-              <w:spacing w:before="30" w:after="30"/>
-            </w:pPr>
-            <w:r>
-              <w:rPr>
-                <w:b/>
-                <w:bCs/>
-                <w:color w:val="FFFFFF"/>
-                <w:sz w:val="15"/>
-                <w:szCs w:val="15"/>
-              </w:rPr>
-              <w:t xml:space="preserve">Item</w:t>
-            </w:r>
-          </w:p>
-        </w:tc>
-        <w:tc>
-          <w:tcPr>
-            <w:tcW w:type="pct" w:w="2400"/>
-            <w:shd w:fill="353A7C" w:val="clear"/>
-            <w:tcMar>
-              <w:top w:type="dxa" w:w="50"/>
-              <w:left w:type="dxa" w:w="110"/>
-              <w:bottom w:type="dxa" w:w="50"/>
-              <w:right w:type="dxa" w:w="110"/>
-            </w:tcMar>
-          </w:tcPr>
-          <w:p>
-            <w:pPr>
-              <w:spacing w:before="30" w:after="30"/>
-            </w:pPr>
-            <w:r>
-              <w:rPr>
-                <w:b/>
-                <w:bCs/>
-                <w:color w:val="FFFFFF"/>
-                <w:sz w:val="15"/>
-                <w:szCs w:val="15"/>
-              </w:rPr>
-              <w:t xml:space="preserve">Answer</w:t>
-            </w:r>
-          </w:p>
-        </w:tc>
-      </w:tr>
-      <w:tr>
-        <w:tc>
-          <w:tcPr>
-            <w:tcW w:type="pct" w:w="2600"/>
-            <w:tcMar>
-              <w:top w:type="dxa" w:w="50"/>
-              <w:left w:type="dxa" w:w="110"/>
-              <w:bottom w:type="dxa" w:w="50"/>
-              <w:right w:type="dxa" w:w="110"/>
-            </w:tcMar>
-          </w:tcPr>
-          <w:p>
-            <w:pPr>
-              <w:spacing w:before="28" w:after="28"/>
-            </w:pPr>
-            <w:r>
-              <w:rPr>
-                <w:sz w:val="15"/>
-                <w:szCs w:val="15"/>
-              </w:rPr>
-              <w:t xml:space="preserve">Spread jar (400 g)</w:t>
-            </w:r>
-          </w:p>
-        </w:tc>
-        <w:tc>
-          <w:tcPr>
-            <w:tcW w:type="pct" w:w="2400"/>
-            <w:shd w:fill="FFFFFF" w:val="clear"/>
-            <w:tcMar>
-              <w:top w:type="dxa" w:w="50"/>
-              <w:left w:type="dxa" w:w="110"/>
-              <w:bottom w:type="dxa" w:w="50"/>
-              <w:right w:type="dxa" w:w="110"/>
-            </w:tcMar>
-          </w:tcPr>
-          <w:p>
-            <w:pPr>
-              <w:spacing w:before="46" w:after="46"/>
-            </w:pPr>
-            <w:r>
-              <w:rPr>
-                <w:b/>
-                <w:bCs/>
-                <w:color w:val="8186EF"/>
-                <w:sz w:val="14"/>
-                <w:szCs w:val="14"/>
-              </w:rPr>
-              <w:t xml:space="preserve">(35)</w:t>
-            </w:r>
-          </w:p>
-        </w:tc>
-      </w:tr>
-      <w:tr>
-        <w:tc>
-          <w:tcPr>
-            <w:tcW w:type="pct" w:w="2600"/>
-            <w:shd w:fill="FBFAF6" w:val="clear"/>
-            <w:tcMar>
-              <w:top w:type="dxa" w:w="50"/>
-              <w:left w:type="dxa" w:w="110"/>
-              <w:bottom w:type="dxa" w:w="50"/>
-              <w:right w:type="dxa" w:w="110"/>
-            </w:tcMar>
-          </w:tcPr>
-          <w:p>
-            <w:pPr>
-              <w:spacing w:before="28" w:after="28"/>
-            </w:pPr>
-            <w:r>
-              <w:rPr>
-                <w:sz w:val="15"/>
-                <w:szCs w:val="15"/>
-              </w:rPr>
-              <w:t xml:space="preserve">Private-label tub (5 kg)</w:t>
-            </w:r>
-          </w:p>
-        </w:tc>
-        <w:tc>
-          <w:tcPr>
-            <w:tcW w:type="pct" w:w="2400"/>
-            <w:shd w:fill="FBFAF6" w:val="clear"/>
-            <w:tcMar>
-              <w:top w:type="dxa" w:w="50"/>
-              <w:left w:type="dxa" w:w="110"/>
-              <w:bottom w:type="dxa" w:w="50"/>
-              <w:right w:type="dxa" w:w="110"/>
-            </w:tcMar>
-          </w:tcPr>
-          <w:p>
-            <w:pPr>
-              <w:spacing w:before="28" w:after="28"/>
-            </w:pPr>
-            <w:r>
-              <w:rPr>
-                <w:sz w:val="15"/>
-                <w:szCs w:val="15"/>
-              </w:rPr>
-              <w:t xml:space="preserve">0.20 × $6 = $1.20</w:t>
-            </w:r>
-          </w:p>
-        </w:tc>
-      </w:tr>
-    </w:tbl>
-    <w:p/>
-    <w:tbl>
-      <w:tblPr>
-        <w:tblW w:type="pct" w:w="100%"/>
-        <w:tblLayout w:type="fixed"/>
-        <w:tblBorders>
-          <w:top w:val="single" w:color="FBFAF6" w:sz="4"/>
-          <w:left w:val="single" w:color="FBFAF6" w:sz="4"/>
-          <w:bottom w:val="single" w:color="FBFAF6" w:sz="4"/>
-          <w:right w:val="single" w:color="FBFAF6" w:sz="4"/>
-          <w:insideH w:val="single" w:color="FBFAF6" w:sz="4"/>
-          <w:insideV w:val="single" w:color="FBFAF6" w:sz="4"/>
-        </w:tblBorders>
-      </w:tblPr>
-      <w:tblGrid>
-        <w:gridCol w:w="9600"/>
-      </w:tblGrid>
-      <w:tr>
-        <w:tc>
-          <w:tcPr>
-            <w:tcW w:type="pct" w:w="5000"/>
-            <w:shd w:fill="FBFAF6" w:val="clear"/>
-            <w:tcMar>
-              <w:top w:type="dxa" w:w="40"/>
-              <w:left w:type="dxa" w:w="100"/>
-              <w:bottom w:type="dxa" w:w="40"/>
-              <w:right w:type="dxa" w:w="100"/>
-            </w:tcMar>
-          </w:tcPr>
-          <w:p>
-            <w:pPr>
-              <w:spacing w:before="18" w:after="6"/>
-            </w:pPr>
-            <w:r>
-              <w:rPr>
-                <w:b/>
-                <w:bCs/>
-                <w:color w:val="6B7280"/>
-                <w:sz w:val="14"/>
-                <w:szCs w:val="14"/>
-              </w:rPr>
-              <w:t xml:space="preserve">word list</w:t>
-            </w:r>
-          </w:p>
-          <w:p>
-            <w:pPr>
-              <w:spacing w:before="0" w:after="18"/>
-            </w:pPr>
-            <w:r>
-              <w:rPr>
-                <w:b/>
-                <w:bCs/>
-                <w:color w:val="353A7C"/>
-                <w:sz w:val="16"/>
-                <w:szCs w:val="16"/>
-              </w:rPr>
-              <w:t xml:space="preserve">0.03 × $6 = $0.18   ·   Direct labor on job T-0306</w:t>
+              <w:t xml:space="preserve">Cost per case   ·   $30 per MH   ·   $6 per MH</w:t>
             </w:r>
           </w:p>
         </w:tc>
@@ -15140,7 +14516,7 @@
                 <w:sz w:val="16"/>
                 <w:szCs w:val="16"/>
               </w:rPr>
-              <w:t xml:space="preserve">actual costing   ·   Sesame   ·   Power for the grinders   ·   Factory insurance</w:t>
+              <w:t xml:space="preserve">Power for the grinders   ·   Sesame   ·   Factory insurance   ·   applied overhead</w:t>
             </w:r>
           </w:p>
         </w:tc>
@@ -15699,7 +15075,7 @@
                 <w:sz w:val="16"/>
                 <w:szCs w:val="16"/>
               </w:rPr>
-              <w:t xml:space="preserve">records</w:t>
+              <w:t xml:space="preserve">exam-core</w:t>
             </w:r>
           </w:p>
         </w:tc>
@@ -15725,14 +15101,14 @@
                 <w:sz w:val="16"/>
                 <w:szCs w:val="16"/>
               </w:rPr>
-              <w:t xml:space="preserve">21  </w:t>
-            </w:r>
-            <w:r>
-              <w:rPr>
-                <w:sz w:val="16"/>
-                <w:szCs w:val="16"/>
-              </w:rPr>
-              <w:t xml:space="preserve">Service Department Charges</w:t>
+              <w:t xml:space="preserve">18  </w:t>
+            </w:r>
+            <w:r>
+              <w:rPr>
+                <w:sz w:val="16"/>
+                <w:szCs w:val="16"/>
+              </w:rPr>
+              <w:t xml:space="preserve">Finished Goods Inventory</w:t>
             </w:r>
           </w:p>
         </w:tc>
@@ -15767,7 +15143,7 @@
                 <w:sz w:val="16"/>
                 <w:szCs w:val="16"/>
               </w:rPr>
-              <w:t xml:space="preserve">accounts</w:t>
+              <w:t xml:space="preserve">differences</w:t>
             </w:r>
           </w:p>
         </w:tc>
@@ -15793,14 +15169,14 @@
                 <w:sz w:val="16"/>
                 <w:szCs w:val="16"/>
               </w:rPr>
-              <w:t xml:space="preserve">22  </w:t>
-            </w:r>
-            <w:r>
-              <w:rPr>
-                <w:sz w:val="16"/>
-                <w:szCs w:val="16"/>
-              </w:rPr>
-              <w:t xml:space="preserve">Wages Payable</w:t>
+              <w:t xml:space="preserve">19  </w:t>
+            </w:r>
+            <w:r>
+              <w:rPr>
+                <w:sz w:val="16"/>
+                <w:szCs w:val="16"/>
+              </w:rPr>
+              <w:t xml:space="preserve">Totals</w:t>
             </w:r>
           </w:p>
         </w:tc>
@@ -15835,7 +15211,7 @@
                 <w:sz w:val="16"/>
                 <w:szCs w:val="16"/>
               </w:rPr>
-              <w:t xml:space="preserve">exam-core</w:t>
+              <w:t xml:space="preserve">allowed</w:t>
             </w:r>
           </w:p>
         </w:tc>
@@ -15861,14 +15237,14 @@
                 <w:sz w:val="16"/>
                 <w:szCs w:val="16"/>
               </w:rPr>
-              <w:t xml:space="preserve">23  </w:t>
-            </w:r>
-            <w:r>
-              <w:rPr>
-                <w:sz w:val="16"/>
-                <w:szCs w:val="16"/>
-              </w:rPr>
-              <w:t xml:space="preserve">Manufacturing Overhead Applied</w:t>
+              <w:t xml:space="preserve">20  </w:t>
+            </w:r>
+            <w:r>
+              <w:rPr>
+                <w:sz w:val="16"/>
+                <w:szCs w:val="16"/>
+              </w:rPr>
+              <w:t xml:space="preserve">because</w:t>
             </w:r>
           </w:p>
         </w:tc>
@@ -15903,7 +15279,7 @@
                 <w:sz w:val="16"/>
                 <w:szCs w:val="16"/>
               </w:rPr>
-              <w:t xml:space="preserve">differences</w:t>
+              <w:t xml:space="preserve">Measure</w:t>
             </w:r>
           </w:p>
         </w:tc>
@@ -15929,14 +15305,14 @@
                 <w:sz w:val="16"/>
                 <w:szCs w:val="16"/>
               </w:rPr>
-              <w:t xml:space="preserve">24  </w:t>
-            </w:r>
-            <w:r>
-              <w:rPr>
-                <w:sz w:val="16"/>
-                <w:szCs w:val="16"/>
-              </w:rPr>
-              <w:t xml:space="preserve">Finished Goods Inventory</w:t>
+              <w:t xml:space="preserve">21  </w:t>
+            </w:r>
+            <w:r>
+              <w:rPr>
+                <w:sz w:val="16"/>
+                <w:szCs w:val="16"/>
+              </w:rPr>
+              <w:t xml:space="preserve">allows</w:t>
             </w:r>
           </w:p>
         </w:tc>
@@ -15971,7 +15347,7 @@
                 <w:sz w:val="16"/>
                 <w:szCs w:val="16"/>
               </w:rPr>
-              <w:t xml:space="preserve">finished</w:t>
+              <w:t xml:space="preserve">record</w:t>
             </w:r>
           </w:p>
         </w:tc>
@@ -15997,14 +15373,14 @@
                 <w:sz w:val="16"/>
                 <w:szCs w:val="16"/>
               </w:rPr>
-              <w:t xml:space="preserve">25  </w:t>
-            </w:r>
-            <w:r>
-              <w:rPr>
-                <w:sz w:val="16"/>
-                <w:szCs w:val="16"/>
-              </w:rPr>
-              <w:t xml:space="preserve">Totals</w:t>
+              <w:t xml:space="preserve">22  </w:t>
+            </w:r>
+            <w:r>
+              <w:rPr>
+                <w:sz w:val="16"/>
+                <w:szCs w:val="16"/>
+              </w:rPr>
+              <w:t xml:space="preserve">underapplied</w:t>
             </w:r>
           </w:p>
         </w:tc>
@@ -16039,7 +15415,7 @@
                 <w:sz w:val="16"/>
                 <w:szCs w:val="16"/>
               </w:rPr>
-              <w:t xml:space="preserve">materials</w:t>
+              <w:t xml:space="preserve">between</w:t>
             </w:r>
           </w:p>
         </w:tc>
@@ -16065,14 +15441,14 @@
                 <w:sz w:val="16"/>
                 <w:szCs w:val="16"/>
               </w:rPr>
-              <w:t xml:space="preserve">26  </w:t>
-            </w:r>
-            <w:r>
-              <w:rPr>
-                <w:sz w:val="16"/>
-                <w:szCs w:val="16"/>
-              </w:rPr>
-              <w:t xml:space="preserve">because</w:t>
+              <w:t xml:space="preserve">23  </w:t>
+            </w:r>
+            <w:r>
+              <w:rPr>
+                <w:sz w:val="16"/>
+                <w:szCs w:val="16"/>
+              </w:rPr>
+              <w:t xml:space="preserve">materials</w:t>
             </w:r>
           </w:p>
         </w:tc>
@@ -16107,7 +15483,7 @@
                 <w:sz w:val="16"/>
                 <w:szCs w:val="16"/>
               </w:rPr>
-              <w:t xml:space="preserve">variable</w:t>
+              <w:t xml:space="preserve">nothing</w:t>
             </w:r>
           </w:p>
         </w:tc>
@@ -16133,14 +15509,14 @@
                 <w:sz w:val="16"/>
                 <w:szCs w:val="16"/>
               </w:rPr>
-              <w:t xml:space="preserve">27  </w:t>
-            </w:r>
-            <w:r>
-              <w:rPr>
-                <w:sz w:val="16"/>
-                <w:szCs w:val="16"/>
-              </w:rPr>
-              <w:t xml:space="preserve">materials</w:t>
+              <w:t xml:space="preserve">24  </w:t>
+            </w:r>
+            <w:r>
+              <w:rPr>
+                <w:sz w:val="16"/>
+                <w:szCs w:val="16"/>
+              </w:rPr>
+              <w:t xml:space="preserve">variances</w:t>
             </w:r>
           </w:p>
         </w:tc>
@@ -16175,7 +15551,7 @@
                 <w:sz w:val="16"/>
                 <w:szCs w:val="16"/>
               </w:rPr>
-              <w:t xml:space="preserve">allowed</w:t>
+              <w:t xml:space="preserve">Cost per case</w:t>
             </w:r>
           </w:p>
         </w:tc>
@@ -16201,14 +15577,14 @@
                 <w:sz w:val="16"/>
                 <w:szCs w:val="16"/>
               </w:rPr>
-              <w:t xml:space="preserve">28  </w:t>
-            </w:r>
-            <w:r>
-              <w:rPr>
-                <w:sz w:val="16"/>
-                <w:szCs w:val="16"/>
-              </w:rPr>
-              <w:t xml:space="preserve">underapplied</w:t>
+              <w:t xml:space="preserve">25  </w:t>
+            </w:r>
+            <w:r>
+              <w:rPr>
+                <w:sz w:val="16"/>
+                <w:szCs w:val="16"/>
+              </w:rPr>
+              <w:t xml:space="preserve">question</w:t>
             </w:r>
           </w:p>
         </w:tc>
@@ -16243,7 +15619,7 @@
                 <w:sz w:val="16"/>
                 <w:szCs w:val="16"/>
               </w:rPr>
-              <w:t xml:space="preserve">predetermined</w:t>
+              <w:t xml:space="preserve">Actual cost not in product cost</w:t>
             </w:r>
           </w:p>
         </w:tc>
@@ -16269,14 +15645,14 @@
                 <w:sz w:val="16"/>
                 <w:szCs w:val="16"/>
               </w:rPr>
-              <w:t xml:space="preserve">29  </w:t>
-            </w:r>
-            <w:r>
-              <w:rPr>
-                <w:sz w:val="16"/>
-                <w:szCs w:val="16"/>
-              </w:rPr>
-              <w:t xml:space="preserve">materials</w:t>
+              <w:t xml:space="preserve">26  </w:t>
+            </w:r>
+            <w:r>
+              <w:rPr>
+                <w:sz w:val="16"/>
+                <w:szCs w:val="16"/>
+              </w:rPr>
+              <w:t xml:space="preserve">predetermined</w:t>
             </w:r>
           </w:p>
         </w:tc>
@@ -16311,7 +15687,7 @@
                 <w:sz w:val="16"/>
                 <w:szCs w:val="16"/>
               </w:rPr>
-              <w:t xml:space="preserve">Measure</w:t>
+              <w:t xml:space="preserve">differs</w:t>
             </w:r>
           </w:p>
         </w:tc>
@@ -16337,14 +15713,14 @@
                 <w:sz w:val="16"/>
                 <w:szCs w:val="16"/>
               </w:rPr>
-              <w:t xml:space="preserve">30  </w:t>
-            </w:r>
-            <w:r>
-              <w:rPr>
-                <w:sz w:val="16"/>
-                <w:szCs w:val="16"/>
-              </w:rPr>
-              <w:t xml:space="preserve">variances</w:t>
+              <w:t xml:space="preserve">27  </w:t>
+            </w:r>
+            <w:r>
+              <w:rPr>
+                <w:sz w:val="16"/>
+                <w:szCs w:val="16"/>
+              </w:rPr>
+              <w:t xml:space="preserve">$30 per MH</w:t>
             </w:r>
           </w:p>
         </w:tc>
@@ -16379,7 +15755,7 @@
                 <w:sz w:val="16"/>
                 <w:szCs w:val="16"/>
               </w:rPr>
-              <w:t xml:space="preserve">technique</w:t>
+              <w:t xml:space="preserve">materials</w:t>
             </w:r>
           </w:p>
         </w:tc>
@@ -16405,14 +15781,14 @@
                 <w:sz w:val="16"/>
                 <w:szCs w:val="16"/>
               </w:rPr>
-              <w:t xml:space="preserve">31  </w:t>
-            </w:r>
-            <w:r>
-              <w:rPr>
-                <w:sz w:val="16"/>
-                <w:szCs w:val="16"/>
-              </w:rPr>
-              <w:t xml:space="preserve">question</w:t>
+              <w:t xml:space="preserve">28  </w:t>
+            </w:r>
+            <w:r>
+              <w:rPr>
+                <w:sz w:val="16"/>
+                <w:szCs w:val="16"/>
+              </w:rPr>
+              <w:t xml:space="preserve">$6 per MH</w:t>
             </w:r>
           </w:p>
         </w:tc>
@@ -16447,7 +15823,7 @@
                 <w:sz w:val="16"/>
                 <w:szCs w:val="16"/>
               </w:rPr>
-              <w:t xml:space="preserve">underapplied</w:t>
+              <w:t xml:space="preserve">Work-in-Process Inventory</w:t>
             </w:r>
           </w:p>
         </w:tc>
@@ -16473,14 +15849,14 @@
                 <w:sz w:val="16"/>
                 <w:szCs w:val="16"/>
               </w:rPr>
-              <w:t xml:space="preserve">32  </w:t>
-            </w:r>
-            <w:r>
-              <w:rPr>
-                <w:sz w:val="16"/>
-                <w:szCs w:val="16"/>
-              </w:rPr>
-              <w:t xml:space="preserve">predetermined</w:t>
+              <w:t xml:space="preserve">29  </w:t>
+            </w:r>
+            <w:r>
+              <w:rPr>
+                <w:sz w:val="16"/>
+                <w:szCs w:val="16"/>
+              </w:rPr>
+              <w:t xml:space="preserve">Sesame</w:t>
             </w:r>
           </w:p>
         </w:tc>
@@ -16515,7 +15891,7 @@
                 <w:sz w:val="16"/>
                 <w:szCs w:val="16"/>
               </w:rPr>
-              <w:t xml:space="preserve">Overhead in product cost</w:t>
+              <w:t xml:space="preserve">Raw Materials Inventory</w:t>
             </w:r>
           </w:p>
         </w:tc>
@@ -16541,14 +15917,14 @@
                 <w:sz w:val="16"/>
                 <w:szCs w:val="16"/>
               </w:rPr>
-              <w:t xml:space="preserve">33  </w:t>
-            </w:r>
-            <w:r>
-              <w:rPr>
-                <w:sz w:val="16"/>
-                <w:szCs w:val="16"/>
-              </w:rPr>
-              <w:t xml:space="preserve">$30 per MH</w:t>
+              <w:t xml:space="preserve">30  </w:t>
+            </w:r>
+            <w:r>
+              <w:rPr>
+                <w:sz w:val="16"/>
+                <w:szCs w:val="16"/>
+              </w:rPr>
+              <w:t xml:space="preserve">Power for the grinders</w:t>
             </w:r>
           </w:p>
         </w:tc>
@@ -16583,7 +15959,7 @@
                 <w:sz w:val="16"/>
                 <w:szCs w:val="16"/>
               </w:rPr>
-              <w:t xml:space="preserve">Cost moved to finished goods</w:t>
+              <w:t xml:space="preserve">Manufacturing Overhead Control</w:t>
             </w:r>
           </w:p>
         </w:tc>
@@ -16609,14 +15985,14 @@
                 <w:sz w:val="16"/>
                 <w:szCs w:val="16"/>
               </w:rPr>
-              <w:t xml:space="preserve">34  </w:t>
-            </w:r>
-            <w:r>
-              <w:rPr>
-                <w:sz w:val="16"/>
-                <w:szCs w:val="16"/>
-              </w:rPr>
-              <w:t xml:space="preserve">$6 per MH</w:t>
+              <w:t xml:space="preserve">31  </w:t>
+            </w:r>
+            <w:r>
+              <w:rPr>
+                <w:sz w:val="16"/>
+                <w:szCs w:val="16"/>
+              </w:rPr>
+              <w:t xml:space="preserve">Factory insurance</w:t>
             </w:r>
           </w:p>
         </w:tc>
@@ -16651,7 +16027,7 @@
                 <w:sz w:val="16"/>
                 <w:szCs w:val="16"/>
               </w:rPr>
-              <w:t xml:space="preserve">Actual cost not in product cost</w:t>
+              <w:t xml:space="preserve">Service Department Charges</w:t>
             </w:r>
           </w:p>
         </w:tc>
@@ -16677,14 +16053,14 @@
                 <w:sz w:val="16"/>
                 <w:szCs w:val="16"/>
               </w:rPr>
-              <w:t xml:space="preserve">35  </w:t>
-            </w:r>
-            <w:r>
-              <w:rPr>
-                <w:sz w:val="16"/>
-                <w:szCs w:val="16"/>
-              </w:rPr>
-              <w:t xml:space="preserve">0.03 × $6 = $0.18</w:t>
+              <w:t xml:space="preserve">32  </w:t>
+            </w:r>
+            <w:r>
+              <w:rPr>
+                <w:sz w:val="16"/>
+                <w:szCs w:val="16"/>
+              </w:rPr>
+              <w:t xml:space="preserve">standard costing</w:t>
             </w:r>
           </w:p>
         </w:tc>
@@ -16719,7 +16095,7 @@
                 <w:sz w:val="16"/>
                 <w:szCs w:val="16"/>
               </w:rPr>
-              <w:t xml:space="preserve">overhead</w:t>
+              <w:t xml:space="preserve">Wages Payable</w:t>
             </w:r>
           </w:p>
         </w:tc>
@@ -16745,14 +16121,14 @@
                 <w:sz w:val="16"/>
                 <w:szCs w:val="16"/>
               </w:rPr>
-              <w:t xml:space="preserve">36  </w:t>
-            </w:r>
-            <w:r>
-              <w:rPr>
-                <w:sz w:val="16"/>
-                <w:szCs w:val="16"/>
-              </w:rPr>
-              <w:t xml:space="preserve">Sesame</w:t>
+              <w:t xml:space="preserve">33  </w:t>
+            </w:r>
+            <w:r>
+              <w:rPr>
+                <w:sz w:val="16"/>
+                <w:szCs w:val="16"/>
+              </w:rPr>
+              <w:t xml:space="preserve">standard quantity allowed</w:t>
             </w:r>
           </w:p>
         </w:tc>
@@ -16787,7 +16163,7 @@
                 <w:sz w:val="16"/>
                 <w:szCs w:val="16"/>
               </w:rPr>
-              <w:t xml:space="preserve">materials</w:t>
+              <w:t xml:space="preserve">Manufacturing Overhead Applied</w:t>
             </w:r>
           </w:p>
         </w:tc>
@@ -16803,228 +16179,14 @@
           </w:tcPr>
           <w:p>
             <w:pPr>
-              <w:spacing w:before="12" w:after="12"/>
-            </w:pPr>
-            <w:r>
-              <w:rPr>
-                <w:b/>
-                <w:bCs/>
-                <w:color w:val="8186EF"/>
-                <w:sz w:val="16"/>
-                <w:szCs w:val="16"/>
-              </w:rPr>
-              <w:t xml:space="preserve">37  </w:t>
-            </w:r>
-            <w:r>
-              <w:rPr>
-                <w:sz w:val="16"/>
-                <w:szCs w:val="16"/>
-              </w:rPr>
-              <w:t xml:space="preserve">Power for the grinders</w:t>
-            </w:r>
-          </w:p>
-        </w:tc>
-      </w:tr>
-      <w:tr>
-        <w:tc>
-          <w:tcPr>
-            <w:tcW w:type="pct" w:w="2500"/>
-            <w:tcMar>
-              <w:top w:type="dxa" w:w="20"/>
-              <w:left w:type="dxa" w:w="80"/>
-              <w:bottom w:type="dxa" w:w="20"/>
-              <w:right w:type="dxa" w:w="80"/>
-            </w:tcMar>
-          </w:tcPr>
-          <w:p>
-            <w:pPr>
-              <w:spacing w:before="12" w:after="12"/>
-            </w:pPr>
-            <w:r>
-              <w:rPr>
-                <w:b/>
-                <w:bCs/>
-                <w:color w:val="8186EF"/>
-                <w:sz w:val="16"/>
-                <w:szCs w:val="16"/>
-              </w:rPr>
-              <w:t xml:space="preserve">18  </w:t>
-            </w:r>
-            <w:r>
-              <w:rPr>
-                <w:sz w:val="16"/>
-                <w:szCs w:val="16"/>
-              </w:rPr>
-              <w:t xml:space="preserve">Work-in-Process Inventory</w:t>
-            </w:r>
-          </w:p>
-        </w:tc>
-        <w:tc>
-          <w:tcPr>
-            <w:tcW w:type="pct" w:w="2500"/>
-            <w:tcMar>
-              <w:top w:type="dxa" w:w="20"/>
-              <w:left w:type="dxa" w:w="80"/>
-              <w:bottom w:type="dxa" w:w="20"/>
-              <w:right w:type="dxa" w:w="80"/>
-            </w:tcMar>
-          </w:tcPr>
-          <w:p>
-            <w:pPr>
-              <w:spacing w:before="12" w:after="12"/>
-            </w:pPr>
-            <w:r>
-              <w:rPr>
-                <w:b/>
-                <w:bCs/>
-                <w:color w:val="8186EF"/>
-                <w:sz w:val="16"/>
-                <w:szCs w:val="16"/>
-              </w:rPr>
-              <w:t xml:space="preserve">38  </w:t>
-            </w:r>
-            <w:r>
-              <w:rPr>
-                <w:sz w:val="16"/>
-                <w:szCs w:val="16"/>
-              </w:rPr>
-              <w:t xml:space="preserve">Factory insurance</w:t>
-            </w:r>
-          </w:p>
-        </w:tc>
-      </w:tr>
-      <w:tr>
-        <w:tc>
-          <w:tcPr>
-            <w:tcW w:type="pct" w:w="2500"/>
-            <w:tcMar>
-              <w:top w:type="dxa" w:w="20"/>
-              <w:left w:type="dxa" w:w="80"/>
-              <w:bottom w:type="dxa" w:w="20"/>
-              <w:right w:type="dxa" w:w="80"/>
-            </w:tcMar>
-          </w:tcPr>
-          <w:p>
-            <w:pPr>
-              <w:spacing w:before="12" w:after="12"/>
-            </w:pPr>
-            <w:r>
-              <w:rPr>
-                <w:b/>
-                <w:bCs/>
-                <w:color w:val="8186EF"/>
-                <w:sz w:val="16"/>
-                <w:szCs w:val="16"/>
-              </w:rPr>
-              <w:t xml:space="preserve">19  </w:t>
-            </w:r>
-            <w:r>
-              <w:rPr>
-                <w:sz w:val="16"/>
-                <w:szCs w:val="16"/>
-              </w:rPr>
-              <w:t xml:space="preserve">Raw Materials Inventory</w:t>
-            </w:r>
-          </w:p>
-        </w:tc>
-        <w:tc>
-          <w:tcPr>
-            <w:tcW w:type="pct" w:w="2500"/>
-            <w:tcMar>
-              <w:top w:type="dxa" w:w="20"/>
-              <w:left w:type="dxa" w:w="80"/>
-              <w:bottom w:type="dxa" w:w="20"/>
-              <w:right w:type="dxa" w:w="80"/>
-            </w:tcMar>
-          </w:tcPr>
-          <w:p>
-            <w:pPr>
-              <w:spacing w:before="12" w:after="12"/>
-            </w:pPr>
-            <w:r>
-              <w:rPr>
-                <w:b/>
-                <w:bCs/>
-                <w:color w:val="8186EF"/>
-                <w:sz w:val="16"/>
-                <w:szCs w:val="16"/>
-              </w:rPr>
-              <w:t xml:space="preserve">39  </w:t>
-            </w:r>
-            <w:r>
-              <w:rPr>
-                <w:sz w:val="16"/>
-                <w:szCs w:val="16"/>
-              </w:rPr>
-              <w:t xml:space="preserve">standard costing</w:t>
-            </w:r>
-          </w:p>
-        </w:tc>
-      </w:tr>
-      <w:tr>
-        <w:tc>
-          <w:tcPr>
-            <w:tcW w:type="pct" w:w="2500"/>
-            <w:tcMar>
-              <w:top w:type="dxa" w:w="20"/>
-              <w:left w:type="dxa" w:w="80"/>
-              <w:bottom w:type="dxa" w:w="20"/>
-              <w:right w:type="dxa" w:w="80"/>
-            </w:tcMar>
-          </w:tcPr>
-          <w:p>
-            <w:pPr>
-              <w:spacing w:before="12" w:after="12"/>
-            </w:pPr>
-            <w:r>
-              <w:rPr>
-                <w:b/>
-                <w:bCs/>
-                <w:color w:val="8186EF"/>
-                <w:sz w:val="16"/>
-                <w:szCs w:val="16"/>
-              </w:rPr>
-              <w:t xml:space="preserve">20  </w:t>
-            </w:r>
-            <w:r>
-              <w:rPr>
-                <w:sz w:val="16"/>
-                <w:szCs w:val="16"/>
-              </w:rPr>
-              <w:t xml:space="preserve">Manufacturing Overhead Control</w:t>
-            </w:r>
-          </w:p>
-        </w:tc>
-        <w:tc>
-          <w:tcPr>
-            <w:tcW w:type="pct" w:w="2500"/>
-            <w:tcMar>
-              <w:top w:type="dxa" w:w="20"/>
-              <w:left w:type="dxa" w:w="80"/>
-              <w:bottom w:type="dxa" w:w="20"/>
-              <w:right w:type="dxa" w:w="80"/>
-            </w:tcMar>
-          </w:tcPr>
-          <w:p>
-            <w:pPr>
-              <w:spacing w:before="12" w:after="12"/>
-            </w:pPr>
-            <w:r>
-              <w:rPr>
-                <w:b/>
-                <w:bCs/>
-                <w:color w:val="8186EF"/>
-                <w:sz w:val="16"/>
-                <w:szCs w:val="16"/>
-              </w:rPr>
-              <w:t xml:space="preserve">40  </w:t>
-            </w:r>
-            <w:r>
-              <w:rPr>
-                <w:sz w:val="16"/>
-                <w:szCs w:val="16"/>
-              </w:rPr>
-              <w:t xml:space="preserve">standard quantity allowed</w:t>
+              <w:spacing w:before="24" w:after="24"/>
+            </w:pPr>
+            <w:r>
+              <w:rPr>
+                <w:sz w:val="16"/>
+                <w:szCs w:val="16"/>
+              </w:rPr>
+              <w:t xml:space="preserve"/>
             </w:r>
           </w:p>
         </w:tc>
